--- a/country/аргентина.docx
+++ b/country/аргентина.docx
@@ -2,6 +2,4812 @@
 <file path=word/document.xml><?xml version="1.0" encoding="utf-8"?>
 <w:document xmlns:wpc="http://schemas.microsoft.com/office/word/2010/wordprocessingCanvas" xmlns:cx="http://schemas.microsoft.com/office/drawing/2014/chartex" xmlns:cx1="http://schemas.microsoft.com/office/drawing/2015/9/8/chartex" xmlns:mc="http://schemas.openxmlformats.org/markup-compatibility/2006" xmlns:o="urn:schemas-microsoft-com:office:office" xmlns:r="http://schemas.openxmlformats.org/officeDocument/2006/relationships" xmlns:m="http://schemas.openxmlformats.org/officeDocument/2006/math" xmlns:v="urn:schemas-microsoft-com:vml" xmlns:wp14="http://schemas.microsoft.com/office/word/2010/wordprocessingDrawing" xmlns:wp="http://schemas.openxmlformats.org/drawingml/2006/wordprocessingDrawing" xmlns:w10="urn:schemas-microsoft-com:office:word" xmlns:w="http://schemas.openxmlformats.org/wordprocessingml/2006/main" xmlns:w14="http://schemas.microsoft.com/office/word/2010/wordml" xmlns:w15="http://schemas.microsoft.com/office/word/2012/wordml" xmlns:w16se="http://schemas.microsoft.com/office/word/2015/wordml/symex" xmlns:wpg="http://schemas.microsoft.com/office/word/2010/wordprocessingGroup" xmlns:wpi="http://schemas.microsoft.com/office/word/2010/wordprocessingInk" xmlns:wne="http://schemas.microsoft.com/office/word/2006/wordml" xmlns:wps="http://schemas.microsoft.com/office/word/2010/wordprocessingShape" mc:Ignorable="w14 w15 w16se wp14">
   <w:body>
+    <w:p>
+      <w:pPr>
+        <w:rPr>
+          <w:rStyle w:val="a4"/>
+          <w:rFonts w:ascii="Segoe UI" w:hAnsi="Segoe UI" w:cs="Segoe UI"/>
+          <w:color w:val="FFFFFF" w:themeColor="background1"/>
+          <w:shd w:val="clear" w:color="auto" w:fill="151517"/>
+        </w:rPr>
+      </w:pPr>
+      <w:r>
+        <w:rPr>
+          <w:rStyle w:val="a4"/>
+          <w:rFonts w:ascii="Segoe UI" w:hAnsi="Segoe UI" w:cs="Segoe UI"/>
+          <w:color w:val="FFFFFF" w:themeColor="background1"/>
+          <w:shd w:val="clear" w:color="auto" w:fill="151517"/>
+        </w:rPr>
+        <w:fldChar w:fldCharType="begin"/>
+      </w:r>
+      <w:r>
+        <w:rPr>
+          <w:rStyle w:val="a4"/>
+          <w:rFonts w:ascii="Segoe UI" w:hAnsi="Segoe UI" w:cs="Segoe UI"/>
+          <w:color w:val="FFFFFF" w:themeColor="background1"/>
+          <w:shd w:val="clear" w:color="auto" w:fill="151517"/>
+        </w:rPr>
+        <w:instrText xml:space="preserve"> HYPERLINK "</w:instrText>
+      </w:r>
+      <w:r>
+        <w:rPr>
+          <w:rStyle w:val="a4"/>
+          <w:rFonts w:ascii="Segoe UI" w:hAnsi="Segoe UI" w:cs="Segoe UI"/>
+          <w:color w:val="FFFFFF" w:themeColor="background1"/>
+          <w:shd w:val="clear" w:color="auto" w:fill="151517"/>
+        </w:rPr>
+        <w:instrText>https://www.winesofargentina.org/en</w:instrText>
+      </w:r>
+      <w:r>
+        <w:rPr>
+          <w:rStyle w:val="a4"/>
+          <w:rFonts w:ascii="Segoe UI" w:hAnsi="Segoe UI" w:cs="Segoe UI"/>
+          <w:color w:val="FFFFFF" w:themeColor="background1"/>
+          <w:shd w:val="clear" w:color="auto" w:fill="151517"/>
+        </w:rPr>
+        <w:instrText xml:space="preserve">" </w:instrText>
+      </w:r>
+      <w:r>
+        <w:rPr>
+          <w:rStyle w:val="a4"/>
+          <w:rFonts w:ascii="Segoe UI" w:hAnsi="Segoe UI" w:cs="Segoe UI"/>
+          <w:color w:val="FFFFFF" w:themeColor="background1"/>
+          <w:shd w:val="clear" w:color="auto" w:fill="151517"/>
+        </w:rPr>
+        <w:fldChar w:fldCharType="separate"/>
+      </w:r>
+      <w:r>
+        <w:rPr>
+          <w:rStyle w:val="a3"/>
+          <w:rFonts w:ascii="Segoe UI" w:hAnsi="Segoe UI" w:cs="Segoe UI"/>
+          <w:shd w:val="clear" w:color="auto" w:fill="151517"/>
+        </w:rPr>
+        <w:t>https://www.winesofargentina.org/en</w:t>
+      </w:r>
+      <w:r>
+        <w:rPr>
+          <w:rStyle w:val="a4"/>
+          <w:rFonts w:ascii="Segoe UI" w:hAnsi="Segoe UI" w:cs="Segoe UI"/>
+          <w:color w:val="FFFFFF" w:themeColor="background1"/>
+          <w:shd w:val="clear" w:color="auto" w:fill="151517"/>
+        </w:rPr>
+        <w:fldChar w:fldCharType="end"/>
+      </w:r>
+    </w:p>
+    <w:p>
+      <w:pPr>
+        <w:rPr>
+          <w:rStyle w:val="a4"/>
+          <w:rFonts w:ascii="Segoe UI" w:hAnsi="Segoe UI" w:cs="Segoe UI"/>
+          <w:color w:val="FFFFFF" w:themeColor="background1"/>
+          <w:shd w:val="clear" w:color="auto" w:fill="151517"/>
+        </w:rPr>
+      </w:pPr>
+    </w:p>
+    <w:p>
+      <w:pPr>
+        <w:pStyle w:val="2"/>
+        <w:shd w:val="clear" w:color="auto" w:fill="581945"/>
+        <w:spacing w:before="300" w:beforeAutospacing="0" w:after="300" w:afterAutospacing="0" w:line="720" w:lineRule="atLeast"/>
+        <w:rPr>
+          <w:rFonts w:ascii="Arial" w:hAnsi="Arial" w:cs="Arial"/>
+          <w:b w:val="0"/>
+          <w:bCs w:val="0"/>
+          <w:color w:val="FFFFFF"/>
+          <w:sz w:val="57"/>
+          <w:szCs w:val="57"/>
+        </w:rPr>
+      </w:pPr>
+      <w:r>
+        <w:rPr>
+          <w:rFonts w:ascii="Arial" w:hAnsi="Arial" w:cs="Arial"/>
+          <w:b w:val="0"/>
+          <w:bCs w:val="0"/>
+          <w:color w:val="FFFFFF"/>
+          <w:sz w:val="57"/>
+          <w:szCs w:val="57"/>
+        </w:rPr>
+        <w:t>История аргентинского виноделия</w:t>
+      </w:r>
+    </w:p>
+    <w:p>
+      <w:pPr>
+        <w:pStyle w:val="a5"/>
+        <w:shd w:val="clear" w:color="auto" w:fill="581945"/>
+        <w:spacing w:before="0" w:beforeAutospacing="0" w:after="150" w:afterAutospacing="0" w:line="450" w:lineRule="atLeast"/>
+        <w:rPr>
+          <w:rFonts w:ascii="Arial" w:hAnsi="Arial" w:cs="Arial"/>
+          <w:color w:val="FFFFFF"/>
+          <w:sz w:val="26"/>
+          <w:szCs w:val="26"/>
+        </w:rPr>
+      </w:pPr>
+      <w:r>
+        <w:rPr>
+          <w:rStyle w:val="a4"/>
+          <w:rFonts w:ascii="Arial" w:hAnsi="Arial" w:cs="Arial"/>
+          <w:color w:val="FFFFFF"/>
+          <w:sz w:val="26"/>
+          <w:szCs w:val="26"/>
+        </w:rPr>
+        <w:t>История винодельческого региона</w:t>
+      </w:r>
+    </w:p>
+    <w:p>
+      <w:pPr>
+        <w:pStyle w:val="a5"/>
+        <w:shd w:val="clear" w:color="auto" w:fill="581945"/>
+        <w:spacing w:before="0" w:beforeAutospacing="0" w:after="150" w:afterAutospacing="0" w:line="450" w:lineRule="atLeast"/>
+        <w:rPr>
+          <w:rFonts w:ascii="Arial" w:hAnsi="Arial" w:cs="Arial"/>
+          <w:color w:val="FFFFFF"/>
+          <w:sz w:val="26"/>
+          <w:szCs w:val="26"/>
+        </w:rPr>
+      </w:pPr>
+      <w:r>
+        <w:rPr>
+          <w:rFonts w:ascii="Arial" w:hAnsi="Arial" w:cs="Arial"/>
+          <w:color w:val="FFFFFF"/>
+          <w:sz w:val="26"/>
+          <w:szCs w:val="26"/>
+        </w:rPr>
+        <w:t>История аргентинского виноделия начинается в </w:t>
+      </w:r>
+      <w:r>
+        <w:rPr>
+          <w:rStyle w:val="a4"/>
+          <w:rFonts w:ascii="Arial" w:hAnsi="Arial" w:cs="Arial"/>
+          <w:color w:val="FFFFFF"/>
+          <w:sz w:val="26"/>
+          <w:szCs w:val="26"/>
+        </w:rPr>
+        <w:t xml:space="preserve">1551 </w:t>
+      </w:r>
+      <w:proofErr w:type="gramStart"/>
+      <w:r>
+        <w:rPr>
+          <w:rStyle w:val="a4"/>
+          <w:rFonts w:ascii="Arial" w:hAnsi="Arial" w:cs="Arial"/>
+          <w:color w:val="FFFFFF"/>
+          <w:sz w:val="26"/>
+          <w:szCs w:val="26"/>
+        </w:rPr>
+        <w:t>году</w:t>
+      </w:r>
+      <w:r>
+        <w:rPr>
+          <w:rFonts w:ascii="Arial" w:hAnsi="Arial" w:cs="Arial"/>
+          <w:color w:val="FFFFFF"/>
+          <w:sz w:val="26"/>
+          <w:szCs w:val="26"/>
+        </w:rPr>
+        <w:t> ,</w:t>
+      </w:r>
+      <w:proofErr w:type="gramEnd"/>
+      <w:r>
+        <w:rPr>
+          <w:rFonts w:ascii="Arial" w:hAnsi="Arial" w:cs="Arial"/>
+          <w:color w:val="FFFFFF"/>
+          <w:sz w:val="26"/>
+          <w:szCs w:val="26"/>
+        </w:rPr>
+        <w:t xml:space="preserve"> когда </w:t>
+      </w:r>
+      <w:r>
+        <w:rPr>
+          <w:rStyle w:val="a4"/>
+          <w:rFonts w:ascii="Arial" w:hAnsi="Arial" w:cs="Arial"/>
+          <w:color w:val="FFFFFF"/>
+          <w:sz w:val="26"/>
+          <w:szCs w:val="26"/>
+        </w:rPr>
+        <w:t>испанские поселенцы</w:t>
+      </w:r>
+      <w:r>
+        <w:rPr>
+          <w:rFonts w:ascii="Arial" w:hAnsi="Arial" w:cs="Arial"/>
+          <w:color w:val="FFFFFF"/>
+          <w:sz w:val="26"/>
+          <w:szCs w:val="26"/>
+        </w:rPr>
+        <w:t> завезли сорта </w:t>
+      </w:r>
+      <w:r>
+        <w:rPr>
+          <w:rStyle w:val="a6"/>
+          <w:rFonts w:ascii="Arial" w:hAnsi="Arial" w:cs="Arial"/>
+          <w:color w:val="FFFFFF"/>
+          <w:sz w:val="26"/>
+          <w:szCs w:val="26"/>
+        </w:rPr>
+        <w:t xml:space="preserve">винограда </w:t>
+      </w:r>
+      <w:proofErr w:type="spellStart"/>
+      <w:r>
+        <w:rPr>
+          <w:rStyle w:val="a6"/>
+          <w:rFonts w:ascii="Arial" w:hAnsi="Arial" w:cs="Arial"/>
+          <w:color w:val="FFFFFF"/>
+          <w:sz w:val="26"/>
+          <w:szCs w:val="26"/>
+        </w:rPr>
+        <w:t>Vitis</w:t>
+      </w:r>
+      <w:proofErr w:type="spellEnd"/>
+      <w:r>
+        <w:rPr>
+          <w:rStyle w:val="a6"/>
+          <w:rFonts w:ascii="Arial" w:hAnsi="Arial" w:cs="Arial"/>
+          <w:color w:val="FFFFFF"/>
+          <w:sz w:val="26"/>
+          <w:szCs w:val="26"/>
+        </w:rPr>
+        <w:t xml:space="preserve"> </w:t>
+      </w:r>
+      <w:proofErr w:type="spellStart"/>
+      <w:r>
+        <w:rPr>
+          <w:rStyle w:val="a6"/>
+          <w:rFonts w:ascii="Arial" w:hAnsi="Arial" w:cs="Arial"/>
+          <w:color w:val="FFFFFF"/>
+          <w:sz w:val="26"/>
+          <w:szCs w:val="26"/>
+        </w:rPr>
+        <w:t>vinifera</w:t>
+      </w:r>
+      <w:proofErr w:type="spellEnd"/>
+      <w:r>
+        <w:rPr>
+          <w:rStyle w:val="a6"/>
+          <w:rFonts w:ascii="Arial" w:hAnsi="Arial" w:cs="Arial"/>
+          <w:color w:val="FFFFFF"/>
+          <w:sz w:val="26"/>
+          <w:szCs w:val="26"/>
+        </w:rPr>
+        <w:t xml:space="preserve"> . </w:t>
+      </w:r>
+      <w:r>
+        <w:rPr>
+          <w:rStyle w:val="a4"/>
+          <w:rFonts w:ascii="Arial" w:hAnsi="Arial" w:cs="Arial"/>
+          <w:color w:val="FFFFFF"/>
+          <w:sz w:val="26"/>
+          <w:szCs w:val="26"/>
+        </w:rPr>
+        <w:t>Испанская колонизация</w:t>
+      </w:r>
+      <w:r>
+        <w:rPr>
+          <w:rFonts w:ascii="Arial" w:hAnsi="Arial" w:cs="Arial"/>
+          <w:color w:val="FFFFFF"/>
+          <w:sz w:val="26"/>
+          <w:szCs w:val="26"/>
+        </w:rPr>
+        <w:t> Аргентины началась в начале </w:t>
+      </w:r>
+      <w:r>
+        <w:rPr>
+          <w:rStyle w:val="a4"/>
+          <w:rFonts w:ascii="Arial" w:hAnsi="Arial" w:cs="Arial"/>
+          <w:color w:val="FFFFFF"/>
+          <w:sz w:val="26"/>
+          <w:szCs w:val="26"/>
+        </w:rPr>
+        <w:t xml:space="preserve">XVI </w:t>
+      </w:r>
+      <w:proofErr w:type="gramStart"/>
+      <w:r>
+        <w:rPr>
+          <w:rStyle w:val="a4"/>
+          <w:rFonts w:ascii="Arial" w:hAnsi="Arial" w:cs="Arial"/>
+          <w:color w:val="FFFFFF"/>
+          <w:sz w:val="26"/>
+          <w:szCs w:val="26"/>
+        </w:rPr>
+        <w:t>века</w:t>
+      </w:r>
+      <w:r>
+        <w:rPr>
+          <w:rFonts w:ascii="Arial" w:hAnsi="Arial" w:cs="Arial"/>
+          <w:color w:val="FFFFFF"/>
+          <w:sz w:val="26"/>
+          <w:szCs w:val="26"/>
+        </w:rPr>
+        <w:t> ,</w:t>
+      </w:r>
+      <w:proofErr w:type="gramEnd"/>
+      <w:r>
+        <w:rPr>
+          <w:rFonts w:ascii="Arial" w:hAnsi="Arial" w:cs="Arial"/>
+          <w:color w:val="FFFFFF"/>
+          <w:sz w:val="26"/>
+          <w:szCs w:val="26"/>
+        </w:rPr>
+        <w:t xml:space="preserve"> что привело к созданию </w:t>
+      </w:r>
+      <w:r>
+        <w:rPr>
+          <w:rStyle w:val="a4"/>
+          <w:rFonts w:ascii="Arial" w:hAnsi="Arial" w:cs="Arial"/>
+          <w:color w:val="FFFFFF"/>
+          <w:sz w:val="26"/>
+          <w:szCs w:val="26"/>
+        </w:rPr>
+        <w:t>вице-королевства Рио-де-</w:t>
+      </w:r>
+      <w:proofErr w:type="spellStart"/>
+      <w:r>
+        <w:rPr>
+          <w:rStyle w:val="a4"/>
+          <w:rFonts w:ascii="Arial" w:hAnsi="Arial" w:cs="Arial"/>
+          <w:color w:val="FFFFFF"/>
+          <w:sz w:val="26"/>
+          <w:szCs w:val="26"/>
+        </w:rPr>
+        <w:t>ла-Плата</w:t>
+      </w:r>
+      <w:proofErr w:type="spellEnd"/>
+      <w:r>
+        <w:rPr>
+          <w:rFonts w:ascii="Arial" w:hAnsi="Arial" w:cs="Arial"/>
+          <w:color w:val="FFFFFF"/>
+          <w:sz w:val="26"/>
+          <w:szCs w:val="26"/>
+        </w:rPr>
+        <w:t> в </w:t>
+      </w:r>
+      <w:r>
+        <w:rPr>
+          <w:rStyle w:val="a4"/>
+          <w:rFonts w:ascii="Arial" w:hAnsi="Arial" w:cs="Arial"/>
+          <w:color w:val="FFFFFF"/>
+          <w:sz w:val="26"/>
+          <w:szCs w:val="26"/>
+        </w:rPr>
+        <w:t>1776 году</w:t>
+      </w:r>
+      <w:r>
+        <w:rPr>
+          <w:rFonts w:ascii="Arial" w:hAnsi="Arial" w:cs="Arial"/>
+          <w:color w:val="FFFFFF"/>
+          <w:sz w:val="26"/>
+          <w:szCs w:val="26"/>
+        </w:rPr>
+        <w:t> . Во время испанской колонизации в Аргентину были завезены </w:t>
+      </w:r>
+      <w:r>
+        <w:rPr>
+          <w:rStyle w:val="a4"/>
+          <w:rFonts w:ascii="Arial" w:hAnsi="Arial" w:cs="Arial"/>
+          <w:color w:val="FFFFFF"/>
+          <w:sz w:val="26"/>
+          <w:szCs w:val="26"/>
+        </w:rPr>
+        <w:t xml:space="preserve">черенки </w:t>
+      </w:r>
+      <w:proofErr w:type="gramStart"/>
+      <w:r>
+        <w:rPr>
+          <w:rStyle w:val="a4"/>
+          <w:rFonts w:ascii="Arial" w:hAnsi="Arial" w:cs="Arial"/>
+          <w:color w:val="FFFFFF"/>
+          <w:sz w:val="26"/>
+          <w:szCs w:val="26"/>
+        </w:rPr>
+        <w:t>винограда</w:t>
+      </w:r>
+      <w:r>
+        <w:rPr>
+          <w:rFonts w:ascii="Arial" w:hAnsi="Arial" w:cs="Arial"/>
+          <w:color w:val="FFFFFF"/>
+          <w:sz w:val="26"/>
+          <w:szCs w:val="26"/>
+        </w:rPr>
+        <w:t> ,</w:t>
+      </w:r>
+      <w:proofErr w:type="gramEnd"/>
+      <w:r>
+        <w:rPr>
+          <w:rFonts w:ascii="Arial" w:hAnsi="Arial" w:cs="Arial"/>
+          <w:color w:val="FFFFFF"/>
+          <w:sz w:val="26"/>
+          <w:szCs w:val="26"/>
+        </w:rPr>
+        <w:t xml:space="preserve"> что привело к созданию </w:t>
+      </w:r>
+      <w:r>
+        <w:rPr>
+          <w:rStyle w:val="a4"/>
+          <w:rFonts w:ascii="Arial" w:hAnsi="Arial" w:cs="Arial"/>
+          <w:color w:val="FFFFFF"/>
+          <w:sz w:val="26"/>
+          <w:szCs w:val="26"/>
+        </w:rPr>
+        <w:t>виноградников</w:t>
+      </w:r>
+      <w:r>
+        <w:rPr>
+          <w:rFonts w:ascii="Arial" w:hAnsi="Arial" w:cs="Arial"/>
+          <w:color w:val="FFFFFF"/>
+          <w:sz w:val="26"/>
+          <w:szCs w:val="26"/>
+        </w:rPr>
+        <w:t> в различных регионах. Значительная </w:t>
+      </w:r>
+      <w:r>
+        <w:rPr>
+          <w:rStyle w:val="a4"/>
+          <w:rFonts w:ascii="Arial" w:hAnsi="Arial" w:cs="Arial"/>
+          <w:color w:val="FFFFFF"/>
+          <w:sz w:val="26"/>
+          <w:szCs w:val="26"/>
+        </w:rPr>
+        <w:t>иммиграция из </w:t>
+      </w:r>
+      <w:hyperlink r:id="rId4" w:history="1">
+        <w:r>
+          <w:rPr>
+            <w:rStyle w:val="a4"/>
+            <w:rFonts w:ascii="Arial" w:hAnsi="Arial" w:cs="Arial"/>
+            <w:color w:val="FFFFFF"/>
+            <w:u w:val="single"/>
+          </w:rPr>
+          <w:t>Испании</w:t>
+        </w:r>
+      </w:hyperlink>
+      <w:r>
+        <w:rPr>
+          <w:rStyle w:val="a4"/>
+          <w:rFonts w:ascii="Arial" w:hAnsi="Arial" w:cs="Arial"/>
+          <w:color w:val="FFFFFF"/>
+          <w:sz w:val="26"/>
+          <w:szCs w:val="26"/>
+        </w:rPr>
+        <w:t> и Италии</w:t>
+      </w:r>
+      <w:r>
+        <w:rPr>
+          <w:rFonts w:ascii="Arial" w:hAnsi="Arial" w:cs="Arial"/>
+          <w:color w:val="FFFFFF"/>
+          <w:sz w:val="26"/>
+          <w:szCs w:val="26"/>
+        </w:rPr>
+        <w:t> в </w:t>
+      </w:r>
+      <w:r>
+        <w:rPr>
+          <w:rStyle w:val="a4"/>
+          <w:rFonts w:ascii="Arial" w:hAnsi="Arial" w:cs="Arial"/>
+          <w:color w:val="FFFFFF"/>
+          <w:sz w:val="26"/>
+          <w:szCs w:val="26"/>
+        </w:rPr>
+        <w:t>XIX веке</w:t>
+      </w:r>
+      <w:r>
+        <w:rPr>
+          <w:rFonts w:ascii="Arial" w:hAnsi="Arial" w:cs="Arial"/>
+          <w:color w:val="FFFFFF"/>
+          <w:sz w:val="26"/>
+          <w:szCs w:val="26"/>
+        </w:rPr>
+        <w:t> принесла в Аргентину </w:t>
+      </w:r>
+      <w:r>
+        <w:rPr>
+          <w:rStyle w:val="a4"/>
+          <w:rFonts w:ascii="Arial" w:hAnsi="Arial" w:cs="Arial"/>
+          <w:color w:val="FFFFFF"/>
+          <w:sz w:val="26"/>
+          <w:szCs w:val="26"/>
+        </w:rPr>
+        <w:t>знания о виноделии , еще больше сформировав виноградарский ландшафт</w:t>
+      </w:r>
+      <w:r>
+        <w:rPr>
+          <w:rFonts w:ascii="Arial" w:hAnsi="Arial" w:cs="Arial"/>
+          <w:color w:val="FFFFFF"/>
+          <w:sz w:val="26"/>
+          <w:szCs w:val="26"/>
+        </w:rPr>
+        <w:t> страны . В частности, </w:t>
+      </w:r>
+      <w:r>
+        <w:rPr>
+          <w:rStyle w:val="a4"/>
+          <w:rFonts w:ascii="Arial" w:hAnsi="Arial" w:cs="Arial"/>
+          <w:color w:val="FFFFFF"/>
+          <w:sz w:val="26"/>
+          <w:szCs w:val="26"/>
+        </w:rPr>
+        <w:t>итальянские иммигранты</w:t>
+      </w:r>
+      <w:r>
+        <w:rPr>
+          <w:rFonts w:ascii="Arial" w:hAnsi="Arial" w:cs="Arial"/>
+          <w:color w:val="FFFFFF"/>
+          <w:sz w:val="26"/>
+          <w:szCs w:val="26"/>
+        </w:rPr>
+        <w:t> завезли множество </w:t>
+      </w:r>
+      <w:hyperlink r:id="rId5" w:history="1">
+        <w:r>
+          <w:rPr>
+            <w:rStyle w:val="a3"/>
+            <w:rFonts w:ascii="Arial" w:eastAsiaTheme="majorEastAsia" w:hAnsi="Arial" w:cs="Arial"/>
+            <w:b/>
+            <w:bCs/>
+            <w:color w:val="FFFFFF"/>
+          </w:rPr>
+          <w:t>итальянских сортов винограда,</w:t>
+        </w:r>
+      </w:hyperlink>
+      <w:r>
+        <w:rPr>
+          <w:rFonts w:ascii="Arial" w:hAnsi="Arial" w:cs="Arial"/>
+          <w:color w:val="FFFFFF"/>
+          <w:sz w:val="26"/>
+          <w:szCs w:val="26"/>
+        </w:rPr>
+        <w:t> таких как </w:t>
+      </w:r>
+      <w:proofErr w:type="spellStart"/>
+      <w:r>
+        <w:rPr>
+          <w:rFonts w:ascii="Arial" w:hAnsi="Arial" w:cs="Arial"/>
+          <w:color w:val="FFFFFF"/>
+          <w:sz w:val="26"/>
+          <w:szCs w:val="26"/>
+        </w:rPr>
+        <w:fldChar w:fldCharType="begin"/>
+      </w:r>
+      <w:r>
+        <w:rPr>
+          <w:rFonts w:ascii="Arial" w:hAnsi="Arial" w:cs="Arial"/>
+          <w:color w:val="FFFFFF"/>
+          <w:sz w:val="26"/>
+          <w:szCs w:val="26"/>
+        </w:rPr>
+        <w:instrText xml:space="preserve"> HYPERLINK "https://www.vinerra.com/education/grapes/barbera-an-in-depth-grape-varietal-profile" </w:instrText>
+      </w:r>
+      <w:r>
+        <w:rPr>
+          <w:rFonts w:ascii="Arial" w:hAnsi="Arial" w:cs="Arial"/>
+          <w:color w:val="FFFFFF"/>
+          <w:sz w:val="26"/>
+          <w:szCs w:val="26"/>
+        </w:rPr>
+        <w:fldChar w:fldCharType="separate"/>
+      </w:r>
+      <w:r>
+        <w:rPr>
+          <w:rStyle w:val="a4"/>
+          <w:rFonts w:ascii="Arial" w:hAnsi="Arial" w:cs="Arial"/>
+          <w:color w:val="FFFFFF"/>
+          <w:u w:val="single"/>
+        </w:rPr>
+        <w:t>Барбера</w:t>
+      </w:r>
+      <w:proofErr w:type="spellEnd"/>
+      <w:r>
+        <w:rPr>
+          <w:rFonts w:ascii="Arial" w:hAnsi="Arial" w:cs="Arial"/>
+          <w:color w:val="FFFFFF"/>
+          <w:sz w:val="26"/>
+          <w:szCs w:val="26"/>
+        </w:rPr>
+        <w:fldChar w:fldCharType="end"/>
+      </w:r>
+      <w:r>
+        <w:rPr>
+          <w:rFonts w:ascii="Arial" w:hAnsi="Arial" w:cs="Arial"/>
+          <w:color w:val="FFFFFF"/>
+          <w:sz w:val="26"/>
+          <w:szCs w:val="26"/>
+        </w:rPr>
+        <w:t> , </w:t>
+      </w:r>
+      <w:proofErr w:type="spellStart"/>
+      <w:r>
+        <w:rPr>
+          <w:rStyle w:val="a4"/>
+          <w:rFonts w:ascii="Arial" w:hAnsi="Arial" w:cs="Arial"/>
+          <w:color w:val="FFFFFF"/>
+          <w:sz w:val="26"/>
+          <w:szCs w:val="26"/>
+        </w:rPr>
+        <w:t>Дольчетто</w:t>
+      </w:r>
+      <w:proofErr w:type="spellEnd"/>
+      <w:r>
+        <w:rPr>
+          <w:rFonts w:ascii="Arial" w:hAnsi="Arial" w:cs="Arial"/>
+          <w:color w:val="FFFFFF"/>
+          <w:sz w:val="26"/>
+          <w:szCs w:val="26"/>
+        </w:rPr>
+        <w:t> , </w:t>
+      </w:r>
+      <w:proofErr w:type="spellStart"/>
+      <w:r>
+        <w:rPr>
+          <w:rFonts w:ascii="Arial" w:hAnsi="Arial" w:cs="Arial"/>
+          <w:color w:val="FFFFFF"/>
+          <w:sz w:val="26"/>
+          <w:szCs w:val="26"/>
+        </w:rPr>
+        <w:fldChar w:fldCharType="begin"/>
+      </w:r>
+      <w:r>
+        <w:rPr>
+          <w:rFonts w:ascii="Arial" w:hAnsi="Arial" w:cs="Arial"/>
+          <w:color w:val="FFFFFF"/>
+          <w:sz w:val="26"/>
+          <w:szCs w:val="26"/>
+        </w:rPr>
+        <w:instrText xml:space="preserve"> HYPERLINK "https://www.vinerra.com/education/grapes/nebbiolo-in-depth-grape-varietal-profile" </w:instrText>
+      </w:r>
+      <w:r>
+        <w:rPr>
+          <w:rFonts w:ascii="Arial" w:hAnsi="Arial" w:cs="Arial"/>
+          <w:color w:val="FFFFFF"/>
+          <w:sz w:val="26"/>
+          <w:szCs w:val="26"/>
+        </w:rPr>
+        <w:fldChar w:fldCharType="separate"/>
+      </w:r>
+      <w:r>
+        <w:rPr>
+          <w:rStyle w:val="a4"/>
+          <w:rFonts w:ascii="Arial" w:hAnsi="Arial" w:cs="Arial"/>
+          <w:color w:val="FFFFFF"/>
+          <w:u w:val="single"/>
+        </w:rPr>
+        <w:t>Неббиоло</w:t>
+      </w:r>
+      <w:proofErr w:type="spellEnd"/>
+      <w:r>
+        <w:rPr>
+          <w:rFonts w:ascii="Arial" w:hAnsi="Arial" w:cs="Arial"/>
+          <w:color w:val="FFFFFF"/>
+          <w:sz w:val="26"/>
+          <w:szCs w:val="26"/>
+        </w:rPr>
+        <w:fldChar w:fldCharType="end"/>
+      </w:r>
+      <w:r>
+        <w:rPr>
+          <w:rFonts w:ascii="Arial" w:hAnsi="Arial" w:cs="Arial"/>
+          <w:color w:val="FFFFFF"/>
+          <w:sz w:val="26"/>
+          <w:szCs w:val="26"/>
+        </w:rPr>
+        <w:t> и </w:t>
+      </w:r>
+      <w:proofErr w:type="spellStart"/>
+      <w:r>
+        <w:rPr>
+          <w:rFonts w:ascii="Arial" w:hAnsi="Arial" w:cs="Arial"/>
+          <w:color w:val="FFFFFF"/>
+          <w:sz w:val="26"/>
+          <w:szCs w:val="26"/>
+        </w:rPr>
+        <w:fldChar w:fldCharType="begin"/>
+      </w:r>
+      <w:r>
+        <w:rPr>
+          <w:rFonts w:ascii="Arial" w:hAnsi="Arial" w:cs="Arial"/>
+          <w:color w:val="FFFFFF"/>
+          <w:sz w:val="26"/>
+          <w:szCs w:val="26"/>
+        </w:rPr>
+        <w:instrText xml:space="preserve"> HYPERLINK "https://www.vinerra.com/education/grapes/sangiovese-grape-characteristics-varieties-and-food-pairings" </w:instrText>
+      </w:r>
+      <w:r>
+        <w:rPr>
+          <w:rFonts w:ascii="Arial" w:hAnsi="Arial" w:cs="Arial"/>
+          <w:color w:val="FFFFFF"/>
+          <w:sz w:val="26"/>
+          <w:szCs w:val="26"/>
+        </w:rPr>
+        <w:fldChar w:fldCharType="separate"/>
+      </w:r>
+      <w:r>
+        <w:rPr>
+          <w:rStyle w:val="a4"/>
+          <w:rFonts w:ascii="Arial" w:hAnsi="Arial" w:cs="Arial"/>
+          <w:color w:val="FFFFFF"/>
+          <w:u w:val="single"/>
+        </w:rPr>
+        <w:t>Санджовезе</w:t>
+      </w:r>
+      <w:proofErr w:type="spellEnd"/>
+      <w:r>
+        <w:rPr>
+          <w:rFonts w:ascii="Arial" w:hAnsi="Arial" w:cs="Arial"/>
+          <w:color w:val="FFFFFF"/>
+          <w:sz w:val="26"/>
+          <w:szCs w:val="26"/>
+        </w:rPr>
+        <w:fldChar w:fldCharType="end"/>
+      </w:r>
+      <w:r>
+        <w:rPr>
+          <w:rFonts w:ascii="Arial" w:hAnsi="Arial" w:cs="Arial"/>
+          <w:color w:val="FFFFFF"/>
+          <w:sz w:val="26"/>
+          <w:szCs w:val="26"/>
+        </w:rPr>
+        <w:t> , которые сейчас в значительных количествах выращиваются по всей Аргентине.</w:t>
+      </w:r>
+    </w:p>
+    <w:p>
+      <w:pPr>
+        <w:pStyle w:val="a5"/>
+        <w:shd w:val="clear" w:color="auto" w:fill="581945"/>
+        <w:spacing w:before="0" w:beforeAutospacing="0" w:after="150" w:afterAutospacing="0" w:line="450" w:lineRule="atLeast"/>
+        <w:rPr>
+          <w:rFonts w:ascii="Arial" w:hAnsi="Arial" w:cs="Arial"/>
+          <w:color w:val="FFFFFF"/>
+          <w:sz w:val="26"/>
+          <w:szCs w:val="26"/>
+        </w:rPr>
+      </w:pPr>
+      <w:r>
+        <w:rPr>
+          <w:rFonts w:ascii="Arial" w:hAnsi="Arial" w:cs="Arial"/>
+          <w:color w:val="FFFFFF"/>
+          <w:sz w:val="26"/>
+          <w:szCs w:val="26"/>
+        </w:rPr>
+        <w:t>В </w:t>
+      </w:r>
+      <w:r>
+        <w:rPr>
+          <w:rStyle w:val="a4"/>
+          <w:rFonts w:ascii="Arial" w:hAnsi="Arial" w:cs="Arial"/>
+          <w:color w:val="FFFFFF"/>
+          <w:sz w:val="26"/>
+          <w:szCs w:val="26"/>
+        </w:rPr>
+        <w:t>1556 году</w:t>
+      </w:r>
+      <w:r>
+        <w:rPr>
+          <w:rFonts w:ascii="Arial" w:hAnsi="Arial" w:cs="Arial"/>
+          <w:color w:val="FFFFFF"/>
+          <w:sz w:val="26"/>
+          <w:szCs w:val="26"/>
+        </w:rPr>
+        <w:t> отец </w:t>
+      </w:r>
+      <w:r>
+        <w:rPr>
+          <w:rStyle w:val="a4"/>
+          <w:rFonts w:ascii="Arial" w:hAnsi="Arial" w:cs="Arial"/>
+          <w:color w:val="FFFFFF"/>
+          <w:sz w:val="26"/>
+          <w:szCs w:val="26"/>
+        </w:rPr>
+        <w:t xml:space="preserve">Хуан </w:t>
+      </w:r>
+      <w:proofErr w:type="spellStart"/>
+      <w:r>
+        <w:rPr>
+          <w:rStyle w:val="a4"/>
+          <w:rFonts w:ascii="Arial" w:hAnsi="Arial" w:cs="Arial"/>
+          <w:color w:val="FFFFFF"/>
+          <w:sz w:val="26"/>
+          <w:szCs w:val="26"/>
+        </w:rPr>
+        <w:t>Седрон</w:t>
+      </w:r>
+      <w:proofErr w:type="spellEnd"/>
+      <w:r>
+        <w:rPr>
+          <w:rFonts w:ascii="Arial" w:hAnsi="Arial" w:cs="Arial"/>
+          <w:color w:val="FFFFFF"/>
+          <w:sz w:val="26"/>
+          <w:szCs w:val="26"/>
+        </w:rPr>
+        <w:t> основал </w:t>
+      </w:r>
+      <w:r>
+        <w:rPr>
+          <w:rStyle w:val="a4"/>
+          <w:rFonts w:ascii="Arial" w:hAnsi="Arial" w:cs="Arial"/>
+          <w:color w:val="FFFFFF"/>
+          <w:sz w:val="26"/>
+          <w:szCs w:val="26"/>
+        </w:rPr>
+        <w:t>первый виноградник</w:t>
+      </w:r>
+      <w:r>
+        <w:rPr>
+          <w:rFonts w:ascii="Arial" w:hAnsi="Arial" w:cs="Arial"/>
+          <w:color w:val="FFFFFF"/>
+          <w:sz w:val="26"/>
+          <w:szCs w:val="26"/>
+        </w:rPr>
+        <w:t> в Аргентине, что прочно заложило </w:t>
+      </w:r>
+      <w:r>
+        <w:rPr>
+          <w:rStyle w:val="a4"/>
+          <w:rFonts w:ascii="Arial" w:hAnsi="Arial" w:cs="Arial"/>
+          <w:color w:val="FFFFFF"/>
+          <w:sz w:val="26"/>
+          <w:szCs w:val="26"/>
+        </w:rPr>
+        <w:t>основы виноградарства</w:t>
+      </w:r>
+      <w:r>
+        <w:rPr>
+          <w:rFonts w:ascii="Arial" w:hAnsi="Arial" w:cs="Arial"/>
+          <w:color w:val="FFFFFF"/>
+          <w:sz w:val="26"/>
+          <w:szCs w:val="26"/>
+        </w:rPr>
+        <w:t> в стране. Первый зарегистрированный </w:t>
+      </w:r>
+      <w:r>
+        <w:rPr>
+          <w:rStyle w:val="a4"/>
+          <w:rFonts w:ascii="Arial" w:hAnsi="Arial" w:cs="Arial"/>
+          <w:color w:val="FFFFFF"/>
+          <w:sz w:val="26"/>
+          <w:szCs w:val="26"/>
+        </w:rPr>
+        <w:t>коммерческий виноградник</w:t>
+      </w:r>
+      <w:r>
+        <w:rPr>
+          <w:rFonts w:ascii="Arial" w:hAnsi="Arial" w:cs="Arial"/>
+          <w:color w:val="FFFFFF"/>
+          <w:sz w:val="26"/>
+          <w:szCs w:val="26"/>
+        </w:rPr>
+        <w:t> был позже основан в </w:t>
+      </w:r>
+      <w:r>
+        <w:rPr>
+          <w:rStyle w:val="a4"/>
+          <w:rFonts w:ascii="Arial" w:hAnsi="Arial" w:cs="Arial"/>
+          <w:color w:val="FFFFFF"/>
+          <w:sz w:val="26"/>
+          <w:szCs w:val="26"/>
+        </w:rPr>
+        <w:t>Сантьяго-</w:t>
+      </w:r>
+      <w:proofErr w:type="spellStart"/>
+      <w:r>
+        <w:rPr>
+          <w:rStyle w:val="a4"/>
+          <w:rFonts w:ascii="Arial" w:hAnsi="Arial" w:cs="Arial"/>
+          <w:color w:val="FFFFFF"/>
+          <w:sz w:val="26"/>
+          <w:szCs w:val="26"/>
+        </w:rPr>
+        <w:t>дель</w:t>
+      </w:r>
+      <w:proofErr w:type="spellEnd"/>
+      <w:r>
+        <w:rPr>
+          <w:rStyle w:val="a4"/>
+          <w:rFonts w:ascii="Arial" w:hAnsi="Arial" w:cs="Arial"/>
+          <w:color w:val="FFFFFF"/>
+          <w:sz w:val="26"/>
+          <w:szCs w:val="26"/>
+        </w:rPr>
+        <w:t>-</w:t>
+      </w:r>
+      <w:proofErr w:type="spellStart"/>
+      <w:r>
+        <w:rPr>
+          <w:rStyle w:val="a4"/>
+          <w:rFonts w:ascii="Arial" w:hAnsi="Arial" w:cs="Arial"/>
+          <w:color w:val="FFFFFF"/>
+          <w:sz w:val="26"/>
+          <w:szCs w:val="26"/>
+        </w:rPr>
+        <w:t>Эстеро</w:t>
+      </w:r>
+      <w:proofErr w:type="spellEnd"/>
+      <w:r>
+        <w:rPr>
+          <w:rFonts w:ascii="Arial" w:hAnsi="Arial" w:cs="Arial"/>
+          <w:color w:val="FFFFFF"/>
+          <w:sz w:val="26"/>
+          <w:szCs w:val="26"/>
+        </w:rPr>
+        <w:t> в </w:t>
+      </w:r>
+      <w:r>
+        <w:rPr>
+          <w:rStyle w:val="a4"/>
+          <w:rFonts w:ascii="Arial" w:hAnsi="Arial" w:cs="Arial"/>
+          <w:color w:val="FFFFFF"/>
+          <w:sz w:val="26"/>
+          <w:szCs w:val="26"/>
+        </w:rPr>
+        <w:t>1557 году</w:t>
+      </w:r>
+      <w:r>
+        <w:rPr>
+          <w:rFonts w:ascii="Arial" w:hAnsi="Arial" w:cs="Arial"/>
+          <w:color w:val="FFFFFF"/>
+          <w:sz w:val="26"/>
+          <w:szCs w:val="26"/>
+        </w:rPr>
+        <w:t> иезуитскими </w:t>
+      </w:r>
+      <w:proofErr w:type="gramStart"/>
+      <w:r>
+        <w:rPr>
+          <w:rStyle w:val="a4"/>
+          <w:rFonts w:ascii="Arial" w:hAnsi="Arial" w:cs="Arial"/>
+          <w:color w:val="FFFFFF"/>
+          <w:sz w:val="26"/>
+          <w:szCs w:val="26"/>
+        </w:rPr>
+        <w:t>миссионерами ,</w:t>
+      </w:r>
+      <w:proofErr w:type="gramEnd"/>
+      <w:r>
+        <w:rPr>
+          <w:rStyle w:val="a4"/>
+          <w:rFonts w:ascii="Arial" w:hAnsi="Arial" w:cs="Arial"/>
+          <w:color w:val="FFFFFF"/>
+          <w:sz w:val="26"/>
+          <w:szCs w:val="26"/>
+        </w:rPr>
+        <w:t xml:space="preserve"> что стало важной вехой в истории виноделия</w:t>
+      </w:r>
+      <w:r>
+        <w:rPr>
+          <w:rFonts w:ascii="Arial" w:hAnsi="Arial" w:cs="Arial"/>
+          <w:color w:val="FFFFFF"/>
+          <w:sz w:val="26"/>
+          <w:szCs w:val="26"/>
+        </w:rPr>
+        <w:t> страны . </w:t>
+      </w:r>
+      <w:r>
+        <w:rPr>
+          <w:rStyle w:val="a4"/>
+          <w:rFonts w:ascii="Arial" w:hAnsi="Arial" w:cs="Arial"/>
+          <w:color w:val="FFFFFF"/>
+          <w:sz w:val="26"/>
+          <w:szCs w:val="26"/>
+        </w:rPr>
+        <w:t>Христианские миссионеры</w:t>
+      </w:r>
+      <w:r>
+        <w:rPr>
+          <w:rFonts w:ascii="Arial" w:hAnsi="Arial" w:cs="Arial"/>
+          <w:color w:val="FFFFFF"/>
+          <w:sz w:val="26"/>
+          <w:szCs w:val="26"/>
+        </w:rPr>
+        <w:t> сыграли значительную роль в развитии винодельческой промышленности Аргентины, выращивая </w:t>
+      </w:r>
+      <w:r>
+        <w:rPr>
+          <w:rStyle w:val="a4"/>
+          <w:rFonts w:ascii="Arial" w:hAnsi="Arial" w:cs="Arial"/>
+          <w:color w:val="FFFFFF"/>
+          <w:sz w:val="26"/>
+          <w:szCs w:val="26"/>
+        </w:rPr>
+        <w:t xml:space="preserve">местные сорта </w:t>
+      </w:r>
+      <w:proofErr w:type="gramStart"/>
+      <w:r>
+        <w:rPr>
+          <w:rStyle w:val="a4"/>
+          <w:rFonts w:ascii="Arial" w:hAnsi="Arial" w:cs="Arial"/>
+          <w:color w:val="FFFFFF"/>
+          <w:sz w:val="26"/>
+          <w:szCs w:val="26"/>
+        </w:rPr>
+        <w:t>винограда</w:t>
+      </w:r>
+      <w:r>
+        <w:rPr>
+          <w:rFonts w:ascii="Arial" w:hAnsi="Arial" w:cs="Arial"/>
+          <w:color w:val="FFFFFF"/>
+          <w:sz w:val="26"/>
+          <w:szCs w:val="26"/>
+        </w:rPr>
+        <w:t> .</w:t>
+      </w:r>
+      <w:proofErr w:type="gramEnd"/>
+      <w:r>
+        <w:rPr>
+          <w:rFonts w:ascii="Arial" w:hAnsi="Arial" w:cs="Arial"/>
+          <w:color w:val="FFFFFF"/>
+          <w:sz w:val="26"/>
+          <w:szCs w:val="26"/>
+        </w:rPr>
+        <w:t> </w:t>
+      </w:r>
+      <w:r>
+        <w:rPr>
+          <w:rStyle w:val="a4"/>
+          <w:rFonts w:ascii="Arial" w:hAnsi="Arial" w:cs="Arial"/>
+          <w:color w:val="FFFFFF"/>
+          <w:sz w:val="26"/>
+          <w:szCs w:val="26"/>
+        </w:rPr>
+        <w:t>Виноград сорта «Миссионер</w:t>
+      </w:r>
+      <w:proofErr w:type="gramStart"/>
+      <w:r>
+        <w:rPr>
+          <w:rStyle w:val="a4"/>
+          <w:rFonts w:ascii="Arial" w:hAnsi="Arial" w:cs="Arial"/>
+          <w:color w:val="FFFFFF"/>
+          <w:sz w:val="26"/>
+          <w:szCs w:val="26"/>
+        </w:rPr>
+        <w:t>»</w:t>
+      </w:r>
+      <w:r>
+        <w:rPr>
+          <w:rFonts w:ascii="Arial" w:hAnsi="Arial" w:cs="Arial"/>
+          <w:color w:val="FFFFFF"/>
+          <w:sz w:val="26"/>
+          <w:szCs w:val="26"/>
+        </w:rPr>
+        <w:t> ,</w:t>
+      </w:r>
+      <w:proofErr w:type="gramEnd"/>
+      <w:r>
+        <w:rPr>
+          <w:rFonts w:ascii="Arial" w:hAnsi="Arial" w:cs="Arial"/>
+          <w:color w:val="FFFFFF"/>
+          <w:sz w:val="26"/>
+          <w:szCs w:val="26"/>
+        </w:rPr>
+        <w:t xml:space="preserve"> завезенный испанскими миссионерами в колониальный период, сыграл основополагающую роль в раннем </w:t>
+      </w:r>
+      <w:r>
+        <w:rPr>
+          <w:rStyle w:val="a4"/>
+          <w:rFonts w:ascii="Arial" w:hAnsi="Arial" w:cs="Arial"/>
+          <w:color w:val="FFFFFF"/>
+          <w:sz w:val="26"/>
+          <w:szCs w:val="26"/>
+        </w:rPr>
+        <w:t>аргентинском виноградарстве</w:t>
+      </w:r>
+      <w:r>
+        <w:rPr>
+          <w:rFonts w:ascii="Arial" w:hAnsi="Arial" w:cs="Arial"/>
+          <w:color w:val="FFFFFF"/>
+          <w:sz w:val="26"/>
+          <w:szCs w:val="26"/>
+        </w:rPr>
+        <w:t> и является предком многих современных сортов, таких как </w:t>
+      </w:r>
+      <w:r>
+        <w:rPr>
+          <w:rStyle w:val="a4"/>
+          <w:rFonts w:ascii="Arial" w:hAnsi="Arial" w:cs="Arial"/>
+          <w:color w:val="FFFFFF"/>
+          <w:sz w:val="26"/>
+          <w:szCs w:val="26"/>
+        </w:rPr>
+        <w:t>«</w:t>
+      </w:r>
+      <w:proofErr w:type="spellStart"/>
+      <w:r>
+        <w:rPr>
+          <w:rStyle w:val="a4"/>
+          <w:rFonts w:ascii="Arial" w:hAnsi="Arial" w:cs="Arial"/>
+          <w:color w:val="FFFFFF"/>
+          <w:sz w:val="26"/>
+          <w:szCs w:val="26"/>
+        </w:rPr>
+        <w:t>Криолла</w:t>
+      </w:r>
+      <w:proofErr w:type="spellEnd"/>
+      <w:r>
+        <w:rPr>
+          <w:rStyle w:val="a4"/>
+          <w:rFonts w:ascii="Arial" w:hAnsi="Arial" w:cs="Arial"/>
+          <w:color w:val="FFFFFF"/>
+          <w:sz w:val="26"/>
+          <w:szCs w:val="26"/>
+        </w:rPr>
+        <w:t xml:space="preserve"> </w:t>
+      </w:r>
+      <w:proofErr w:type="spellStart"/>
+      <w:r>
+        <w:rPr>
+          <w:rStyle w:val="a4"/>
+          <w:rFonts w:ascii="Arial" w:hAnsi="Arial" w:cs="Arial"/>
+          <w:color w:val="FFFFFF"/>
+          <w:sz w:val="26"/>
+          <w:szCs w:val="26"/>
+        </w:rPr>
+        <w:t>Чика</w:t>
+      </w:r>
+      <w:proofErr w:type="spellEnd"/>
+      <w:r>
+        <w:rPr>
+          <w:rStyle w:val="a4"/>
+          <w:rFonts w:ascii="Arial" w:hAnsi="Arial" w:cs="Arial"/>
+          <w:color w:val="FFFFFF"/>
+          <w:sz w:val="26"/>
+          <w:szCs w:val="26"/>
+        </w:rPr>
+        <w:t>»</w:t>
+      </w:r>
+      <w:r>
+        <w:rPr>
+          <w:rFonts w:ascii="Arial" w:hAnsi="Arial" w:cs="Arial"/>
+          <w:color w:val="FFFFFF"/>
+          <w:sz w:val="26"/>
+          <w:szCs w:val="26"/>
+        </w:rPr>
+        <w:t> . Аргентина провозгласила свою </w:t>
+      </w:r>
+      <w:r>
+        <w:rPr>
+          <w:rStyle w:val="a4"/>
+          <w:rFonts w:ascii="Arial" w:hAnsi="Arial" w:cs="Arial"/>
+          <w:color w:val="FFFFFF"/>
+          <w:sz w:val="26"/>
+          <w:szCs w:val="26"/>
+        </w:rPr>
+        <w:t>независимость</w:t>
+      </w:r>
+      <w:r>
+        <w:rPr>
+          <w:rFonts w:ascii="Arial" w:hAnsi="Arial" w:cs="Arial"/>
+          <w:color w:val="FFFFFF"/>
+          <w:sz w:val="26"/>
+          <w:szCs w:val="26"/>
+        </w:rPr>
+        <w:t> от Испании </w:t>
+      </w:r>
+      <w:r>
+        <w:rPr>
+          <w:rStyle w:val="a4"/>
+          <w:rFonts w:ascii="Arial" w:hAnsi="Arial" w:cs="Arial"/>
+          <w:color w:val="FFFFFF"/>
+          <w:sz w:val="26"/>
+          <w:szCs w:val="26"/>
+        </w:rPr>
+        <w:t>9 июля 1816 года</w:t>
+      </w:r>
+      <w:r>
+        <w:rPr>
+          <w:rFonts w:ascii="Arial" w:hAnsi="Arial" w:cs="Arial"/>
+          <w:color w:val="FFFFFF"/>
+          <w:sz w:val="26"/>
+          <w:szCs w:val="26"/>
+        </w:rPr>
+        <w:t> после </w:t>
+      </w:r>
+      <w:r>
+        <w:rPr>
+          <w:rStyle w:val="a4"/>
+          <w:rFonts w:ascii="Arial" w:hAnsi="Arial" w:cs="Arial"/>
+          <w:color w:val="FFFFFF"/>
+          <w:sz w:val="26"/>
+          <w:szCs w:val="26"/>
+        </w:rPr>
+        <w:t>Майской революции</w:t>
+      </w:r>
+      <w:r>
+        <w:rPr>
+          <w:rFonts w:ascii="Arial" w:hAnsi="Arial" w:cs="Arial"/>
+          <w:color w:val="FFFFFF"/>
+          <w:sz w:val="26"/>
+          <w:szCs w:val="26"/>
+        </w:rPr>
+        <w:t> 1810 года.</w:t>
+      </w:r>
+    </w:p>
+    <w:p>
+      <w:pPr>
+        <w:pStyle w:val="a5"/>
+        <w:shd w:val="clear" w:color="auto" w:fill="581945"/>
+        <w:spacing w:before="0" w:beforeAutospacing="0" w:after="150" w:afterAutospacing="0" w:line="450" w:lineRule="atLeast"/>
+        <w:rPr>
+          <w:rFonts w:ascii="Arial" w:hAnsi="Arial" w:cs="Arial"/>
+          <w:color w:val="FFFFFF"/>
+          <w:sz w:val="26"/>
+          <w:szCs w:val="26"/>
+        </w:rPr>
+      </w:pPr>
+      <w:r>
+        <w:rPr>
+          <w:rFonts w:ascii="Arial" w:hAnsi="Arial" w:cs="Arial"/>
+          <w:color w:val="FFFFFF"/>
+          <w:sz w:val="26"/>
+          <w:szCs w:val="26"/>
+        </w:rPr>
+        <w:lastRenderedPageBreak/>
+        <w:t>Реальный подъем виноделия произошел в период с </w:t>
+      </w:r>
+      <w:r>
+        <w:rPr>
+          <w:rStyle w:val="a4"/>
+          <w:rFonts w:ascii="Arial" w:hAnsi="Arial" w:cs="Arial"/>
+          <w:color w:val="FFFFFF"/>
+          <w:sz w:val="26"/>
+          <w:szCs w:val="26"/>
+        </w:rPr>
+        <w:t xml:space="preserve">1850 по 1880 </w:t>
+      </w:r>
+      <w:proofErr w:type="gramStart"/>
+      <w:r>
+        <w:rPr>
+          <w:rStyle w:val="a4"/>
+          <w:rFonts w:ascii="Arial" w:hAnsi="Arial" w:cs="Arial"/>
+          <w:color w:val="FFFFFF"/>
+          <w:sz w:val="26"/>
+          <w:szCs w:val="26"/>
+        </w:rPr>
+        <w:t>год</w:t>
+      </w:r>
+      <w:r>
+        <w:rPr>
+          <w:rFonts w:ascii="Arial" w:hAnsi="Arial" w:cs="Arial"/>
+          <w:color w:val="FFFFFF"/>
+          <w:sz w:val="26"/>
+          <w:szCs w:val="26"/>
+        </w:rPr>
+        <w:t> ,</w:t>
+      </w:r>
+      <w:proofErr w:type="gramEnd"/>
+      <w:r>
+        <w:rPr>
+          <w:rFonts w:ascii="Arial" w:hAnsi="Arial" w:cs="Arial"/>
+          <w:color w:val="FFFFFF"/>
+          <w:sz w:val="26"/>
+          <w:szCs w:val="26"/>
+        </w:rPr>
+        <w:t xml:space="preserve"> чему способствовали </w:t>
+      </w:r>
+      <w:r>
+        <w:rPr>
+          <w:rStyle w:val="a4"/>
+          <w:rFonts w:ascii="Arial" w:hAnsi="Arial" w:cs="Arial"/>
+          <w:color w:val="FFFFFF"/>
+          <w:sz w:val="26"/>
+          <w:szCs w:val="26"/>
+        </w:rPr>
+        <w:t>расширение железнодорожной сети</w:t>
+      </w:r>
+      <w:r>
+        <w:rPr>
+          <w:rFonts w:ascii="Arial" w:hAnsi="Arial" w:cs="Arial"/>
+          <w:color w:val="FFFFFF"/>
+          <w:sz w:val="26"/>
+          <w:szCs w:val="26"/>
+        </w:rPr>
+        <w:t> , </w:t>
+      </w:r>
+      <w:r>
+        <w:rPr>
+          <w:rStyle w:val="a4"/>
+          <w:rFonts w:ascii="Arial" w:hAnsi="Arial" w:cs="Arial"/>
+          <w:color w:val="FFFFFF"/>
+          <w:sz w:val="26"/>
+          <w:szCs w:val="26"/>
+        </w:rPr>
+        <w:t>европейская иммиграция</w:t>
+      </w:r>
+      <w:r>
+        <w:rPr>
+          <w:rFonts w:ascii="Arial" w:hAnsi="Arial" w:cs="Arial"/>
+          <w:color w:val="FFFFFF"/>
+          <w:sz w:val="26"/>
+          <w:szCs w:val="26"/>
+        </w:rPr>
+        <w:t> и </w:t>
+      </w:r>
+      <w:r>
+        <w:rPr>
+          <w:rStyle w:val="a4"/>
+          <w:rFonts w:ascii="Arial" w:hAnsi="Arial" w:cs="Arial"/>
+          <w:color w:val="FFFFFF"/>
+          <w:sz w:val="26"/>
+          <w:szCs w:val="26"/>
+        </w:rPr>
+        <w:t>государственная поддержка</w:t>
+      </w:r>
+      <w:r>
+        <w:rPr>
+          <w:rFonts w:ascii="Arial" w:hAnsi="Arial" w:cs="Arial"/>
+          <w:color w:val="FFFFFF"/>
+          <w:sz w:val="26"/>
+          <w:szCs w:val="26"/>
+        </w:rPr>
+        <w:t> через сельскохозяйственные школы и кредиты виноделам. С </w:t>
+      </w:r>
+      <w:r>
+        <w:rPr>
+          <w:rStyle w:val="a4"/>
+          <w:rFonts w:ascii="Arial" w:hAnsi="Arial" w:cs="Arial"/>
+          <w:color w:val="FFFFFF"/>
+          <w:sz w:val="26"/>
+          <w:szCs w:val="26"/>
+        </w:rPr>
+        <w:t>1976 по 1983 год</w:t>
+      </w:r>
+      <w:r>
+        <w:rPr>
+          <w:rFonts w:ascii="Arial" w:hAnsi="Arial" w:cs="Arial"/>
+          <w:color w:val="FFFFFF"/>
+          <w:sz w:val="26"/>
+          <w:szCs w:val="26"/>
+        </w:rPr>
+        <w:t> в Аргентине царила </w:t>
+      </w:r>
+      <w:r>
+        <w:rPr>
+          <w:rStyle w:val="a4"/>
+          <w:rFonts w:ascii="Arial" w:hAnsi="Arial" w:cs="Arial"/>
+          <w:color w:val="FFFFFF"/>
+          <w:sz w:val="26"/>
+          <w:szCs w:val="26"/>
+        </w:rPr>
+        <w:t>военная диктатура</w:t>
+      </w:r>
+      <w:r>
+        <w:rPr>
+          <w:rFonts w:ascii="Arial" w:hAnsi="Arial" w:cs="Arial"/>
+          <w:color w:val="FFFFFF"/>
+          <w:sz w:val="26"/>
+          <w:szCs w:val="26"/>
+        </w:rPr>
+        <w:t> в период, известный как </w:t>
+      </w:r>
+      <w:r>
+        <w:rPr>
+          <w:rStyle w:val="a4"/>
+          <w:rFonts w:ascii="Arial" w:hAnsi="Arial" w:cs="Arial"/>
+          <w:color w:val="FFFFFF"/>
+          <w:sz w:val="26"/>
+          <w:szCs w:val="26"/>
+        </w:rPr>
+        <w:t>«Грязная война»,</w:t>
+      </w:r>
+      <w:r>
+        <w:rPr>
+          <w:rFonts w:ascii="Arial" w:hAnsi="Arial" w:cs="Arial"/>
+          <w:color w:val="FFFFFF"/>
+          <w:sz w:val="26"/>
+          <w:szCs w:val="26"/>
+        </w:rPr>
+        <w:t> отмеченная </w:t>
+      </w:r>
+      <w:r>
+        <w:rPr>
+          <w:rStyle w:val="a4"/>
+          <w:rFonts w:ascii="Arial" w:hAnsi="Arial" w:cs="Arial"/>
+          <w:color w:val="FFFFFF"/>
+          <w:sz w:val="26"/>
+          <w:szCs w:val="26"/>
+        </w:rPr>
+        <w:t xml:space="preserve">государственным </w:t>
+      </w:r>
+      <w:proofErr w:type="gramStart"/>
+      <w:r>
+        <w:rPr>
+          <w:rStyle w:val="a4"/>
+          <w:rFonts w:ascii="Arial" w:hAnsi="Arial" w:cs="Arial"/>
+          <w:color w:val="FFFFFF"/>
+          <w:sz w:val="26"/>
+          <w:szCs w:val="26"/>
+        </w:rPr>
+        <w:t>терроризмом</w:t>
+      </w:r>
+      <w:r>
+        <w:rPr>
+          <w:rFonts w:ascii="Arial" w:hAnsi="Arial" w:cs="Arial"/>
+          <w:color w:val="FFFFFF"/>
+          <w:sz w:val="26"/>
+          <w:szCs w:val="26"/>
+        </w:rPr>
+        <w:t> .</w:t>
+      </w:r>
+      <w:proofErr w:type="gramEnd"/>
+      <w:r>
+        <w:rPr>
+          <w:rFonts w:ascii="Arial" w:hAnsi="Arial" w:cs="Arial"/>
+          <w:color w:val="FFFFFF"/>
+          <w:sz w:val="26"/>
+          <w:szCs w:val="26"/>
+        </w:rPr>
+        <w:t xml:space="preserve"> Создание </w:t>
+      </w:r>
+      <w:r>
+        <w:rPr>
+          <w:rStyle w:val="a4"/>
+          <w:rFonts w:ascii="Arial" w:hAnsi="Arial" w:cs="Arial"/>
+          <w:color w:val="FFFFFF"/>
+          <w:sz w:val="26"/>
+          <w:szCs w:val="26"/>
+        </w:rPr>
+        <w:t>Национального института виноградарства (INV)</w:t>
+      </w:r>
+      <w:r>
+        <w:rPr>
+          <w:rFonts w:ascii="Arial" w:hAnsi="Arial" w:cs="Arial"/>
+          <w:color w:val="FFFFFF"/>
+          <w:sz w:val="26"/>
+          <w:szCs w:val="26"/>
+        </w:rPr>
+        <w:t> в </w:t>
+      </w:r>
+      <w:r>
+        <w:rPr>
+          <w:rStyle w:val="a4"/>
+          <w:rFonts w:ascii="Arial" w:hAnsi="Arial" w:cs="Arial"/>
+          <w:color w:val="FFFFFF"/>
+          <w:sz w:val="26"/>
+          <w:szCs w:val="26"/>
+        </w:rPr>
+        <w:t>1959 году</w:t>
+      </w:r>
+      <w:r>
+        <w:rPr>
+          <w:rFonts w:ascii="Arial" w:hAnsi="Arial" w:cs="Arial"/>
+          <w:color w:val="FFFFFF"/>
+          <w:sz w:val="26"/>
+          <w:szCs w:val="26"/>
+        </w:rPr>
+        <w:t> ввело </w:t>
+      </w:r>
+      <w:r>
+        <w:rPr>
+          <w:rStyle w:val="a4"/>
+          <w:rFonts w:ascii="Arial" w:hAnsi="Arial" w:cs="Arial"/>
+          <w:color w:val="FFFFFF"/>
+          <w:sz w:val="26"/>
+          <w:szCs w:val="26"/>
+        </w:rPr>
+        <w:t>контроль качества</w:t>
+      </w:r>
+      <w:r>
+        <w:rPr>
+          <w:rFonts w:ascii="Arial" w:hAnsi="Arial" w:cs="Arial"/>
+          <w:color w:val="FFFFFF"/>
+          <w:sz w:val="26"/>
+          <w:szCs w:val="26"/>
+        </w:rPr>
+        <w:t> и </w:t>
+      </w:r>
+      <w:r>
+        <w:rPr>
+          <w:rStyle w:val="a4"/>
+          <w:rFonts w:ascii="Arial" w:hAnsi="Arial" w:cs="Arial"/>
+          <w:color w:val="FFFFFF"/>
+          <w:sz w:val="26"/>
+          <w:szCs w:val="26"/>
+        </w:rPr>
+        <w:t xml:space="preserve">исследовательскую </w:t>
+      </w:r>
+      <w:proofErr w:type="gramStart"/>
+      <w:r>
+        <w:rPr>
+          <w:rStyle w:val="a4"/>
+          <w:rFonts w:ascii="Arial" w:hAnsi="Arial" w:cs="Arial"/>
+          <w:color w:val="FFFFFF"/>
+          <w:sz w:val="26"/>
+          <w:szCs w:val="26"/>
+        </w:rPr>
+        <w:t>инфраструктуру</w:t>
+      </w:r>
+      <w:r>
+        <w:rPr>
+          <w:rFonts w:ascii="Arial" w:hAnsi="Arial" w:cs="Arial"/>
+          <w:color w:val="FFFFFF"/>
+          <w:sz w:val="26"/>
+          <w:szCs w:val="26"/>
+        </w:rPr>
+        <w:t> .</w:t>
+      </w:r>
+      <w:proofErr w:type="gramEnd"/>
+      <w:r>
+        <w:rPr>
+          <w:rFonts w:ascii="Arial" w:hAnsi="Arial" w:cs="Arial"/>
+          <w:color w:val="FFFFFF"/>
+          <w:sz w:val="26"/>
+          <w:szCs w:val="26"/>
+        </w:rPr>
+        <w:t xml:space="preserve"> В том же году </w:t>
+      </w:r>
+      <w:r>
+        <w:rPr>
+          <w:rStyle w:val="a4"/>
+          <w:rFonts w:ascii="Arial" w:hAnsi="Arial" w:cs="Arial"/>
+          <w:color w:val="FFFFFF"/>
+          <w:sz w:val="26"/>
+          <w:szCs w:val="26"/>
+        </w:rPr>
+        <w:t>Общий закон о винах № 14.878</w:t>
+      </w:r>
+      <w:r>
+        <w:rPr>
+          <w:rFonts w:ascii="Arial" w:hAnsi="Arial" w:cs="Arial"/>
+          <w:color w:val="FFFFFF"/>
+          <w:sz w:val="26"/>
+          <w:szCs w:val="26"/>
+        </w:rPr>
+        <w:t> официально признал вино </w:t>
+      </w:r>
+      <w:r>
+        <w:rPr>
+          <w:rStyle w:val="a4"/>
+          <w:rFonts w:ascii="Arial" w:hAnsi="Arial" w:cs="Arial"/>
+          <w:color w:val="FFFFFF"/>
+          <w:sz w:val="26"/>
+          <w:szCs w:val="26"/>
+        </w:rPr>
+        <w:t>«продуктом питания»,</w:t>
+      </w:r>
+      <w:r>
+        <w:rPr>
+          <w:rFonts w:ascii="Arial" w:hAnsi="Arial" w:cs="Arial"/>
+          <w:color w:val="FFFFFF"/>
+          <w:sz w:val="26"/>
+          <w:szCs w:val="26"/>
+        </w:rPr>
+        <w:t> повысив его </w:t>
+      </w:r>
+      <w:r>
+        <w:rPr>
+          <w:rStyle w:val="a4"/>
+          <w:rFonts w:ascii="Arial" w:hAnsi="Arial" w:cs="Arial"/>
+          <w:color w:val="FFFFFF"/>
+          <w:sz w:val="26"/>
+          <w:szCs w:val="26"/>
+        </w:rPr>
+        <w:t xml:space="preserve">культурный </w:t>
+      </w:r>
+      <w:proofErr w:type="gramStart"/>
+      <w:r>
+        <w:rPr>
+          <w:rStyle w:val="a4"/>
+          <w:rFonts w:ascii="Arial" w:hAnsi="Arial" w:cs="Arial"/>
+          <w:color w:val="FFFFFF"/>
+          <w:sz w:val="26"/>
+          <w:szCs w:val="26"/>
+        </w:rPr>
+        <w:t>статус</w:t>
+      </w:r>
+      <w:r>
+        <w:rPr>
+          <w:rFonts w:ascii="Arial" w:hAnsi="Arial" w:cs="Arial"/>
+          <w:color w:val="FFFFFF"/>
+          <w:sz w:val="26"/>
+          <w:szCs w:val="26"/>
+        </w:rPr>
+        <w:t> .</w:t>
+      </w:r>
+      <w:proofErr w:type="gramEnd"/>
+      <w:r>
+        <w:rPr>
+          <w:rFonts w:ascii="Arial" w:hAnsi="Arial" w:cs="Arial"/>
+          <w:color w:val="FFFFFF"/>
+          <w:sz w:val="26"/>
+          <w:szCs w:val="26"/>
+        </w:rPr>
+        <w:t xml:space="preserve"> В </w:t>
+      </w:r>
+      <w:r>
+        <w:rPr>
+          <w:rStyle w:val="a4"/>
+          <w:rFonts w:ascii="Arial" w:hAnsi="Arial" w:cs="Arial"/>
+          <w:color w:val="FFFFFF"/>
+          <w:sz w:val="26"/>
+          <w:szCs w:val="26"/>
+        </w:rPr>
+        <w:t>1940-х годах</w:t>
+      </w:r>
+      <w:r>
+        <w:rPr>
+          <w:rFonts w:ascii="Arial" w:hAnsi="Arial" w:cs="Arial"/>
+          <w:color w:val="FFFFFF"/>
+          <w:sz w:val="26"/>
+          <w:szCs w:val="26"/>
+        </w:rPr>
+        <w:t> Хуан </w:t>
+      </w:r>
+      <w:proofErr w:type="spellStart"/>
+      <w:r>
+        <w:rPr>
+          <w:rStyle w:val="a4"/>
+          <w:rFonts w:ascii="Arial" w:hAnsi="Arial" w:cs="Arial"/>
+          <w:color w:val="FFFFFF"/>
+          <w:sz w:val="26"/>
+          <w:szCs w:val="26"/>
+        </w:rPr>
+        <w:t>Перон</w:t>
+      </w:r>
+      <w:proofErr w:type="spellEnd"/>
+      <w:r>
+        <w:rPr>
+          <w:rFonts w:ascii="Arial" w:hAnsi="Arial" w:cs="Arial"/>
+          <w:color w:val="FFFFFF"/>
+          <w:sz w:val="26"/>
+          <w:szCs w:val="26"/>
+        </w:rPr>
+        <w:t> пришел к власти, основав вместе со своей женой </w:t>
+      </w:r>
+      <w:proofErr w:type="spellStart"/>
+      <w:r>
+        <w:rPr>
+          <w:rStyle w:val="a4"/>
+          <w:rFonts w:ascii="Arial" w:hAnsi="Arial" w:cs="Arial"/>
+          <w:color w:val="FFFFFF"/>
+          <w:sz w:val="26"/>
+          <w:szCs w:val="26"/>
+        </w:rPr>
+        <w:t>Эвой</w:t>
+      </w:r>
+      <w:proofErr w:type="spellEnd"/>
+      <w:r>
+        <w:rPr>
+          <w:rStyle w:val="a4"/>
+          <w:rFonts w:ascii="Arial" w:hAnsi="Arial" w:cs="Arial"/>
+          <w:color w:val="FFFFFF"/>
+          <w:sz w:val="26"/>
+          <w:szCs w:val="26"/>
+        </w:rPr>
+        <w:t xml:space="preserve"> </w:t>
+      </w:r>
+      <w:proofErr w:type="spellStart"/>
+      <w:r>
+        <w:rPr>
+          <w:rStyle w:val="a4"/>
+          <w:rFonts w:ascii="Arial" w:hAnsi="Arial" w:cs="Arial"/>
+          <w:color w:val="FFFFFF"/>
+          <w:sz w:val="26"/>
+          <w:szCs w:val="26"/>
+        </w:rPr>
+        <w:t>Перон</w:t>
+      </w:r>
+      <w:proofErr w:type="spellEnd"/>
+      <w:r>
+        <w:rPr>
+          <w:rFonts w:ascii="Arial" w:hAnsi="Arial" w:cs="Arial"/>
+          <w:color w:val="FFFFFF"/>
+          <w:sz w:val="26"/>
+          <w:szCs w:val="26"/>
+        </w:rPr>
+        <w:t> влиятельное </w:t>
+      </w:r>
+      <w:r>
+        <w:rPr>
+          <w:rStyle w:val="a4"/>
+          <w:rFonts w:ascii="Arial" w:hAnsi="Arial" w:cs="Arial"/>
+          <w:color w:val="FFFFFF"/>
+          <w:sz w:val="26"/>
+          <w:szCs w:val="26"/>
+        </w:rPr>
+        <w:t xml:space="preserve">политическое движение </w:t>
+      </w:r>
+      <w:proofErr w:type="spellStart"/>
+      <w:proofErr w:type="gramStart"/>
+      <w:r>
+        <w:rPr>
+          <w:rStyle w:val="a4"/>
+          <w:rFonts w:ascii="Arial" w:hAnsi="Arial" w:cs="Arial"/>
+          <w:color w:val="FFFFFF"/>
+          <w:sz w:val="26"/>
+          <w:szCs w:val="26"/>
+        </w:rPr>
+        <w:t>перонистов</w:t>
+      </w:r>
+      <w:proofErr w:type="spellEnd"/>
+      <w:r>
+        <w:rPr>
+          <w:rStyle w:val="a4"/>
+          <w:rFonts w:ascii="Arial" w:hAnsi="Arial" w:cs="Arial"/>
+          <w:color w:val="FFFFFF"/>
+          <w:sz w:val="26"/>
+          <w:szCs w:val="26"/>
+        </w:rPr>
+        <w:t xml:space="preserve"> ,</w:t>
+      </w:r>
+      <w:proofErr w:type="gramEnd"/>
+      <w:r>
+        <w:rPr>
+          <w:rStyle w:val="a4"/>
+          <w:rFonts w:ascii="Arial" w:hAnsi="Arial" w:cs="Arial"/>
+          <w:color w:val="FFFFFF"/>
+          <w:sz w:val="26"/>
+          <w:szCs w:val="26"/>
+        </w:rPr>
+        <w:t xml:space="preserve"> которое сформировало политический и социальный ландшафт</w:t>
+      </w:r>
+      <w:r>
+        <w:rPr>
+          <w:rFonts w:ascii="Arial" w:hAnsi="Arial" w:cs="Arial"/>
+          <w:color w:val="FFFFFF"/>
+          <w:sz w:val="26"/>
+          <w:szCs w:val="26"/>
+        </w:rPr>
+        <w:t> Аргентины .</w:t>
+      </w:r>
+    </w:p>
+    <w:p>
+      <w:pPr>
+        <w:pStyle w:val="a5"/>
+        <w:shd w:val="clear" w:color="auto" w:fill="581945"/>
+        <w:spacing w:before="0" w:beforeAutospacing="0" w:after="150" w:afterAutospacing="0" w:line="450" w:lineRule="atLeast"/>
+        <w:rPr>
+          <w:rFonts w:ascii="Arial" w:hAnsi="Arial" w:cs="Arial"/>
+          <w:color w:val="FFFFFF"/>
+          <w:sz w:val="26"/>
+          <w:szCs w:val="26"/>
+        </w:rPr>
+      </w:pPr>
+      <w:r>
+        <w:rPr>
+          <w:rFonts w:ascii="Arial" w:hAnsi="Arial" w:cs="Arial"/>
+          <w:color w:val="FFFFFF"/>
+          <w:sz w:val="26"/>
+          <w:szCs w:val="26"/>
+        </w:rPr>
+        <w:t>Революция </w:t>
+      </w:r>
+      <w:r>
+        <w:rPr>
+          <w:rStyle w:val="a4"/>
+          <w:rFonts w:ascii="Arial" w:hAnsi="Arial" w:cs="Arial"/>
+          <w:color w:val="FFFFFF"/>
+          <w:sz w:val="26"/>
+          <w:szCs w:val="26"/>
+        </w:rPr>
+        <w:t>1990-х годов</w:t>
+      </w:r>
+      <w:r>
+        <w:rPr>
+          <w:rFonts w:ascii="Arial" w:hAnsi="Arial" w:cs="Arial"/>
+          <w:color w:val="FFFFFF"/>
+          <w:sz w:val="26"/>
+          <w:szCs w:val="26"/>
+        </w:rPr>
+        <w:t> изменила всё. Столкнувшись </w:t>
+      </w:r>
+      <w:r>
+        <w:rPr>
+          <w:rStyle w:val="a4"/>
+          <w:rFonts w:ascii="Arial" w:hAnsi="Arial" w:cs="Arial"/>
+          <w:color w:val="FFFFFF"/>
+          <w:sz w:val="26"/>
+          <w:szCs w:val="26"/>
+        </w:rPr>
+        <w:t xml:space="preserve">с падением внутреннего </w:t>
+      </w:r>
+      <w:proofErr w:type="gramStart"/>
+      <w:r>
+        <w:rPr>
+          <w:rStyle w:val="a4"/>
+          <w:rFonts w:ascii="Arial" w:hAnsi="Arial" w:cs="Arial"/>
+          <w:color w:val="FFFFFF"/>
+          <w:sz w:val="26"/>
+          <w:szCs w:val="26"/>
+        </w:rPr>
+        <w:t>спроса</w:t>
+      </w:r>
+      <w:r>
+        <w:rPr>
+          <w:rFonts w:ascii="Arial" w:hAnsi="Arial" w:cs="Arial"/>
+          <w:color w:val="FFFFFF"/>
+          <w:sz w:val="26"/>
+          <w:szCs w:val="26"/>
+        </w:rPr>
+        <w:t> ,</w:t>
+      </w:r>
+      <w:proofErr w:type="gramEnd"/>
+      <w:r>
+        <w:rPr>
+          <w:rFonts w:ascii="Arial" w:hAnsi="Arial" w:cs="Arial"/>
+          <w:color w:val="FFFFFF"/>
+          <w:sz w:val="26"/>
+          <w:szCs w:val="26"/>
+        </w:rPr>
+        <w:t xml:space="preserve"> аргентинские виноделы резко переориентировались на </w:t>
+      </w:r>
+      <w:r>
+        <w:rPr>
+          <w:rStyle w:val="a4"/>
+          <w:rFonts w:ascii="Arial" w:hAnsi="Arial" w:cs="Arial"/>
+          <w:color w:val="FFFFFF"/>
+          <w:sz w:val="26"/>
+          <w:szCs w:val="26"/>
+        </w:rPr>
+        <w:t>экспорт</w:t>
+      </w:r>
+      <w:r>
+        <w:rPr>
+          <w:rFonts w:ascii="Arial" w:hAnsi="Arial" w:cs="Arial"/>
+          <w:color w:val="FFFFFF"/>
+          <w:sz w:val="26"/>
+          <w:szCs w:val="26"/>
+        </w:rPr>
+        <w:t> и </w:t>
+      </w:r>
+      <w:r>
+        <w:rPr>
+          <w:rStyle w:val="a4"/>
+          <w:rFonts w:ascii="Arial" w:hAnsi="Arial" w:cs="Arial"/>
+          <w:color w:val="FFFFFF"/>
+          <w:sz w:val="26"/>
+          <w:szCs w:val="26"/>
+        </w:rPr>
+        <w:t>качество</w:t>
+      </w:r>
+      <w:r>
+        <w:rPr>
+          <w:rFonts w:ascii="Arial" w:hAnsi="Arial" w:cs="Arial"/>
+          <w:color w:val="FFFFFF"/>
+          <w:sz w:val="26"/>
+          <w:szCs w:val="26"/>
+        </w:rPr>
+        <w:t> . </w:t>
+      </w:r>
+      <w:proofErr w:type="spellStart"/>
+      <w:r>
+        <w:rPr>
+          <w:rStyle w:val="a4"/>
+          <w:rFonts w:ascii="Arial" w:hAnsi="Arial" w:cs="Arial"/>
+          <w:color w:val="FFFFFF"/>
+          <w:sz w:val="26"/>
+          <w:szCs w:val="26"/>
+        </w:rPr>
+        <w:t>Мальбек</w:t>
+      </w:r>
+      <w:proofErr w:type="spellEnd"/>
+      <w:r>
+        <w:rPr>
+          <w:rStyle w:val="a4"/>
+          <w:rFonts w:ascii="Arial" w:hAnsi="Arial" w:cs="Arial"/>
+          <w:color w:val="FFFFFF"/>
+          <w:sz w:val="26"/>
+          <w:szCs w:val="26"/>
+        </w:rPr>
+        <w:t xml:space="preserve"> из старых лоз стал визитной карточкой</w:t>
+      </w:r>
+      <w:r>
+        <w:rPr>
+          <w:rFonts w:ascii="Arial" w:hAnsi="Arial" w:cs="Arial"/>
+          <w:color w:val="FFFFFF"/>
+          <w:sz w:val="26"/>
+          <w:szCs w:val="26"/>
+        </w:rPr>
+        <w:t> </w:t>
+      </w:r>
+      <w:proofErr w:type="gramStart"/>
+      <w:r>
+        <w:rPr>
+          <w:rFonts w:ascii="Arial" w:hAnsi="Arial" w:cs="Arial"/>
+          <w:color w:val="FFFFFF"/>
+          <w:sz w:val="26"/>
+          <w:szCs w:val="26"/>
+        </w:rPr>
+        <w:t>Аргентины .</w:t>
+      </w:r>
+      <w:proofErr w:type="gramEnd"/>
+      <w:r>
+        <w:rPr>
+          <w:rFonts w:ascii="Arial" w:hAnsi="Arial" w:cs="Arial"/>
+          <w:color w:val="FFFFFF"/>
+          <w:sz w:val="26"/>
+          <w:szCs w:val="26"/>
+        </w:rPr>
+        <w:t> Потекли </w:t>
+      </w:r>
+      <w:r>
+        <w:rPr>
+          <w:rStyle w:val="a4"/>
+          <w:rFonts w:ascii="Arial" w:hAnsi="Arial" w:cs="Arial"/>
+          <w:color w:val="FFFFFF"/>
+          <w:sz w:val="26"/>
+          <w:szCs w:val="26"/>
+        </w:rPr>
+        <w:t xml:space="preserve">международные </w:t>
+      </w:r>
+      <w:proofErr w:type="gramStart"/>
+      <w:r>
+        <w:rPr>
+          <w:rStyle w:val="a4"/>
+          <w:rFonts w:ascii="Arial" w:hAnsi="Arial" w:cs="Arial"/>
+          <w:color w:val="FFFFFF"/>
+          <w:sz w:val="26"/>
+          <w:szCs w:val="26"/>
+        </w:rPr>
+        <w:t>инвестиции ,</w:t>
+      </w:r>
+      <w:proofErr w:type="gramEnd"/>
+      <w:r>
+        <w:rPr>
+          <w:rStyle w:val="a4"/>
+          <w:rFonts w:ascii="Arial" w:hAnsi="Arial" w:cs="Arial"/>
+          <w:color w:val="FFFFFF"/>
+          <w:sz w:val="26"/>
+          <w:szCs w:val="26"/>
+        </w:rPr>
+        <w:t> нержавеющая сталь</w:t>
+      </w:r>
+      <w:r>
+        <w:rPr>
+          <w:rFonts w:ascii="Arial" w:hAnsi="Arial" w:cs="Arial"/>
+          <w:color w:val="FFFFFF"/>
+          <w:sz w:val="26"/>
+          <w:szCs w:val="26"/>
+        </w:rPr>
+        <w:t> заменила бетон, а виноградники на </w:t>
+      </w:r>
+      <w:r>
+        <w:rPr>
+          <w:rStyle w:val="a4"/>
+          <w:rFonts w:ascii="Arial" w:hAnsi="Arial" w:cs="Arial"/>
+          <w:color w:val="FFFFFF"/>
+          <w:sz w:val="26"/>
+          <w:szCs w:val="26"/>
+        </w:rPr>
+        <w:t>больших высотах</w:t>
+      </w:r>
+      <w:r>
+        <w:rPr>
+          <w:rFonts w:ascii="Arial" w:hAnsi="Arial" w:cs="Arial"/>
+          <w:color w:val="FFFFFF"/>
+          <w:sz w:val="26"/>
+          <w:szCs w:val="26"/>
+        </w:rPr>
+        <w:t> стали новым </w:t>
+      </w:r>
+      <w:r>
+        <w:rPr>
+          <w:rStyle w:val="a4"/>
+          <w:rFonts w:ascii="Arial" w:hAnsi="Arial" w:cs="Arial"/>
+          <w:color w:val="FFFFFF"/>
+          <w:sz w:val="26"/>
+          <w:szCs w:val="26"/>
+        </w:rPr>
+        <w:t>рубежом</w:t>
+      </w:r>
+      <w:r>
+        <w:rPr>
+          <w:rFonts w:ascii="Arial" w:hAnsi="Arial" w:cs="Arial"/>
+          <w:color w:val="FFFFFF"/>
+          <w:sz w:val="26"/>
+          <w:szCs w:val="26"/>
+        </w:rPr>
+        <w:t> . Внедрение </w:t>
+      </w:r>
+      <w:r>
+        <w:rPr>
+          <w:rStyle w:val="a4"/>
+          <w:rFonts w:ascii="Arial" w:hAnsi="Arial" w:cs="Arial"/>
+          <w:color w:val="FFFFFF"/>
+          <w:sz w:val="26"/>
+          <w:szCs w:val="26"/>
+        </w:rPr>
+        <w:t>современных методов виноделия</w:t>
+      </w:r>
+      <w:r>
+        <w:rPr>
+          <w:rFonts w:ascii="Arial" w:hAnsi="Arial" w:cs="Arial"/>
+          <w:color w:val="FFFFFF"/>
+          <w:sz w:val="26"/>
+          <w:szCs w:val="26"/>
+        </w:rPr>
+        <w:t> в Аргентине в 1990-х годах значительно улучшило </w:t>
+      </w:r>
+      <w:r>
+        <w:rPr>
+          <w:rStyle w:val="a4"/>
+          <w:rFonts w:ascii="Arial" w:hAnsi="Arial" w:cs="Arial"/>
+          <w:color w:val="FFFFFF"/>
+          <w:sz w:val="26"/>
+          <w:szCs w:val="26"/>
+        </w:rPr>
+        <w:t xml:space="preserve">качество </w:t>
+      </w:r>
+      <w:proofErr w:type="gramStart"/>
+      <w:r>
+        <w:rPr>
+          <w:rStyle w:val="a4"/>
+          <w:rFonts w:ascii="Arial" w:hAnsi="Arial" w:cs="Arial"/>
+          <w:color w:val="FFFFFF"/>
+          <w:sz w:val="26"/>
+          <w:szCs w:val="26"/>
+        </w:rPr>
+        <w:t>вина ,</w:t>
+      </w:r>
+      <w:proofErr w:type="gramEnd"/>
+      <w:r>
+        <w:rPr>
+          <w:rStyle w:val="a4"/>
+          <w:rFonts w:ascii="Arial" w:hAnsi="Arial" w:cs="Arial"/>
+          <w:color w:val="FFFFFF"/>
+          <w:sz w:val="26"/>
+          <w:szCs w:val="26"/>
+        </w:rPr>
+        <w:t xml:space="preserve"> способствуя международному признанию</w:t>
+      </w:r>
+      <w:r>
+        <w:rPr>
+          <w:rFonts w:ascii="Arial" w:hAnsi="Arial" w:cs="Arial"/>
+          <w:color w:val="FFFFFF"/>
+          <w:sz w:val="26"/>
+          <w:szCs w:val="26"/>
+        </w:rPr>
+        <w:t> страны . Глубокий </w:t>
+      </w:r>
+      <w:r>
+        <w:rPr>
+          <w:rStyle w:val="a4"/>
+          <w:rFonts w:ascii="Arial" w:hAnsi="Arial" w:cs="Arial"/>
+          <w:color w:val="FFFFFF"/>
+          <w:sz w:val="26"/>
+          <w:szCs w:val="26"/>
+        </w:rPr>
+        <w:t>экономический кризис</w:t>
+      </w:r>
+      <w:r>
+        <w:rPr>
+          <w:rFonts w:ascii="Arial" w:hAnsi="Arial" w:cs="Arial"/>
+          <w:color w:val="FFFFFF"/>
+          <w:sz w:val="26"/>
+          <w:szCs w:val="26"/>
+        </w:rPr>
+        <w:t> середины XX века привёл к упадку аргентинской винодельческой отрасли и отсутствию </w:t>
+      </w:r>
+      <w:r>
+        <w:rPr>
+          <w:rStyle w:val="a4"/>
+          <w:rFonts w:ascii="Arial" w:hAnsi="Arial" w:cs="Arial"/>
+          <w:color w:val="FFFFFF"/>
+          <w:sz w:val="26"/>
+          <w:szCs w:val="26"/>
+        </w:rPr>
+        <w:t xml:space="preserve">экспортных </w:t>
+      </w:r>
+      <w:proofErr w:type="gramStart"/>
+      <w:r>
+        <w:rPr>
+          <w:rStyle w:val="a4"/>
+          <w:rFonts w:ascii="Arial" w:hAnsi="Arial" w:cs="Arial"/>
+          <w:color w:val="FFFFFF"/>
+          <w:sz w:val="26"/>
+          <w:szCs w:val="26"/>
+        </w:rPr>
+        <w:t>амбиций</w:t>
+      </w:r>
+      <w:r>
+        <w:rPr>
+          <w:rFonts w:ascii="Arial" w:hAnsi="Arial" w:cs="Arial"/>
+          <w:color w:val="FFFFFF"/>
+          <w:sz w:val="26"/>
+          <w:szCs w:val="26"/>
+        </w:rPr>
+        <w:t> .</w:t>
+      </w:r>
+      <w:proofErr w:type="gramEnd"/>
+    </w:p>
+    <w:p>
+      <w:pPr>
+        <w:pStyle w:val="a5"/>
+        <w:shd w:val="clear" w:color="auto" w:fill="581945"/>
+        <w:spacing w:before="0" w:beforeAutospacing="0" w:after="150" w:afterAutospacing="0" w:line="450" w:lineRule="atLeast"/>
+        <w:rPr>
+          <w:rFonts w:ascii="Arial" w:hAnsi="Arial" w:cs="Arial"/>
+          <w:color w:val="FFFFFF"/>
+          <w:sz w:val="26"/>
+          <w:szCs w:val="26"/>
+        </w:rPr>
+      </w:pPr>
+      <w:r>
+        <w:rPr>
+          <w:rFonts w:ascii="Arial" w:hAnsi="Arial" w:cs="Arial"/>
+          <w:color w:val="FFFFFF"/>
+          <w:sz w:val="26"/>
+          <w:szCs w:val="26"/>
+        </w:rPr>
+        <w:t>Завершение строительства </w:t>
+      </w:r>
+      <w:r>
+        <w:rPr>
+          <w:rStyle w:val="a4"/>
+          <w:rFonts w:ascii="Arial" w:hAnsi="Arial" w:cs="Arial"/>
+          <w:color w:val="FFFFFF"/>
+          <w:sz w:val="26"/>
+          <w:szCs w:val="26"/>
+        </w:rPr>
+        <w:t>железной дороги</w:t>
+      </w:r>
+      <w:r>
+        <w:rPr>
+          <w:rFonts w:ascii="Arial" w:hAnsi="Arial" w:cs="Arial"/>
+          <w:color w:val="FFFFFF"/>
+          <w:sz w:val="26"/>
+          <w:szCs w:val="26"/>
+        </w:rPr>
+        <w:t> между </w:t>
+      </w:r>
+      <w:r>
+        <w:rPr>
+          <w:rStyle w:val="a4"/>
+          <w:rFonts w:ascii="Arial" w:hAnsi="Arial" w:cs="Arial"/>
+          <w:color w:val="FFFFFF"/>
+          <w:sz w:val="26"/>
+          <w:szCs w:val="26"/>
+        </w:rPr>
+        <w:t>Мендосой</w:t>
+      </w:r>
+      <w:r>
+        <w:rPr>
+          <w:rFonts w:ascii="Arial" w:hAnsi="Arial" w:cs="Arial"/>
+          <w:color w:val="FFFFFF"/>
+          <w:sz w:val="26"/>
+          <w:szCs w:val="26"/>
+        </w:rPr>
+        <w:t> и </w:t>
+      </w:r>
+      <w:r>
+        <w:rPr>
+          <w:rStyle w:val="a4"/>
+          <w:rFonts w:ascii="Arial" w:hAnsi="Arial" w:cs="Arial"/>
+          <w:color w:val="FFFFFF"/>
+          <w:sz w:val="26"/>
+          <w:szCs w:val="26"/>
+        </w:rPr>
+        <w:t>Буэнос-Айресом</w:t>
+      </w:r>
+      <w:r>
+        <w:rPr>
+          <w:rFonts w:ascii="Arial" w:hAnsi="Arial" w:cs="Arial"/>
+          <w:color w:val="FFFFFF"/>
+          <w:sz w:val="26"/>
+          <w:szCs w:val="26"/>
+        </w:rPr>
+        <w:t> в </w:t>
+      </w:r>
+      <w:r>
+        <w:rPr>
+          <w:rStyle w:val="a4"/>
+          <w:rFonts w:ascii="Arial" w:hAnsi="Arial" w:cs="Arial"/>
+          <w:color w:val="FFFFFF"/>
+          <w:sz w:val="26"/>
+          <w:szCs w:val="26"/>
+        </w:rPr>
+        <w:t>1885 году</w:t>
+      </w:r>
+      <w:r>
+        <w:rPr>
+          <w:rFonts w:ascii="Arial" w:hAnsi="Arial" w:cs="Arial"/>
+          <w:color w:val="FFFFFF"/>
+          <w:sz w:val="26"/>
+          <w:szCs w:val="26"/>
+        </w:rPr>
+        <w:t> уже улучшило </w:t>
+      </w:r>
+      <w:r>
+        <w:rPr>
+          <w:rStyle w:val="a4"/>
+          <w:rFonts w:ascii="Arial" w:hAnsi="Arial" w:cs="Arial"/>
+          <w:color w:val="FFFFFF"/>
+          <w:sz w:val="26"/>
+          <w:szCs w:val="26"/>
+        </w:rPr>
+        <w:t>транспортировку вина</w:t>
+      </w:r>
+      <w:r>
+        <w:rPr>
+          <w:rFonts w:ascii="Arial" w:hAnsi="Arial" w:cs="Arial"/>
+          <w:color w:val="FFFFFF"/>
+          <w:sz w:val="26"/>
+          <w:szCs w:val="26"/>
+        </w:rPr>
+        <w:t> и способствовало </w:t>
+      </w:r>
+      <w:r>
+        <w:rPr>
+          <w:rStyle w:val="a4"/>
+          <w:rFonts w:ascii="Arial" w:hAnsi="Arial" w:cs="Arial"/>
+          <w:color w:val="FFFFFF"/>
+          <w:sz w:val="26"/>
+          <w:szCs w:val="26"/>
+        </w:rPr>
+        <w:t>росту</w:t>
+      </w:r>
+      <w:r>
+        <w:rPr>
+          <w:rFonts w:ascii="Arial" w:hAnsi="Arial" w:cs="Arial"/>
+          <w:color w:val="FFFFFF"/>
+          <w:sz w:val="26"/>
+          <w:szCs w:val="26"/>
+        </w:rPr>
+        <w:t> </w:t>
+      </w:r>
+      <w:proofErr w:type="gramStart"/>
+      <w:r>
+        <w:rPr>
+          <w:rFonts w:ascii="Arial" w:hAnsi="Arial" w:cs="Arial"/>
+          <w:color w:val="FFFFFF"/>
+          <w:sz w:val="26"/>
+          <w:szCs w:val="26"/>
+        </w:rPr>
+        <w:t>отрасли .</w:t>
+      </w:r>
+      <w:proofErr w:type="gramEnd"/>
+      <w:r>
+        <w:rPr>
+          <w:rFonts w:ascii="Arial" w:hAnsi="Arial" w:cs="Arial"/>
+          <w:color w:val="FFFFFF"/>
+          <w:sz w:val="26"/>
+          <w:szCs w:val="26"/>
+        </w:rPr>
+        <w:t xml:space="preserve"> Аргентинская винодельческая промышленность пережила </w:t>
+      </w:r>
+      <w:r>
+        <w:rPr>
+          <w:rStyle w:val="a4"/>
+          <w:rFonts w:ascii="Arial" w:hAnsi="Arial" w:cs="Arial"/>
+          <w:color w:val="FFFFFF"/>
+          <w:sz w:val="26"/>
+          <w:szCs w:val="26"/>
+        </w:rPr>
+        <w:t>бурный рост</w:t>
+      </w:r>
+      <w:r>
+        <w:rPr>
+          <w:rFonts w:ascii="Arial" w:hAnsi="Arial" w:cs="Arial"/>
+          <w:color w:val="FFFFFF"/>
+          <w:sz w:val="26"/>
+          <w:szCs w:val="26"/>
+        </w:rPr>
+        <w:t> в </w:t>
+      </w:r>
+      <w:r>
+        <w:rPr>
+          <w:rStyle w:val="a4"/>
+          <w:rFonts w:ascii="Arial" w:hAnsi="Arial" w:cs="Arial"/>
+          <w:color w:val="FFFFFF"/>
+          <w:sz w:val="26"/>
+          <w:szCs w:val="26"/>
+        </w:rPr>
+        <w:t xml:space="preserve">1880-х </w:t>
+      </w:r>
+      <w:proofErr w:type="gramStart"/>
+      <w:r>
+        <w:rPr>
+          <w:rStyle w:val="a4"/>
+          <w:rFonts w:ascii="Arial" w:hAnsi="Arial" w:cs="Arial"/>
+          <w:color w:val="FFFFFF"/>
+          <w:sz w:val="26"/>
+          <w:szCs w:val="26"/>
+        </w:rPr>
+        <w:t>годах</w:t>
+      </w:r>
+      <w:r>
+        <w:rPr>
+          <w:rFonts w:ascii="Arial" w:hAnsi="Arial" w:cs="Arial"/>
+          <w:color w:val="FFFFFF"/>
+          <w:sz w:val="26"/>
+          <w:szCs w:val="26"/>
+        </w:rPr>
+        <w:t> ,</w:t>
+      </w:r>
+      <w:proofErr w:type="gramEnd"/>
+      <w:r>
+        <w:rPr>
+          <w:rFonts w:ascii="Arial" w:hAnsi="Arial" w:cs="Arial"/>
+          <w:color w:val="FFFFFF"/>
+          <w:sz w:val="26"/>
+          <w:szCs w:val="26"/>
+        </w:rPr>
+        <w:t xml:space="preserve"> чему способствовали </w:t>
+      </w:r>
+      <w:r>
+        <w:rPr>
+          <w:rStyle w:val="a4"/>
+          <w:rFonts w:ascii="Arial" w:hAnsi="Arial" w:cs="Arial"/>
+          <w:color w:val="FFFFFF"/>
+          <w:sz w:val="26"/>
+          <w:szCs w:val="26"/>
+        </w:rPr>
+        <w:t>иммиграция</w:t>
+      </w:r>
+      <w:r>
+        <w:rPr>
+          <w:rFonts w:ascii="Arial" w:hAnsi="Arial" w:cs="Arial"/>
+          <w:color w:val="FFFFFF"/>
+          <w:sz w:val="26"/>
+          <w:szCs w:val="26"/>
+        </w:rPr>
+        <w:t> , </w:t>
+      </w:r>
+      <w:r>
+        <w:rPr>
+          <w:rStyle w:val="a4"/>
+          <w:rFonts w:ascii="Arial" w:hAnsi="Arial" w:cs="Arial"/>
+          <w:color w:val="FFFFFF"/>
+          <w:sz w:val="26"/>
+          <w:szCs w:val="26"/>
+        </w:rPr>
+        <w:t>рост населения</w:t>
+      </w:r>
+      <w:r>
+        <w:rPr>
+          <w:rFonts w:ascii="Arial" w:hAnsi="Arial" w:cs="Arial"/>
+          <w:color w:val="FFFFFF"/>
+          <w:sz w:val="26"/>
+          <w:szCs w:val="26"/>
+        </w:rPr>
+        <w:t> и улучшение </w:t>
+      </w:r>
+      <w:r>
+        <w:rPr>
+          <w:rStyle w:val="a4"/>
+          <w:rFonts w:ascii="Arial" w:hAnsi="Arial" w:cs="Arial"/>
+          <w:color w:val="FFFFFF"/>
+          <w:sz w:val="26"/>
+          <w:szCs w:val="26"/>
+        </w:rPr>
+        <w:t>транспортной инфраструктуры</w:t>
+      </w:r>
+      <w:r>
+        <w:rPr>
+          <w:rFonts w:ascii="Arial" w:hAnsi="Arial" w:cs="Arial"/>
+          <w:color w:val="FFFFFF"/>
+          <w:sz w:val="26"/>
+          <w:szCs w:val="26"/>
+        </w:rPr>
+        <w:t> . </w:t>
+      </w:r>
+      <w:proofErr w:type="gramStart"/>
+      <w:r>
+        <w:rPr>
+          <w:rStyle w:val="a4"/>
+          <w:rFonts w:ascii="Arial" w:hAnsi="Arial" w:cs="Arial"/>
+          <w:color w:val="FFFFFF"/>
+          <w:sz w:val="26"/>
+          <w:szCs w:val="26"/>
+        </w:rPr>
+        <w:t>Мендоса</w:t>
+      </w:r>
+      <w:r>
+        <w:rPr>
+          <w:rFonts w:ascii="Arial" w:hAnsi="Arial" w:cs="Arial"/>
+          <w:color w:val="FFFFFF"/>
+          <w:sz w:val="26"/>
+          <w:szCs w:val="26"/>
+        </w:rPr>
+        <w:t> ,</w:t>
+      </w:r>
+      <w:proofErr w:type="gramEnd"/>
+      <w:r>
+        <w:rPr>
+          <w:rFonts w:ascii="Arial" w:hAnsi="Arial" w:cs="Arial"/>
+          <w:color w:val="FFFFFF"/>
+          <w:sz w:val="26"/>
+          <w:szCs w:val="26"/>
+        </w:rPr>
+        <w:t xml:space="preserve"> в частности, выделяется своей </w:t>
+      </w:r>
+      <w:r>
+        <w:rPr>
+          <w:rStyle w:val="a4"/>
+          <w:rFonts w:ascii="Arial" w:hAnsi="Arial" w:cs="Arial"/>
+          <w:color w:val="FFFFFF"/>
+          <w:sz w:val="26"/>
+          <w:szCs w:val="26"/>
+        </w:rPr>
+        <w:t>богатой историей</w:t>
+      </w:r>
+      <w:r>
+        <w:rPr>
+          <w:rFonts w:ascii="Arial" w:hAnsi="Arial" w:cs="Arial"/>
+          <w:color w:val="FFFFFF"/>
+          <w:sz w:val="26"/>
+          <w:szCs w:val="26"/>
+        </w:rPr>
+        <w:t> , </w:t>
+      </w:r>
+      <w:r>
+        <w:rPr>
+          <w:rStyle w:val="a4"/>
+          <w:rFonts w:ascii="Arial" w:hAnsi="Arial" w:cs="Arial"/>
+          <w:color w:val="FFFFFF"/>
+          <w:sz w:val="26"/>
+          <w:szCs w:val="26"/>
+        </w:rPr>
+        <w:t>глубоко укоренившимися традициями</w:t>
+      </w:r>
+      <w:r>
+        <w:rPr>
+          <w:rFonts w:ascii="Arial" w:hAnsi="Arial" w:cs="Arial"/>
+          <w:color w:val="FFFFFF"/>
+          <w:sz w:val="26"/>
+          <w:szCs w:val="26"/>
+        </w:rPr>
+        <w:t> и </w:t>
+      </w:r>
+      <w:r>
+        <w:rPr>
+          <w:rStyle w:val="a4"/>
+          <w:rFonts w:ascii="Arial" w:hAnsi="Arial" w:cs="Arial"/>
+          <w:color w:val="FFFFFF"/>
+          <w:sz w:val="26"/>
+          <w:szCs w:val="26"/>
+        </w:rPr>
+        <w:t>историческими достопримечательностями</w:t>
+      </w:r>
+      <w:r>
+        <w:rPr>
+          <w:rFonts w:ascii="Arial" w:hAnsi="Arial" w:cs="Arial"/>
+          <w:color w:val="FFFFFF"/>
+          <w:sz w:val="26"/>
+          <w:szCs w:val="26"/>
+        </w:rPr>
+        <w:t xml:space="preserve"> , которые </w:t>
+      </w:r>
+      <w:r>
+        <w:rPr>
+          <w:rFonts w:ascii="Arial" w:hAnsi="Arial" w:cs="Arial"/>
+          <w:color w:val="FFFFFF"/>
+          <w:sz w:val="26"/>
+          <w:szCs w:val="26"/>
+        </w:rPr>
+        <w:lastRenderedPageBreak/>
+        <w:t>обуславливают ее культурное и </w:t>
+      </w:r>
+      <w:r>
+        <w:rPr>
+          <w:rStyle w:val="a4"/>
+          <w:rFonts w:ascii="Arial" w:hAnsi="Arial" w:cs="Arial"/>
+          <w:color w:val="FFFFFF"/>
+          <w:sz w:val="26"/>
+          <w:szCs w:val="26"/>
+        </w:rPr>
+        <w:t>винодельческое значение . Этот период был частью «Золотого века»</w:t>
+      </w:r>
+      <w:r>
+        <w:rPr>
+          <w:rFonts w:ascii="Arial" w:hAnsi="Arial" w:cs="Arial"/>
+          <w:color w:val="FFFFFF"/>
+          <w:sz w:val="26"/>
+          <w:szCs w:val="26"/>
+        </w:rPr>
+        <w:t> экономического </w:t>
+      </w:r>
+      <w:r>
+        <w:rPr>
+          <w:rStyle w:val="a4"/>
+          <w:rFonts w:ascii="Arial" w:hAnsi="Arial" w:cs="Arial"/>
+          <w:color w:val="FFFFFF"/>
+          <w:sz w:val="26"/>
+          <w:szCs w:val="26"/>
+        </w:rPr>
+        <w:t>роста</w:t>
+      </w:r>
+      <w:r>
+        <w:rPr>
+          <w:rFonts w:ascii="Arial" w:hAnsi="Arial" w:cs="Arial"/>
+          <w:color w:val="FFFFFF"/>
+          <w:sz w:val="26"/>
+          <w:szCs w:val="26"/>
+        </w:rPr>
+        <w:t> Аргентины в конце XIX и начале XX веков, обусловленного </w:t>
+      </w:r>
+      <w:r>
+        <w:rPr>
+          <w:rStyle w:val="a4"/>
+          <w:rFonts w:ascii="Arial" w:hAnsi="Arial" w:cs="Arial"/>
+          <w:color w:val="FFFFFF"/>
+          <w:sz w:val="26"/>
+          <w:szCs w:val="26"/>
+        </w:rPr>
+        <w:t>экспортом сельскохозяйственной продукции</w:t>
+      </w:r>
+      <w:r>
+        <w:rPr>
+          <w:rFonts w:ascii="Arial" w:hAnsi="Arial" w:cs="Arial"/>
+          <w:color w:val="FFFFFF"/>
+          <w:sz w:val="26"/>
+          <w:szCs w:val="26"/>
+        </w:rPr>
+        <w:t> и </w:t>
+      </w:r>
+      <w:r>
+        <w:rPr>
+          <w:rStyle w:val="a4"/>
+          <w:rFonts w:ascii="Arial" w:hAnsi="Arial" w:cs="Arial"/>
+          <w:color w:val="FFFFFF"/>
+          <w:sz w:val="26"/>
+          <w:szCs w:val="26"/>
+        </w:rPr>
+        <w:t xml:space="preserve">массовой европейской </w:t>
+      </w:r>
+      <w:proofErr w:type="gramStart"/>
+      <w:r>
+        <w:rPr>
+          <w:rStyle w:val="a4"/>
+          <w:rFonts w:ascii="Arial" w:hAnsi="Arial" w:cs="Arial"/>
+          <w:color w:val="FFFFFF"/>
+          <w:sz w:val="26"/>
+          <w:szCs w:val="26"/>
+        </w:rPr>
+        <w:t>иммиграцией</w:t>
+      </w:r>
+      <w:r>
+        <w:rPr>
+          <w:rFonts w:ascii="Arial" w:hAnsi="Arial" w:cs="Arial"/>
+          <w:color w:val="FFFFFF"/>
+          <w:sz w:val="26"/>
+          <w:szCs w:val="26"/>
+        </w:rPr>
+        <w:t> .</w:t>
+      </w:r>
+      <w:proofErr w:type="gramEnd"/>
+    </w:p>
+    <w:p>
+      <w:pPr>
+        <w:pStyle w:val="a5"/>
+        <w:shd w:val="clear" w:color="auto" w:fill="581945"/>
+        <w:spacing w:before="0" w:beforeAutospacing="0" w:after="150" w:afterAutospacing="0" w:line="450" w:lineRule="atLeast"/>
+        <w:rPr>
+          <w:rFonts w:ascii="Arial" w:hAnsi="Arial" w:cs="Arial"/>
+          <w:color w:val="FFFFFF"/>
+          <w:sz w:val="26"/>
+          <w:szCs w:val="26"/>
+        </w:rPr>
+      </w:pPr>
+      <w:r>
+        <w:rPr>
+          <w:rFonts w:ascii="Arial" w:hAnsi="Arial" w:cs="Arial"/>
+          <w:color w:val="FFFFFF"/>
+          <w:sz w:val="26"/>
+          <w:szCs w:val="26"/>
+        </w:rPr>
+        <w:t>Однако страна неоднократно сталкивалась с </w:t>
+      </w:r>
+      <w:r>
+        <w:rPr>
+          <w:rStyle w:val="a4"/>
+          <w:rFonts w:ascii="Arial" w:hAnsi="Arial" w:cs="Arial"/>
+          <w:color w:val="FFFFFF"/>
+          <w:sz w:val="26"/>
+          <w:szCs w:val="26"/>
+        </w:rPr>
+        <w:t xml:space="preserve">экономическими </w:t>
+      </w:r>
+      <w:proofErr w:type="gramStart"/>
+      <w:r>
+        <w:rPr>
+          <w:rStyle w:val="a4"/>
+          <w:rFonts w:ascii="Arial" w:hAnsi="Arial" w:cs="Arial"/>
+          <w:color w:val="FFFFFF"/>
+          <w:sz w:val="26"/>
+          <w:szCs w:val="26"/>
+        </w:rPr>
+        <w:t>кризисами</w:t>
+      </w:r>
+      <w:r>
+        <w:rPr>
+          <w:rFonts w:ascii="Arial" w:hAnsi="Arial" w:cs="Arial"/>
+          <w:color w:val="FFFFFF"/>
+          <w:sz w:val="26"/>
+          <w:szCs w:val="26"/>
+        </w:rPr>
+        <w:t> ,</w:t>
+      </w:r>
+      <w:proofErr w:type="gramEnd"/>
+      <w:r>
+        <w:rPr>
+          <w:rFonts w:ascii="Arial" w:hAnsi="Arial" w:cs="Arial"/>
+          <w:color w:val="FFFFFF"/>
+          <w:sz w:val="26"/>
+          <w:szCs w:val="26"/>
+        </w:rPr>
+        <w:t xml:space="preserve"> включая крупный </w:t>
+      </w:r>
+      <w:r>
+        <w:rPr>
+          <w:rStyle w:val="a4"/>
+          <w:rFonts w:ascii="Arial" w:hAnsi="Arial" w:cs="Arial"/>
+          <w:color w:val="FFFFFF"/>
+          <w:sz w:val="26"/>
+          <w:szCs w:val="26"/>
+        </w:rPr>
+        <w:t>дефолт по государственному долгу</w:t>
+      </w:r>
+      <w:r>
+        <w:rPr>
+          <w:rFonts w:ascii="Arial" w:hAnsi="Arial" w:cs="Arial"/>
+          <w:color w:val="FFFFFF"/>
+          <w:sz w:val="26"/>
+          <w:szCs w:val="26"/>
+        </w:rPr>
+        <w:t> в </w:t>
+      </w:r>
+      <w:r>
+        <w:rPr>
+          <w:rStyle w:val="a4"/>
+          <w:rFonts w:ascii="Arial" w:hAnsi="Arial" w:cs="Arial"/>
+          <w:color w:val="FFFFFF"/>
+          <w:sz w:val="26"/>
+          <w:szCs w:val="26"/>
+        </w:rPr>
+        <w:t>2001 году</w:t>
+      </w:r>
+      <w:r>
+        <w:rPr>
+          <w:rFonts w:ascii="Arial" w:hAnsi="Arial" w:cs="Arial"/>
+          <w:color w:val="FFFFFF"/>
+          <w:sz w:val="26"/>
+          <w:szCs w:val="26"/>
+        </w:rPr>
+        <w:t> , который оказал значительное влияние на ее </w:t>
+      </w:r>
+      <w:r>
+        <w:rPr>
+          <w:rStyle w:val="a4"/>
+          <w:rFonts w:ascii="Arial" w:hAnsi="Arial" w:cs="Arial"/>
+          <w:color w:val="FFFFFF"/>
+          <w:sz w:val="26"/>
+          <w:szCs w:val="26"/>
+        </w:rPr>
+        <w:t>экономику</w:t>
+      </w:r>
+      <w:r>
+        <w:rPr>
+          <w:rFonts w:ascii="Arial" w:hAnsi="Arial" w:cs="Arial"/>
+          <w:color w:val="FFFFFF"/>
+          <w:sz w:val="26"/>
+          <w:szCs w:val="26"/>
+        </w:rPr>
+        <w:t> и промышленность. Сегодня эта отрасль создает более </w:t>
+      </w:r>
+      <w:r>
+        <w:rPr>
+          <w:rStyle w:val="a4"/>
+          <w:rFonts w:ascii="Arial" w:hAnsi="Arial" w:cs="Arial"/>
+          <w:color w:val="FFFFFF"/>
+          <w:sz w:val="26"/>
+          <w:szCs w:val="26"/>
+        </w:rPr>
+        <w:t>106 000 прямых рабочих мест</w:t>
+      </w:r>
+      <w:r>
+        <w:rPr>
+          <w:rFonts w:ascii="Arial" w:hAnsi="Arial" w:cs="Arial"/>
+          <w:color w:val="FFFFFF"/>
+          <w:sz w:val="26"/>
+          <w:szCs w:val="26"/>
+        </w:rPr>
+        <w:t> и поддерживает </w:t>
+      </w:r>
+      <w:r>
+        <w:rPr>
+          <w:rStyle w:val="a4"/>
+          <w:rFonts w:ascii="Arial" w:hAnsi="Arial" w:cs="Arial"/>
+          <w:color w:val="FFFFFF"/>
+          <w:sz w:val="26"/>
+          <w:szCs w:val="26"/>
+        </w:rPr>
+        <w:t xml:space="preserve">280 000 </w:t>
+      </w:r>
+      <w:proofErr w:type="gramStart"/>
+      <w:r>
+        <w:rPr>
+          <w:rStyle w:val="a4"/>
+          <w:rFonts w:ascii="Arial" w:hAnsi="Arial" w:cs="Arial"/>
+          <w:color w:val="FFFFFF"/>
+          <w:sz w:val="26"/>
+          <w:szCs w:val="26"/>
+        </w:rPr>
+        <w:t>косвенных</w:t>
+      </w:r>
+      <w:r>
+        <w:rPr>
+          <w:rFonts w:ascii="Arial" w:hAnsi="Arial" w:cs="Arial"/>
+          <w:color w:val="FFFFFF"/>
+          <w:sz w:val="26"/>
+          <w:szCs w:val="26"/>
+        </w:rPr>
+        <w:t> ,</w:t>
+      </w:r>
+      <w:proofErr w:type="gramEnd"/>
+      <w:r>
+        <w:rPr>
+          <w:rFonts w:ascii="Arial" w:hAnsi="Arial" w:cs="Arial"/>
+          <w:color w:val="FFFFFF"/>
+          <w:sz w:val="26"/>
+          <w:szCs w:val="26"/>
+        </w:rPr>
+        <w:t xml:space="preserve"> являясь </w:t>
+      </w:r>
+      <w:r>
+        <w:rPr>
+          <w:rStyle w:val="a4"/>
+          <w:rFonts w:ascii="Arial" w:hAnsi="Arial" w:cs="Arial"/>
+          <w:color w:val="FFFFFF"/>
+          <w:sz w:val="26"/>
+          <w:szCs w:val="26"/>
+        </w:rPr>
+        <w:t>краеугольным камнем</w:t>
+      </w:r>
+      <w:r>
+        <w:rPr>
+          <w:rFonts w:ascii="Arial" w:hAnsi="Arial" w:cs="Arial"/>
+          <w:color w:val="FFFFFF"/>
+          <w:sz w:val="26"/>
+          <w:szCs w:val="26"/>
+        </w:rPr>
+        <w:t> национальной экономики.</w:t>
+      </w:r>
+    </w:p>
+    <w:p>
+      <w:pPr>
+        <w:pStyle w:val="3"/>
+        <w:shd w:val="clear" w:color="auto" w:fill="FFFFFF"/>
+        <w:spacing w:before="150" w:after="375" w:line="600" w:lineRule="atLeast"/>
+        <w:rPr>
+          <w:rFonts w:ascii="Arial" w:hAnsi="Arial" w:cs="Arial"/>
+          <w:color w:val="6B6B6B"/>
+          <w:sz w:val="36"/>
+          <w:szCs w:val="36"/>
+        </w:rPr>
+      </w:pPr>
+      <w:r>
+        <w:rPr>
+          <w:rFonts w:ascii="Arial" w:hAnsi="Arial" w:cs="Arial"/>
+          <w:b/>
+          <w:bCs/>
+          <w:color w:val="6B6B6B"/>
+          <w:sz w:val="36"/>
+          <w:szCs w:val="36"/>
+        </w:rPr>
+        <w:t>Расположение</w:t>
+      </w:r>
+    </w:p>
+    <w:p>
+      <w:pPr>
+        <w:pStyle w:val="a5"/>
+        <w:shd w:val="clear" w:color="auto" w:fill="FFFFFF"/>
+        <w:spacing w:before="0" w:beforeAutospacing="0" w:after="150" w:afterAutospacing="0" w:line="450" w:lineRule="atLeast"/>
+        <w:rPr>
+          <w:rFonts w:ascii="Arial" w:hAnsi="Arial" w:cs="Arial"/>
+          <w:color w:val="6B6B6B"/>
+          <w:sz w:val="26"/>
+          <w:szCs w:val="26"/>
+        </w:rPr>
+      </w:pPr>
+      <w:r>
+        <w:rPr>
+          <w:rFonts w:ascii="Arial" w:hAnsi="Arial" w:cs="Arial"/>
+          <w:color w:val="6B6B6B"/>
+          <w:sz w:val="26"/>
+          <w:szCs w:val="26"/>
+        </w:rPr>
+        <w:t>Винодельческий пояс Аргентины расположен вдоль </w:t>
+      </w:r>
+      <w:r>
+        <w:rPr>
+          <w:rStyle w:val="a4"/>
+          <w:rFonts w:ascii="Arial" w:hAnsi="Arial" w:cs="Arial"/>
+          <w:color w:val="6B6B6B"/>
+          <w:sz w:val="26"/>
+          <w:szCs w:val="26"/>
+        </w:rPr>
+        <w:t xml:space="preserve">восточных предгорий </w:t>
+      </w:r>
+      <w:proofErr w:type="gramStart"/>
+      <w:r>
+        <w:rPr>
+          <w:rStyle w:val="a4"/>
+          <w:rFonts w:ascii="Arial" w:hAnsi="Arial" w:cs="Arial"/>
+          <w:color w:val="6B6B6B"/>
+          <w:sz w:val="26"/>
+          <w:szCs w:val="26"/>
+        </w:rPr>
+        <w:t>Анд</w:t>
+      </w:r>
+      <w:r>
+        <w:rPr>
+          <w:rFonts w:ascii="Arial" w:hAnsi="Arial" w:cs="Arial"/>
+          <w:color w:val="6B6B6B"/>
+          <w:sz w:val="26"/>
+          <w:szCs w:val="26"/>
+        </w:rPr>
+        <w:t> ,</w:t>
+      </w:r>
+      <w:proofErr w:type="gramEnd"/>
+      <w:r>
+        <w:rPr>
+          <w:rFonts w:ascii="Arial" w:hAnsi="Arial" w:cs="Arial"/>
+          <w:color w:val="6B6B6B"/>
+          <w:sz w:val="26"/>
+          <w:szCs w:val="26"/>
+        </w:rPr>
+        <w:t xml:space="preserve"> простираясь от </w:t>
+      </w:r>
+      <w:r>
+        <w:rPr>
+          <w:rStyle w:val="a4"/>
+          <w:rFonts w:ascii="Arial" w:hAnsi="Arial" w:cs="Arial"/>
+          <w:color w:val="6B6B6B"/>
+          <w:sz w:val="26"/>
+          <w:szCs w:val="26"/>
+        </w:rPr>
+        <w:t>22° южной широты</w:t>
+      </w:r>
+      <w:r>
+        <w:rPr>
+          <w:rFonts w:ascii="Arial" w:hAnsi="Arial" w:cs="Arial"/>
+          <w:color w:val="6B6B6B"/>
+          <w:sz w:val="26"/>
+          <w:szCs w:val="26"/>
+        </w:rPr>
+        <w:t> (вблизи Тропика Козерога) до </w:t>
+      </w:r>
+      <w:r>
+        <w:rPr>
+          <w:rStyle w:val="a4"/>
+          <w:rFonts w:ascii="Arial" w:hAnsi="Arial" w:cs="Arial"/>
+          <w:color w:val="6B6B6B"/>
+          <w:sz w:val="26"/>
+          <w:szCs w:val="26"/>
+        </w:rPr>
+        <w:t>42° южной широты</w:t>
+      </w:r>
+      <w:r>
+        <w:rPr>
+          <w:rFonts w:ascii="Arial" w:hAnsi="Arial" w:cs="Arial"/>
+          <w:color w:val="6B6B6B"/>
+          <w:sz w:val="26"/>
+          <w:szCs w:val="26"/>
+        </w:rPr>
+        <w:t xml:space="preserve"> (в </w:t>
+      </w:r>
+      <w:proofErr w:type="spellStart"/>
+      <w:r>
+        <w:rPr>
+          <w:rFonts w:ascii="Arial" w:hAnsi="Arial" w:cs="Arial"/>
+          <w:color w:val="6B6B6B"/>
+          <w:sz w:val="26"/>
+          <w:szCs w:val="26"/>
+        </w:rPr>
+        <w:t>Патагонии</w:t>
+      </w:r>
+      <w:proofErr w:type="spellEnd"/>
+      <w:r>
+        <w:rPr>
+          <w:rFonts w:ascii="Arial" w:hAnsi="Arial" w:cs="Arial"/>
+          <w:color w:val="6B6B6B"/>
+          <w:sz w:val="26"/>
+          <w:szCs w:val="26"/>
+        </w:rPr>
+        <w:t>). Аргентина — </w:t>
+      </w:r>
+      <w:r>
+        <w:rPr>
+          <w:rStyle w:val="a4"/>
+          <w:rFonts w:ascii="Arial" w:hAnsi="Arial" w:cs="Arial"/>
+          <w:color w:val="6B6B6B"/>
+          <w:sz w:val="26"/>
+          <w:szCs w:val="26"/>
+        </w:rPr>
+        <w:t>восьмая по величине страна</w:t>
+      </w:r>
+      <w:r>
+        <w:rPr>
+          <w:rFonts w:ascii="Arial" w:hAnsi="Arial" w:cs="Arial"/>
+          <w:color w:val="6B6B6B"/>
+          <w:sz w:val="26"/>
+          <w:szCs w:val="26"/>
+        </w:rPr>
+        <w:t> в мире, отличающаяся огромным </w:t>
+      </w:r>
+      <w:r>
+        <w:rPr>
+          <w:rStyle w:val="a4"/>
+          <w:rFonts w:ascii="Arial" w:hAnsi="Arial" w:cs="Arial"/>
+          <w:color w:val="6B6B6B"/>
+          <w:sz w:val="26"/>
+          <w:szCs w:val="26"/>
+        </w:rPr>
+        <w:t xml:space="preserve">географическим </w:t>
+      </w:r>
+      <w:proofErr w:type="gramStart"/>
+      <w:r>
+        <w:rPr>
+          <w:rStyle w:val="a4"/>
+          <w:rFonts w:ascii="Arial" w:hAnsi="Arial" w:cs="Arial"/>
+          <w:color w:val="6B6B6B"/>
+          <w:sz w:val="26"/>
+          <w:szCs w:val="26"/>
+        </w:rPr>
+        <w:t>разнообразием</w:t>
+      </w:r>
+      <w:r>
+        <w:rPr>
+          <w:rFonts w:ascii="Arial" w:hAnsi="Arial" w:cs="Arial"/>
+          <w:color w:val="6B6B6B"/>
+          <w:sz w:val="26"/>
+          <w:szCs w:val="26"/>
+        </w:rPr>
+        <w:t> .</w:t>
+      </w:r>
+      <w:proofErr w:type="gramEnd"/>
+      <w:r>
+        <w:rPr>
+          <w:rFonts w:ascii="Arial" w:hAnsi="Arial" w:cs="Arial"/>
+          <w:color w:val="6B6B6B"/>
+          <w:sz w:val="26"/>
+          <w:szCs w:val="26"/>
+        </w:rPr>
+        <w:t xml:space="preserve"> Этот </w:t>
+      </w:r>
+      <w:r>
+        <w:rPr>
+          <w:rStyle w:val="a4"/>
+          <w:rFonts w:ascii="Arial" w:hAnsi="Arial" w:cs="Arial"/>
+          <w:color w:val="6B6B6B"/>
+          <w:sz w:val="26"/>
+          <w:szCs w:val="26"/>
+        </w:rPr>
+        <w:t>коридор протяженностью 3800 километров</w:t>
+      </w:r>
+      <w:r>
+        <w:rPr>
+          <w:rFonts w:ascii="Arial" w:hAnsi="Arial" w:cs="Arial"/>
+          <w:color w:val="6B6B6B"/>
+          <w:sz w:val="26"/>
+          <w:szCs w:val="26"/>
+        </w:rPr>
+        <w:t> использует </w:t>
+      </w:r>
+      <w:r>
+        <w:rPr>
+          <w:rStyle w:val="a4"/>
+          <w:rFonts w:ascii="Arial" w:hAnsi="Arial" w:cs="Arial"/>
+          <w:color w:val="6B6B6B"/>
+          <w:sz w:val="26"/>
+          <w:szCs w:val="26"/>
+        </w:rPr>
+        <w:t xml:space="preserve">эффект дождевой тени </w:t>
+      </w:r>
+      <w:proofErr w:type="gramStart"/>
+      <w:r>
+        <w:rPr>
+          <w:rStyle w:val="a4"/>
+          <w:rFonts w:ascii="Arial" w:hAnsi="Arial" w:cs="Arial"/>
+          <w:color w:val="6B6B6B"/>
+          <w:sz w:val="26"/>
+          <w:szCs w:val="26"/>
+        </w:rPr>
+        <w:t>Анд</w:t>
+      </w:r>
+      <w:r>
+        <w:rPr>
+          <w:rFonts w:ascii="Arial" w:hAnsi="Arial" w:cs="Arial"/>
+          <w:color w:val="6B6B6B"/>
+          <w:sz w:val="26"/>
+          <w:szCs w:val="26"/>
+        </w:rPr>
+        <w:t> ,</w:t>
+      </w:r>
+      <w:proofErr w:type="gramEnd"/>
+      <w:r>
+        <w:rPr>
+          <w:rFonts w:ascii="Arial" w:hAnsi="Arial" w:cs="Arial"/>
+          <w:color w:val="6B6B6B"/>
+          <w:sz w:val="26"/>
+          <w:szCs w:val="26"/>
+        </w:rPr>
+        <w:t xml:space="preserve"> создавая идеальные условия для </w:t>
+      </w:r>
+      <w:r>
+        <w:rPr>
+          <w:rStyle w:val="a4"/>
+          <w:rFonts w:ascii="Arial" w:hAnsi="Arial" w:cs="Arial"/>
+          <w:color w:val="6B6B6B"/>
+          <w:sz w:val="26"/>
+          <w:szCs w:val="26"/>
+        </w:rPr>
+        <w:t>виноградарства</w:t>
+      </w:r>
+      <w:r>
+        <w:rPr>
+          <w:rFonts w:ascii="Arial" w:hAnsi="Arial" w:cs="Arial"/>
+          <w:color w:val="6B6B6B"/>
+          <w:sz w:val="26"/>
+          <w:szCs w:val="26"/>
+        </w:rPr>
+        <w:t> . </w:t>
+      </w:r>
+      <w:r>
+        <w:rPr>
+          <w:rStyle w:val="a4"/>
+          <w:rFonts w:ascii="Arial" w:hAnsi="Arial" w:cs="Arial"/>
+          <w:color w:val="6B6B6B"/>
+          <w:sz w:val="26"/>
+          <w:szCs w:val="26"/>
+        </w:rPr>
+        <w:t xml:space="preserve">Горный хребет </w:t>
+      </w:r>
+      <w:proofErr w:type="gramStart"/>
+      <w:r>
+        <w:rPr>
+          <w:rStyle w:val="a4"/>
+          <w:rFonts w:ascii="Arial" w:hAnsi="Arial" w:cs="Arial"/>
+          <w:color w:val="6B6B6B"/>
+          <w:sz w:val="26"/>
+          <w:szCs w:val="26"/>
+        </w:rPr>
+        <w:t>Анд</w:t>
+      </w:r>
+      <w:r>
+        <w:rPr>
+          <w:rFonts w:ascii="Arial" w:hAnsi="Arial" w:cs="Arial"/>
+          <w:color w:val="6B6B6B"/>
+          <w:sz w:val="26"/>
+          <w:szCs w:val="26"/>
+        </w:rPr>
+        <w:t> ,</w:t>
+      </w:r>
+      <w:proofErr w:type="gramEnd"/>
+      <w:r>
+        <w:rPr>
+          <w:rFonts w:ascii="Arial" w:hAnsi="Arial" w:cs="Arial"/>
+          <w:color w:val="6B6B6B"/>
+          <w:sz w:val="26"/>
+          <w:szCs w:val="26"/>
+        </w:rPr>
+        <w:t xml:space="preserve"> проходящий вдоль западной границы Аргентины, включает в себя </w:t>
+      </w:r>
+      <w:proofErr w:type="spellStart"/>
+      <w:r>
+        <w:rPr>
+          <w:rStyle w:val="a4"/>
+          <w:rFonts w:ascii="Arial" w:hAnsi="Arial" w:cs="Arial"/>
+          <w:color w:val="6B6B6B"/>
+          <w:sz w:val="26"/>
+          <w:szCs w:val="26"/>
+        </w:rPr>
+        <w:t>Аконкагуа</w:t>
+      </w:r>
+      <w:proofErr w:type="spellEnd"/>
+      <w:r>
+        <w:rPr>
+          <w:rFonts w:ascii="Arial" w:hAnsi="Arial" w:cs="Arial"/>
+          <w:color w:val="6B6B6B"/>
+          <w:sz w:val="26"/>
+          <w:szCs w:val="26"/>
+        </w:rPr>
+        <w:t> , самую высокую вершину в </w:t>
+      </w:r>
+      <w:r>
+        <w:rPr>
+          <w:rStyle w:val="a4"/>
+          <w:rFonts w:ascii="Arial" w:hAnsi="Arial" w:cs="Arial"/>
+          <w:color w:val="6B6B6B"/>
+          <w:sz w:val="26"/>
+          <w:szCs w:val="26"/>
+        </w:rPr>
+        <w:t>Америке</w:t>
+      </w:r>
+      <w:r>
+        <w:rPr>
+          <w:rFonts w:ascii="Arial" w:hAnsi="Arial" w:cs="Arial"/>
+          <w:color w:val="6B6B6B"/>
+          <w:sz w:val="26"/>
+          <w:szCs w:val="26"/>
+        </w:rPr>
+        <w:t> . Горы блокируют </w:t>
+      </w:r>
+      <w:r>
+        <w:rPr>
+          <w:rStyle w:val="a4"/>
+          <w:rFonts w:ascii="Arial" w:hAnsi="Arial" w:cs="Arial"/>
+          <w:color w:val="6B6B6B"/>
+          <w:sz w:val="26"/>
+          <w:szCs w:val="26"/>
+        </w:rPr>
+        <w:t xml:space="preserve">влагу Тихого </w:t>
+      </w:r>
+      <w:proofErr w:type="gramStart"/>
+      <w:r>
+        <w:rPr>
+          <w:rStyle w:val="a4"/>
+          <w:rFonts w:ascii="Arial" w:hAnsi="Arial" w:cs="Arial"/>
+          <w:color w:val="6B6B6B"/>
+          <w:sz w:val="26"/>
+          <w:szCs w:val="26"/>
+        </w:rPr>
+        <w:t>океана</w:t>
+      </w:r>
+      <w:r>
+        <w:rPr>
+          <w:rFonts w:ascii="Arial" w:hAnsi="Arial" w:cs="Arial"/>
+          <w:color w:val="6B6B6B"/>
+          <w:sz w:val="26"/>
+          <w:szCs w:val="26"/>
+        </w:rPr>
+        <w:t> ,</w:t>
+      </w:r>
+      <w:proofErr w:type="gramEnd"/>
+      <w:r>
+        <w:rPr>
+          <w:rFonts w:ascii="Arial" w:hAnsi="Arial" w:cs="Arial"/>
+          <w:color w:val="6B6B6B"/>
+          <w:sz w:val="26"/>
+          <w:szCs w:val="26"/>
+        </w:rPr>
+        <w:t xml:space="preserve"> оставляя виноградники под постоянным </w:t>
+      </w:r>
+      <w:r>
+        <w:rPr>
+          <w:rStyle w:val="a4"/>
+          <w:rFonts w:ascii="Arial" w:hAnsi="Arial" w:cs="Arial"/>
+          <w:color w:val="6B6B6B"/>
+          <w:sz w:val="26"/>
+          <w:szCs w:val="26"/>
+        </w:rPr>
+        <w:t>солнцем</w:t>
+      </w:r>
+      <w:r>
+        <w:rPr>
+          <w:rFonts w:ascii="Arial" w:hAnsi="Arial" w:cs="Arial"/>
+          <w:color w:val="6B6B6B"/>
+          <w:sz w:val="26"/>
+          <w:szCs w:val="26"/>
+        </w:rPr>
+        <w:t> , но зависящими от </w:t>
+      </w:r>
+      <w:r>
+        <w:rPr>
+          <w:rStyle w:val="a4"/>
+          <w:rFonts w:ascii="Arial" w:hAnsi="Arial" w:cs="Arial"/>
+          <w:color w:val="6B6B6B"/>
+          <w:sz w:val="26"/>
+          <w:szCs w:val="26"/>
+        </w:rPr>
+        <w:t>орошения талыми водами</w:t>
+      </w:r>
+      <w:r>
+        <w:rPr>
+          <w:rFonts w:ascii="Arial" w:hAnsi="Arial" w:cs="Arial"/>
+          <w:color w:val="6B6B6B"/>
+          <w:sz w:val="26"/>
+          <w:szCs w:val="26"/>
+        </w:rPr>
+        <w:t> через сложную сеть </w:t>
+      </w:r>
+      <w:proofErr w:type="spellStart"/>
+      <w:r>
+        <w:rPr>
+          <w:rStyle w:val="a4"/>
+          <w:rFonts w:ascii="Arial" w:hAnsi="Arial" w:cs="Arial"/>
+          <w:color w:val="6B6B6B"/>
+          <w:sz w:val="26"/>
+          <w:szCs w:val="26"/>
+        </w:rPr>
+        <w:t>асекий</w:t>
+      </w:r>
+      <w:proofErr w:type="spellEnd"/>
+      <w:r>
+        <w:rPr>
+          <w:rFonts w:ascii="Arial" w:hAnsi="Arial" w:cs="Arial"/>
+          <w:color w:val="6B6B6B"/>
+          <w:sz w:val="26"/>
+          <w:szCs w:val="26"/>
+        </w:rPr>
+        <w:t> (ирригационных каналов). </w:t>
+      </w:r>
+      <w:r>
+        <w:rPr>
+          <w:rStyle w:val="a4"/>
+          <w:rFonts w:ascii="Arial" w:hAnsi="Arial" w:cs="Arial"/>
+          <w:color w:val="6B6B6B"/>
+          <w:sz w:val="26"/>
+          <w:szCs w:val="26"/>
+        </w:rPr>
+        <w:t xml:space="preserve">Регион </w:t>
+      </w:r>
+      <w:proofErr w:type="gramStart"/>
+      <w:r>
+        <w:rPr>
+          <w:rStyle w:val="a4"/>
+          <w:rFonts w:ascii="Arial" w:hAnsi="Arial" w:cs="Arial"/>
+          <w:color w:val="6B6B6B"/>
+          <w:sz w:val="26"/>
+          <w:szCs w:val="26"/>
+        </w:rPr>
+        <w:t>Пампасов</w:t>
+      </w:r>
+      <w:r>
+        <w:rPr>
+          <w:rFonts w:ascii="Arial" w:hAnsi="Arial" w:cs="Arial"/>
+          <w:color w:val="6B6B6B"/>
+          <w:sz w:val="26"/>
+          <w:szCs w:val="26"/>
+        </w:rPr>
+        <w:t> ,</w:t>
+      </w:r>
+      <w:proofErr w:type="gramEnd"/>
+      <w:r>
+        <w:rPr>
+          <w:rFonts w:ascii="Arial" w:hAnsi="Arial" w:cs="Arial"/>
+          <w:color w:val="6B6B6B"/>
+          <w:sz w:val="26"/>
+          <w:szCs w:val="26"/>
+        </w:rPr>
+        <w:t xml:space="preserve"> характеризующийся </w:t>
+      </w:r>
+      <w:r>
+        <w:rPr>
+          <w:rStyle w:val="a4"/>
+          <w:rFonts w:ascii="Arial" w:hAnsi="Arial" w:cs="Arial"/>
+          <w:color w:val="6B6B6B"/>
+          <w:sz w:val="26"/>
+          <w:szCs w:val="26"/>
+        </w:rPr>
+        <w:t>плодородными равнинами</w:t>
+      </w:r>
+      <w:r>
+        <w:rPr>
+          <w:rFonts w:ascii="Arial" w:hAnsi="Arial" w:cs="Arial"/>
+          <w:color w:val="6B6B6B"/>
+          <w:sz w:val="26"/>
+          <w:szCs w:val="26"/>
+        </w:rPr>
+        <w:t> , является сельскохозяйственным </w:t>
+      </w:r>
+      <w:r>
+        <w:rPr>
+          <w:rStyle w:val="a4"/>
+          <w:rFonts w:ascii="Arial" w:hAnsi="Arial" w:cs="Arial"/>
+          <w:color w:val="6B6B6B"/>
+          <w:sz w:val="26"/>
+          <w:szCs w:val="26"/>
+        </w:rPr>
+        <w:t>центром</w:t>
+      </w:r>
+      <w:r>
+        <w:rPr>
+          <w:rFonts w:ascii="Arial" w:hAnsi="Arial" w:cs="Arial"/>
+          <w:color w:val="6B6B6B"/>
+          <w:sz w:val="26"/>
+          <w:szCs w:val="26"/>
+        </w:rPr>
+        <w:t> Аргентины и домом для города </w:t>
+      </w:r>
+      <w:r>
+        <w:rPr>
+          <w:rStyle w:val="a4"/>
+          <w:rFonts w:ascii="Arial" w:hAnsi="Arial" w:cs="Arial"/>
+          <w:color w:val="6B6B6B"/>
+          <w:sz w:val="26"/>
+          <w:szCs w:val="26"/>
+        </w:rPr>
+        <w:t>Буэнос-Айрес</w:t>
+      </w:r>
+      <w:r>
+        <w:rPr>
+          <w:rFonts w:ascii="Arial" w:hAnsi="Arial" w:cs="Arial"/>
+          <w:color w:val="6B6B6B"/>
+          <w:sz w:val="26"/>
+          <w:szCs w:val="26"/>
+        </w:rPr>
+        <w:t> .</w:t>
+      </w:r>
+    </w:p>
+    <w:p>
+      <w:pPr>
+        <w:pStyle w:val="3"/>
+        <w:shd w:val="clear" w:color="auto" w:fill="FFFFFF"/>
+        <w:spacing w:before="150" w:after="375" w:line="600" w:lineRule="atLeast"/>
+        <w:rPr>
+          <w:rFonts w:ascii="Arial" w:hAnsi="Arial" w:cs="Arial"/>
+          <w:color w:val="6B6B6B"/>
+          <w:sz w:val="36"/>
+          <w:szCs w:val="36"/>
+        </w:rPr>
+      </w:pPr>
+      <w:r>
+        <w:rPr>
+          <w:rFonts w:ascii="Arial" w:hAnsi="Arial" w:cs="Arial"/>
+          <w:b/>
+          <w:bCs/>
+          <w:color w:val="6B6B6B"/>
+          <w:sz w:val="36"/>
+          <w:szCs w:val="36"/>
+        </w:rPr>
+        <w:lastRenderedPageBreak/>
+        <w:t>Климат</w:t>
+      </w:r>
+    </w:p>
+    <w:p>
+      <w:pPr>
+        <w:pStyle w:val="a5"/>
+        <w:shd w:val="clear" w:color="auto" w:fill="FFFFFF"/>
+        <w:spacing w:before="0" w:beforeAutospacing="0" w:after="150" w:afterAutospacing="0" w:line="450" w:lineRule="atLeast"/>
+        <w:rPr>
+          <w:rFonts w:ascii="Arial" w:hAnsi="Arial" w:cs="Arial"/>
+          <w:color w:val="6B6B6B"/>
+          <w:sz w:val="26"/>
+          <w:szCs w:val="26"/>
+        </w:rPr>
+      </w:pPr>
+      <w:r>
+        <w:rPr>
+          <w:rFonts w:ascii="Arial" w:hAnsi="Arial" w:cs="Arial"/>
+          <w:color w:val="6B6B6B"/>
+          <w:sz w:val="26"/>
+          <w:szCs w:val="26"/>
+        </w:rPr>
+        <w:t>Винодельческий климат Аргентины </w:t>
+      </w:r>
+      <w:proofErr w:type="gramStart"/>
+      <w:r>
+        <w:rPr>
+          <w:rStyle w:val="a4"/>
+          <w:rFonts w:ascii="Arial" w:hAnsi="Arial" w:cs="Arial"/>
+          <w:color w:val="6B6B6B"/>
+          <w:sz w:val="26"/>
+          <w:szCs w:val="26"/>
+        </w:rPr>
+        <w:t>континентальный</w:t>
+      </w:r>
+      <w:r>
+        <w:rPr>
+          <w:rFonts w:ascii="Arial" w:hAnsi="Arial" w:cs="Arial"/>
+          <w:color w:val="6B6B6B"/>
+          <w:sz w:val="26"/>
+          <w:szCs w:val="26"/>
+        </w:rPr>
+        <w:t> ,</w:t>
+      </w:r>
+      <w:proofErr w:type="gramEnd"/>
+      <w:r>
+        <w:rPr>
+          <w:rFonts w:ascii="Arial" w:hAnsi="Arial" w:cs="Arial"/>
+          <w:color w:val="6B6B6B"/>
+          <w:sz w:val="26"/>
+          <w:szCs w:val="26"/>
+        </w:rPr>
+        <w:t xml:space="preserve"> с </w:t>
+      </w:r>
+      <w:r>
+        <w:rPr>
+          <w:rStyle w:val="a4"/>
+          <w:rFonts w:ascii="Arial" w:hAnsi="Arial" w:cs="Arial"/>
+          <w:color w:val="6B6B6B"/>
+          <w:sz w:val="26"/>
+          <w:szCs w:val="26"/>
+        </w:rPr>
+        <w:t>пустынными характеристиками</w:t>
+      </w:r>
+      <w:r>
+        <w:rPr>
+          <w:rFonts w:ascii="Arial" w:hAnsi="Arial" w:cs="Arial"/>
+          <w:color w:val="6B6B6B"/>
+          <w:sz w:val="26"/>
+          <w:szCs w:val="26"/>
+        </w:rPr>
+        <w:t> : резкие </w:t>
+      </w:r>
+      <w:r>
+        <w:rPr>
+          <w:rStyle w:val="a4"/>
+          <w:rFonts w:ascii="Arial" w:hAnsi="Arial" w:cs="Arial"/>
+          <w:color w:val="6B6B6B"/>
+          <w:sz w:val="26"/>
+          <w:szCs w:val="26"/>
+        </w:rPr>
+        <w:t>суточные колебания температуры</w:t>
+      </w:r>
+      <w:r>
+        <w:rPr>
+          <w:rFonts w:ascii="Arial" w:hAnsi="Arial" w:cs="Arial"/>
+          <w:color w:val="6B6B6B"/>
+          <w:sz w:val="26"/>
+          <w:szCs w:val="26"/>
+        </w:rPr>
+        <w:t> , минимальное количество </w:t>
+      </w:r>
+      <w:r>
+        <w:rPr>
+          <w:rStyle w:val="a4"/>
+          <w:rFonts w:ascii="Arial" w:hAnsi="Arial" w:cs="Arial"/>
+          <w:color w:val="6B6B6B"/>
+          <w:sz w:val="26"/>
+          <w:szCs w:val="26"/>
+        </w:rPr>
+        <w:t>осадков</w:t>
+      </w:r>
+      <w:r>
+        <w:rPr>
+          <w:rFonts w:ascii="Arial" w:hAnsi="Arial" w:cs="Arial"/>
+          <w:color w:val="6B6B6B"/>
+          <w:sz w:val="26"/>
+          <w:szCs w:val="26"/>
+        </w:rPr>
+        <w:t> и непрерывное </w:t>
+      </w:r>
+      <w:r>
+        <w:rPr>
+          <w:rStyle w:val="a4"/>
+          <w:rFonts w:ascii="Arial" w:hAnsi="Arial" w:cs="Arial"/>
+          <w:color w:val="6B6B6B"/>
+          <w:sz w:val="26"/>
+          <w:szCs w:val="26"/>
+        </w:rPr>
+        <w:t>солнце</w:t>
+      </w:r>
+      <w:r>
+        <w:rPr>
+          <w:rFonts w:ascii="Arial" w:hAnsi="Arial" w:cs="Arial"/>
+          <w:color w:val="6B6B6B"/>
+          <w:sz w:val="26"/>
+          <w:szCs w:val="26"/>
+        </w:rPr>
+        <w:t> . В Мендосе </w:t>
+      </w:r>
+      <w:r>
+        <w:rPr>
+          <w:rStyle w:val="a4"/>
+          <w:rFonts w:ascii="Arial" w:hAnsi="Arial" w:cs="Arial"/>
+          <w:color w:val="6B6B6B"/>
+          <w:sz w:val="26"/>
+          <w:szCs w:val="26"/>
+        </w:rPr>
+        <w:t>69% солнечного света</w:t>
+      </w:r>
+      <w:r>
+        <w:rPr>
+          <w:rFonts w:ascii="Arial" w:hAnsi="Arial" w:cs="Arial"/>
+          <w:color w:val="6B6B6B"/>
+          <w:sz w:val="26"/>
+          <w:szCs w:val="26"/>
+        </w:rPr>
+        <w:t> в год, летние температуры достигают </w:t>
+      </w:r>
+      <w:r>
+        <w:rPr>
+          <w:rStyle w:val="a4"/>
+          <w:rFonts w:ascii="Arial" w:hAnsi="Arial" w:cs="Arial"/>
+          <w:color w:val="6B6B6B"/>
+          <w:sz w:val="26"/>
+          <w:szCs w:val="26"/>
+        </w:rPr>
+        <w:t>44,4°C (112°F</w:t>
+      </w:r>
+      <w:proofErr w:type="gramStart"/>
+      <w:r>
+        <w:rPr>
+          <w:rStyle w:val="a4"/>
+          <w:rFonts w:ascii="Arial" w:hAnsi="Arial" w:cs="Arial"/>
+          <w:color w:val="6B6B6B"/>
+          <w:sz w:val="26"/>
+          <w:szCs w:val="26"/>
+        </w:rPr>
+        <w:t>)</w:t>
+      </w:r>
+      <w:r>
+        <w:rPr>
+          <w:rFonts w:ascii="Arial" w:hAnsi="Arial" w:cs="Arial"/>
+          <w:color w:val="6B6B6B"/>
+          <w:sz w:val="26"/>
+          <w:szCs w:val="26"/>
+        </w:rPr>
+        <w:t> ,</w:t>
+      </w:r>
+      <w:proofErr w:type="gramEnd"/>
+      <w:r>
+        <w:rPr>
+          <w:rFonts w:ascii="Arial" w:hAnsi="Arial" w:cs="Arial"/>
+          <w:color w:val="6B6B6B"/>
+          <w:sz w:val="26"/>
+          <w:szCs w:val="26"/>
+        </w:rPr>
+        <w:t xml:space="preserve"> а зимние ночи опускаются до </w:t>
+      </w:r>
+      <w:r>
+        <w:rPr>
+          <w:rStyle w:val="a4"/>
+          <w:rFonts w:ascii="Arial" w:hAnsi="Arial" w:cs="Arial"/>
+          <w:color w:val="6B6B6B"/>
+          <w:sz w:val="26"/>
+          <w:szCs w:val="26"/>
+        </w:rPr>
+        <w:t>-3,5°C (26°F)</w:t>
+      </w:r>
+      <w:r>
+        <w:rPr>
+          <w:rFonts w:ascii="Arial" w:hAnsi="Arial" w:cs="Arial"/>
+          <w:color w:val="6B6B6B"/>
+          <w:sz w:val="26"/>
+          <w:szCs w:val="26"/>
+        </w:rPr>
+        <w:t> . Эти суточные </w:t>
+      </w:r>
+      <w:r>
+        <w:rPr>
+          <w:rStyle w:val="a4"/>
+          <w:rFonts w:ascii="Arial" w:hAnsi="Arial" w:cs="Arial"/>
+          <w:color w:val="6B6B6B"/>
+          <w:sz w:val="26"/>
+          <w:szCs w:val="26"/>
+        </w:rPr>
+        <w:t xml:space="preserve">колебания </w:t>
+      </w:r>
+      <w:proofErr w:type="gramStart"/>
+      <w:r>
+        <w:rPr>
+          <w:rStyle w:val="a4"/>
+          <w:rFonts w:ascii="Arial" w:hAnsi="Arial" w:cs="Arial"/>
+          <w:color w:val="6B6B6B"/>
+          <w:sz w:val="26"/>
+          <w:szCs w:val="26"/>
+        </w:rPr>
+        <w:t>температуры</w:t>
+      </w:r>
+      <w:r>
+        <w:rPr>
+          <w:rFonts w:ascii="Arial" w:hAnsi="Arial" w:cs="Arial"/>
+          <w:color w:val="6B6B6B"/>
+          <w:sz w:val="26"/>
+          <w:szCs w:val="26"/>
+        </w:rPr>
+        <w:t> ,</w:t>
+      </w:r>
+      <w:proofErr w:type="gramEnd"/>
+      <w:r>
+        <w:rPr>
+          <w:rFonts w:ascii="Arial" w:hAnsi="Arial" w:cs="Arial"/>
+          <w:color w:val="6B6B6B"/>
+          <w:sz w:val="26"/>
+          <w:szCs w:val="26"/>
+        </w:rPr>
+        <w:t xml:space="preserve"> часто составляющие от </w:t>
+      </w:r>
+      <w:r>
+        <w:rPr>
+          <w:rStyle w:val="a4"/>
+          <w:rFonts w:ascii="Arial" w:hAnsi="Arial" w:cs="Arial"/>
+          <w:color w:val="6B6B6B"/>
+          <w:sz w:val="26"/>
+          <w:szCs w:val="26"/>
+        </w:rPr>
+        <w:t>15 до 20°C</w:t>
+      </w:r>
+      <w:r>
+        <w:rPr>
+          <w:rFonts w:ascii="Arial" w:hAnsi="Arial" w:cs="Arial"/>
+          <w:color w:val="6B6B6B"/>
+          <w:sz w:val="26"/>
+          <w:szCs w:val="26"/>
+        </w:rPr>
+        <w:t> , являются ключом к успеху. Виноград </w:t>
+      </w:r>
+      <w:r>
+        <w:rPr>
+          <w:rStyle w:val="a4"/>
+          <w:rFonts w:ascii="Arial" w:hAnsi="Arial" w:cs="Arial"/>
+          <w:color w:val="6B6B6B"/>
+          <w:sz w:val="26"/>
+          <w:szCs w:val="26"/>
+        </w:rPr>
+        <w:t>созревает</w:t>
+      </w:r>
+      <w:r>
+        <w:rPr>
+          <w:rFonts w:ascii="Arial" w:hAnsi="Arial" w:cs="Arial"/>
+          <w:color w:val="6B6B6B"/>
+          <w:sz w:val="26"/>
+          <w:szCs w:val="26"/>
+        </w:rPr>
+        <w:t> в жаркие дни, а затем </w:t>
+      </w:r>
+      <w:r>
+        <w:rPr>
+          <w:rStyle w:val="a4"/>
+          <w:rFonts w:ascii="Arial" w:hAnsi="Arial" w:cs="Arial"/>
+          <w:color w:val="6B6B6B"/>
+          <w:sz w:val="26"/>
+          <w:szCs w:val="26"/>
+        </w:rPr>
+        <w:t>замирает</w:t>
+      </w:r>
+      <w:r>
+        <w:rPr>
+          <w:rFonts w:ascii="Arial" w:hAnsi="Arial" w:cs="Arial"/>
+          <w:color w:val="6B6B6B"/>
+          <w:sz w:val="26"/>
+          <w:szCs w:val="26"/>
+        </w:rPr>
+        <w:t> на ночь, сохраняя </w:t>
+      </w:r>
+      <w:r>
+        <w:rPr>
+          <w:rStyle w:val="a4"/>
+          <w:rFonts w:ascii="Arial" w:hAnsi="Arial" w:cs="Arial"/>
+          <w:color w:val="6B6B6B"/>
+          <w:sz w:val="26"/>
+          <w:szCs w:val="26"/>
+        </w:rPr>
+        <w:t>кислотность</w:t>
+      </w:r>
+      <w:r>
+        <w:rPr>
+          <w:rFonts w:ascii="Arial" w:hAnsi="Arial" w:cs="Arial"/>
+          <w:color w:val="6B6B6B"/>
+          <w:sz w:val="26"/>
+          <w:szCs w:val="26"/>
+        </w:rPr>
+        <w:t> и развивая </w:t>
+      </w:r>
+      <w:r>
+        <w:rPr>
+          <w:rStyle w:val="a4"/>
+          <w:rFonts w:ascii="Arial" w:hAnsi="Arial" w:cs="Arial"/>
+          <w:color w:val="6B6B6B"/>
+          <w:sz w:val="26"/>
+          <w:szCs w:val="26"/>
+        </w:rPr>
+        <w:t xml:space="preserve">сложные </w:t>
+      </w:r>
+      <w:proofErr w:type="gramStart"/>
+      <w:r>
+        <w:rPr>
+          <w:rStyle w:val="a4"/>
+          <w:rFonts w:ascii="Arial" w:hAnsi="Arial" w:cs="Arial"/>
+          <w:color w:val="6B6B6B"/>
+          <w:sz w:val="26"/>
+          <w:szCs w:val="26"/>
+        </w:rPr>
+        <w:t>ароматы</w:t>
+      </w:r>
+      <w:r>
+        <w:rPr>
+          <w:rFonts w:ascii="Arial" w:hAnsi="Arial" w:cs="Arial"/>
+          <w:color w:val="6B6B6B"/>
+          <w:sz w:val="26"/>
+          <w:szCs w:val="26"/>
+        </w:rPr>
+        <w:t> .</w:t>
+      </w:r>
+      <w:proofErr w:type="gramEnd"/>
+    </w:p>
+    <w:p>
+      <w:pPr>
+        <w:pStyle w:val="a5"/>
+        <w:shd w:val="clear" w:color="auto" w:fill="FFFFFF"/>
+        <w:spacing w:before="0" w:beforeAutospacing="0" w:after="150" w:afterAutospacing="0" w:line="450" w:lineRule="atLeast"/>
+        <w:rPr>
+          <w:rFonts w:ascii="Arial" w:hAnsi="Arial" w:cs="Arial"/>
+          <w:color w:val="6B6B6B"/>
+          <w:sz w:val="26"/>
+          <w:szCs w:val="26"/>
+        </w:rPr>
+      </w:pPr>
+      <w:r>
+        <w:rPr>
+          <w:rFonts w:ascii="Arial" w:hAnsi="Arial" w:cs="Arial"/>
+          <w:color w:val="6B6B6B"/>
+          <w:sz w:val="26"/>
+          <w:szCs w:val="26"/>
+        </w:rPr>
+        <w:t>Фактор </w:t>
+      </w:r>
+      <w:r>
+        <w:rPr>
+          <w:rStyle w:val="a4"/>
+          <w:rFonts w:ascii="Arial" w:hAnsi="Arial" w:cs="Arial"/>
+          <w:color w:val="6B6B6B"/>
+          <w:sz w:val="26"/>
+          <w:szCs w:val="26"/>
+        </w:rPr>
+        <w:t>высоты</w:t>
+      </w:r>
+      <w:r>
+        <w:rPr>
+          <w:rFonts w:ascii="Arial" w:hAnsi="Arial" w:cs="Arial"/>
+          <w:color w:val="6B6B6B"/>
+          <w:sz w:val="26"/>
+          <w:szCs w:val="26"/>
+        </w:rPr>
+        <w:t> невозможно переоценить. На каждые </w:t>
+      </w:r>
+      <w:r>
+        <w:rPr>
+          <w:rStyle w:val="a4"/>
+          <w:rFonts w:ascii="Arial" w:hAnsi="Arial" w:cs="Arial"/>
+          <w:color w:val="6B6B6B"/>
+          <w:sz w:val="26"/>
+          <w:szCs w:val="26"/>
+        </w:rPr>
+        <w:t>150 метров</w:t>
+      </w:r>
+      <w:r>
+        <w:rPr>
+          <w:rFonts w:ascii="Arial" w:hAnsi="Arial" w:cs="Arial"/>
+          <w:color w:val="6B6B6B"/>
+          <w:sz w:val="26"/>
+          <w:szCs w:val="26"/>
+        </w:rPr>
+        <w:t> подъема средняя </w:t>
+      </w:r>
+      <w:r>
+        <w:rPr>
+          <w:rStyle w:val="a4"/>
+          <w:rFonts w:ascii="Arial" w:hAnsi="Arial" w:cs="Arial"/>
+          <w:color w:val="6B6B6B"/>
+          <w:sz w:val="26"/>
+          <w:szCs w:val="26"/>
+        </w:rPr>
+        <w:t>температура падает на 1°</w:t>
+      </w:r>
+      <w:proofErr w:type="gramStart"/>
+      <w:r>
+        <w:rPr>
+          <w:rStyle w:val="a4"/>
+          <w:rFonts w:ascii="Arial" w:hAnsi="Arial" w:cs="Arial"/>
+          <w:color w:val="6B6B6B"/>
+          <w:sz w:val="26"/>
+          <w:szCs w:val="26"/>
+        </w:rPr>
+        <w:t>C</w:t>
+      </w:r>
+      <w:r>
+        <w:rPr>
+          <w:rFonts w:ascii="Arial" w:hAnsi="Arial" w:cs="Arial"/>
+          <w:color w:val="6B6B6B"/>
+          <w:sz w:val="26"/>
+          <w:szCs w:val="26"/>
+        </w:rPr>
+        <w:t> .</w:t>
+      </w:r>
+      <w:proofErr w:type="gramEnd"/>
+      <w:r>
+        <w:rPr>
+          <w:rFonts w:ascii="Arial" w:hAnsi="Arial" w:cs="Arial"/>
+          <w:color w:val="6B6B6B"/>
+          <w:sz w:val="26"/>
+          <w:szCs w:val="26"/>
+        </w:rPr>
+        <w:t xml:space="preserve"> Высокогорные участки подвергаются интенсивному </w:t>
+      </w:r>
+      <w:r>
+        <w:rPr>
+          <w:rStyle w:val="a4"/>
+          <w:rFonts w:ascii="Arial" w:hAnsi="Arial" w:cs="Arial"/>
+          <w:color w:val="6B6B6B"/>
+          <w:sz w:val="26"/>
+          <w:szCs w:val="26"/>
+        </w:rPr>
+        <w:t xml:space="preserve">ультрафиолетовому </w:t>
+      </w:r>
+      <w:proofErr w:type="gramStart"/>
+      <w:r>
+        <w:rPr>
+          <w:rStyle w:val="a4"/>
+          <w:rFonts w:ascii="Arial" w:hAnsi="Arial" w:cs="Arial"/>
+          <w:color w:val="6B6B6B"/>
+          <w:sz w:val="26"/>
+          <w:szCs w:val="26"/>
+        </w:rPr>
+        <w:t>излучению</w:t>
+      </w:r>
+      <w:r>
+        <w:rPr>
+          <w:rFonts w:ascii="Arial" w:hAnsi="Arial" w:cs="Arial"/>
+          <w:color w:val="6B6B6B"/>
+          <w:sz w:val="26"/>
+          <w:szCs w:val="26"/>
+        </w:rPr>
+        <w:t> ,</w:t>
+      </w:r>
+      <w:proofErr w:type="gramEnd"/>
+      <w:r>
+        <w:rPr>
+          <w:rFonts w:ascii="Arial" w:hAnsi="Arial" w:cs="Arial"/>
+          <w:color w:val="6B6B6B"/>
+          <w:sz w:val="26"/>
+          <w:szCs w:val="26"/>
+        </w:rPr>
+        <w:t xml:space="preserve"> что приводит к утолщению </w:t>
+      </w:r>
+      <w:r>
+        <w:rPr>
+          <w:rStyle w:val="a4"/>
+          <w:rFonts w:ascii="Arial" w:hAnsi="Arial" w:cs="Arial"/>
+          <w:color w:val="6B6B6B"/>
+          <w:sz w:val="26"/>
+          <w:szCs w:val="26"/>
+        </w:rPr>
+        <w:t>кожицы</w:t>
+      </w:r>
+      <w:r>
+        <w:rPr>
+          <w:rFonts w:ascii="Arial" w:hAnsi="Arial" w:cs="Arial"/>
+          <w:color w:val="6B6B6B"/>
+          <w:sz w:val="26"/>
+          <w:szCs w:val="26"/>
+        </w:rPr>
+        <w:t> винограда и обогащению ее </w:t>
+      </w:r>
+      <w:r>
+        <w:rPr>
+          <w:rStyle w:val="a4"/>
+          <w:rFonts w:ascii="Arial" w:hAnsi="Arial" w:cs="Arial"/>
+          <w:color w:val="6B6B6B"/>
+          <w:sz w:val="26"/>
+          <w:szCs w:val="26"/>
+        </w:rPr>
+        <w:t>антоцианами</w:t>
+      </w:r>
+      <w:r>
+        <w:rPr>
+          <w:rFonts w:ascii="Arial" w:hAnsi="Arial" w:cs="Arial"/>
+          <w:color w:val="6B6B6B"/>
+          <w:sz w:val="26"/>
+          <w:szCs w:val="26"/>
+        </w:rPr>
+        <w:t> и </w:t>
+      </w:r>
+      <w:r>
+        <w:rPr>
+          <w:rStyle w:val="a4"/>
+          <w:rFonts w:ascii="Arial" w:hAnsi="Arial" w:cs="Arial"/>
+          <w:color w:val="6B6B6B"/>
+          <w:sz w:val="26"/>
+          <w:szCs w:val="26"/>
+        </w:rPr>
+        <w:t>полифенолами</w:t>
+      </w:r>
+      <w:r>
+        <w:rPr>
+          <w:rFonts w:ascii="Arial" w:hAnsi="Arial" w:cs="Arial"/>
+          <w:color w:val="6B6B6B"/>
+          <w:sz w:val="26"/>
+          <w:szCs w:val="26"/>
+        </w:rPr>
+        <w:t> . Результат: вина с </w:t>
+      </w:r>
+      <w:r>
+        <w:rPr>
+          <w:rStyle w:val="a4"/>
+          <w:rFonts w:ascii="Arial" w:hAnsi="Arial" w:cs="Arial"/>
+          <w:color w:val="6B6B6B"/>
+          <w:sz w:val="26"/>
+          <w:szCs w:val="26"/>
+        </w:rPr>
+        <w:t xml:space="preserve">глубоким </w:t>
+      </w:r>
+      <w:proofErr w:type="gramStart"/>
+      <w:r>
+        <w:rPr>
+          <w:rStyle w:val="a4"/>
+          <w:rFonts w:ascii="Arial" w:hAnsi="Arial" w:cs="Arial"/>
+          <w:color w:val="6B6B6B"/>
+          <w:sz w:val="26"/>
+          <w:szCs w:val="26"/>
+        </w:rPr>
+        <w:t>цветом</w:t>
+      </w:r>
+      <w:r>
+        <w:rPr>
+          <w:rFonts w:ascii="Arial" w:hAnsi="Arial" w:cs="Arial"/>
+          <w:color w:val="6B6B6B"/>
+          <w:sz w:val="26"/>
+          <w:szCs w:val="26"/>
+        </w:rPr>
+        <w:t> ,</w:t>
+      </w:r>
+      <w:proofErr w:type="gramEnd"/>
+      <w:r>
+        <w:rPr>
+          <w:rFonts w:ascii="Arial" w:hAnsi="Arial" w:cs="Arial"/>
+          <w:color w:val="6B6B6B"/>
+          <w:sz w:val="26"/>
+          <w:szCs w:val="26"/>
+        </w:rPr>
+        <w:t> </w:t>
+      </w:r>
+      <w:r>
+        <w:rPr>
+          <w:rStyle w:val="a4"/>
+          <w:rFonts w:ascii="Arial" w:hAnsi="Arial" w:cs="Arial"/>
+          <w:color w:val="6B6B6B"/>
+          <w:sz w:val="26"/>
+          <w:szCs w:val="26"/>
+        </w:rPr>
+        <w:t>концентрированным вкусом</w:t>
+      </w:r>
+      <w:r>
+        <w:rPr>
+          <w:rFonts w:ascii="Arial" w:hAnsi="Arial" w:cs="Arial"/>
+          <w:color w:val="6B6B6B"/>
+          <w:sz w:val="26"/>
+          <w:szCs w:val="26"/>
+        </w:rPr>
+        <w:t> и </w:t>
+      </w:r>
+      <w:r>
+        <w:rPr>
+          <w:rStyle w:val="a4"/>
+          <w:rFonts w:ascii="Arial" w:hAnsi="Arial" w:cs="Arial"/>
+          <w:color w:val="6B6B6B"/>
+          <w:sz w:val="26"/>
+          <w:szCs w:val="26"/>
+        </w:rPr>
+        <w:t>плотными танинами</w:t>
+      </w:r>
+      <w:r>
+        <w:rPr>
+          <w:rFonts w:ascii="Arial" w:hAnsi="Arial" w:cs="Arial"/>
+          <w:color w:val="6B6B6B"/>
+          <w:sz w:val="26"/>
+          <w:szCs w:val="26"/>
+        </w:rPr>
+        <w:t> , несмотря на умеренное содержание алкоголя. Весной дует </w:t>
+      </w:r>
+      <w:r>
+        <w:rPr>
+          <w:rStyle w:val="a4"/>
+          <w:rFonts w:ascii="Arial" w:hAnsi="Arial" w:cs="Arial"/>
+          <w:color w:val="6B6B6B"/>
+          <w:sz w:val="26"/>
+          <w:szCs w:val="26"/>
+        </w:rPr>
+        <w:t xml:space="preserve">ветер </w:t>
+      </w:r>
+      <w:proofErr w:type="gramStart"/>
+      <w:r>
+        <w:rPr>
+          <w:rStyle w:val="a4"/>
+          <w:rFonts w:ascii="Arial" w:hAnsi="Arial" w:cs="Arial"/>
+          <w:color w:val="6B6B6B"/>
+          <w:sz w:val="26"/>
+          <w:szCs w:val="26"/>
+        </w:rPr>
+        <w:t>Зонда</w:t>
+      </w:r>
+      <w:r>
+        <w:rPr>
+          <w:rFonts w:ascii="Arial" w:hAnsi="Arial" w:cs="Arial"/>
+          <w:color w:val="6B6B6B"/>
+          <w:sz w:val="26"/>
+          <w:szCs w:val="26"/>
+        </w:rPr>
+        <w:t> ,</w:t>
+      </w:r>
+      <w:proofErr w:type="gramEnd"/>
+      <w:r>
+        <w:rPr>
+          <w:rFonts w:ascii="Arial" w:hAnsi="Arial" w:cs="Arial"/>
+          <w:color w:val="6B6B6B"/>
+          <w:sz w:val="26"/>
+          <w:szCs w:val="26"/>
+        </w:rPr>
+        <w:t xml:space="preserve"> жаркий, сухой </w:t>
+      </w:r>
+      <w:r>
+        <w:rPr>
+          <w:rStyle w:val="a4"/>
+          <w:rFonts w:ascii="Arial" w:hAnsi="Arial" w:cs="Arial"/>
+          <w:color w:val="6B6B6B"/>
+          <w:sz w:val="26"/>
+          <w:szCs w:val="26"/>
+        </w:rPr>
+        <w:t>фён</w:t>
+      </w:r>
+      <w:r>
+        <w:rPr>
+          <w:rFonts w:ascii="Arial" w:hAnsi="Arial" w:cs="Arial"/>
+          <w:color w:val="6B6B6B"/>
+          <w:sz w:val="26"/>
+          <w:szCs w:val="26"/>
+        </w:rPr>
+        <w:t> с Анд, предотвращая </w:t>
+      </w:r>
+      <w:r>
+        <w:rPr>
+          <w:rStyle w:val="a4"/>
+          <w:rFonts w:ascii="Arial" w:hAnsi="Arial" w:cs="Arial"/>
+          <w:color w:val="6B6B6B"/>
+          <w:sz w:val="26"/>
+          <w:szCs w:val="26"/>
+        </w:rPr>
+        <w:t>появление плесени</w:t>
+      </w:r>
+      <w:r>
+        <w:rPr>
+          <w:rFonts w:ascii="Arial" w:hAnsi="Arial" w:cs="Arial"/>
+          <w:color w:val="6B6B6B"/>
+          <w:sz w:val="26"/>
+          <w:szCs w:val="26"/>
+        </w:rPr>
+        <w:t> , но иногда повреждая </w:t>
+      </w:r>
+      <w:r>
+        <w:rPr>
+          <w:rStyle w:val="a4"/>
+          <w:rFonts w:ascii="Arial" w:hAnsi="Arial" w:cs="Arial"/>
+          <w:color w:val="6B6B6B"/>
+          <w:sz w:val="26"/>
+          <w:szCs w:val="26"/>
+        </w:rPr>
+        <w:t>виноградные лозы</w:t>
+      </w:r>
+      <w:r>
+        <w:rPr>
+          <w:rFonts w:ascii="Arial" w:hAnsi="Arial" w:cs="Arial"/>
+          <w:color w:val="6B6B6B"/>
+          <w:sz w:val="26"/>
+          <w:szCs w:val="26"/>
+        </w:rPr>
+        <w:t> . </w:t>
+      </w:r>
+      <w:r>
+        <w:rPr>
+          <w:rStyle w:val="a4"/>
+          <w:rFonts w:ascii="Arial" w:hAnsi="Arial" w:cs="Arial"/>
+          <w:color w:val="6B6B6B"/>
+          <w:sz w:val="26"/>
+          <w:szCs w:val="26"/>
+        </w:rPr>
+        <w:t>Военная диктатура</w:t>
+      </w:r>
+      <w:r>
+        <w:rPr>
+          <w:rFonts w:ascii="Arial" w:hAnsi="Arial" w:cs="Arial"/>
+          <w:color w:val="6B6B6B"/>
+          <w:sz w:val="26"/>
+          <w:szCs w:val="26"/>
+        </w:rPr>
+        <w:t> в Аргентине закончилась после </w:t>
+      </w:r>
+      <w:proofErr w:type="spellStart"/>
+      <w:r>
+        <w:rPr>
+          <w:rStyle w:val="a4"/>
+          <w:rFonts w:ascii="Arial" w:hAnsi="Arial" w:cs="Arial"/>
+          <w:color w:val="6B6B6B"/>
+          <w:sz w:val="26"/>
+          <w:szCs w:val="26"/>
+        </w:rPr>
+        <w:t>Фолклендской</w:t>
+      </w:r>
+      <w:proofErr w:type="spellEnd"/>
+      <w:r>
+        <w:rPr>
+          <w:rStyle w:val="a4"/>
+          <w:rFonts w:ascii="Arial" w:hAnsi="Arial" w:cs="Arial"/>
+          <w:color w:val="6B6B6B"/>
+          <w:sz w:val="26"/>
+          <w:szCs w:val="26"/>
+        </w:rPr>
+        <w:t xml:space="preserve"> войны 1982 </w:t>
+      </w:r>
+      <w:proofErr w:type="gramStart"/>
+      <w:r>
+        <w:rPr>
+          <w:rStyle w:val="a4"/>
+          <w:rFonts w:ascii="Arial" w:hAnsi="Arial" w:cs="Arial"/>
+          <w:color w:val="6B6B6B"/>
+          <w:sz w:val="26"/>
+          <w:szCs w:val="26"/>
+        </w:rPr>
+        <w:t>года</w:t>
+      </w:r>
+      <w:r>
+        <w:rPr>
+          <w:rFonts w:ascii="Arial" w:hAnsi="Arial" w:cs="Arial"/>
+          <w:color w:val="6B6B6B"/>
+          <w:sz w:val="26"/>
+          <w:szCs w:val="26"/>
+        </w:rPr>
+        <w:t> ,</w:t>
+      </w:r>
+      <w:proofErr w:type="gramEnd"/>
+      <w:r>
+        <w:rPr>
+          <w:rFonts w:ascii="Arial" w:hAnsi="Arial" w:cs="Arial"/>
+          <w:color w:val="6B6B6B"/>
+          <w:sz w:val="26"/>
+          <w:szCs w:val="26"/>
+        </w:rPr>
+        <w:t xml:space="preserve"> ознаменовав возвращение к </w:t>
+      </w:r>
+      <w:r>
+        <w:rPr>
+          <w:rStyle w:val="a4"/>
+          <w:rFonts w:ascii="Arial" w:hAnsi="Arial" w:cs="Arial"/>
+          <w:color w:val="6B6B6B"/>
+          <w:sz w:val="26"/>
+          <w:szCs w:val="26"/>
+        </w:rPr>
+        <w:t>демократическому правлению</w:t>
+      </w:r>
+      <w:r>
+        <w:rPr>
+          <w:rFonts w:ascii="Arial" w:hAnsi="Arial" w:cs="Arial"/>
+          <w:color w:val="6B6B6B"/>
+          <w:sz w:val="26"/>
+          <w:szCs w:val="26"/>
+        </w:rPr>
+        <w:t> в </w:t>
+      </w:r>
+      <w:r>
+        <w:rPr>
+          <w:rStyle w:val="a4"/>
+          <w:rFonts w:ascii="Arial" w:hAnsi="Arial" w:cs="Arial"/>
+          <w:color w:val="6B6B6B"/>
+          <w:sz w:val="26"/>
+          <w:szCs w:val="26"/>
+        </w:rPr>
+        <w:t>1983 году</w:t>
+      </w:r>
+      <w:r>
+        <w:rPr>
+          <w:rFonts w:ascii="Arial" w:hAnsi="Arial" w:cs="Arial"/>
+          <w:color w:val="6B6B6B"/>
+          <w:sz w:val="26"/>
+          <w:szCs w:val="26"/>
+        </w:rPr>
+        <w:t> , что стало поворотным моментом в современной истории страны.</w:t>
+      </w:r>
+    </w:p>
+    <w:p>
+      <w:pPr>
+        <w:pStyle w:val="3"/>
+        <w:shd w:val="clear" w:color="auto" w:fill="FFFFFF"/>
+        <w:spacing w:before="150" w:after="375" w:line="600" w:lineRule="atLeast"/>
+        <w:rPr>
+          <w:rFonts w:ascii="Arial" w:hAnsi="Arial" w:cs="Arial"/>
+          <w:color w:val="6B6B6B"/>
+          <w:sz w:val="36"/>
+          <w:szCs w:val="36"/>
+        </w:rPr>
+      </w:pPr>
+      <w:r>
+        <w:rPr>
+          <w:rFonts w:ascii="Arial" w:hAnsi="Arial" w:cs="Arial"/>
+          <w:b/>
+          <w:bCs/>
+          <w:color w:val="6B6B6B"/>
+          <w:sz w:val="36"/>
+          <w:szCs w:val="36"/>
+        </w:rPr>
+        <w:t>Земля</w:t>
+      </w:r>
+    </w:p>
+    <w:p>
+      <w:pPr>
+        <w:pStyle w:val="a5"/>
+        <w:shd w:val="clear" w:color="auto" w:fill="FFFFFF"/>
+        <w:spacing w:before="0" w:beforeAutospacing="0" w:after="150" w:afterAutospacing="0" w:line="450" w:lineRule="atLeast"/>
+        <w:rPr>
+          <w:rFonts w:ascii="Arial" w:hAnsi="Arial" w:cs="Arial"/>
+          <w:color w:val="6B6B6B"/>
+          <w:sz w:val="26"/>
+          <w:szCs w:val="26"/>
+        </w:rPr>
+      </w:pPr>
+      <w:r>
+        <w:rPr>
+          <w:rFonts w:ascii="Arial" w:hAnsi="Arial" w:cs="Arial"/>
+          <w:color w:val="6B6B6B"/>
+          <w:sz w:val="26"/>
+          <w:szCs w:val="26"/>
+        </w:rPr>
+        <w:t>Аргентина в подавляющем большинстве своем состоит </w:t>
+      </w:r>
+      <w:r>
+        <w:rPr>
+          <w:rStyle w:val="a4"/>
+          <w:rFonts w:ascii="Arial" w:hAnsi="Arial" w:cs="Arial"/>
+          <w:color w:val="6B6B6B"/>
+          <w:sz w:val="26"/>
+          <w:szCs w:val="26"/>
+        </w:rPr>
+        <w:t xml:space="preserve">из аллювиальных </w:t>
+      </w:r>
+      <w:proofErr w:type="gramStart"/>
+      <w:r>
+        <w:rPr>
+          <w:rStyle w:val="a4"/>
+          <w:rFonts w:ascii="Arial" w:hAnsi="Arial" w:cs="Arial"/>
+          <w:color w:val="6B6B6B"/>
+          <w:sz w:val="26"/>
+          <w:szCs w:val="26"/>
+        </w:rPr>
+        <w:t>отложений</w:t>
+      </w:r>
+      <w:r>
+        <w:rPr>
+          <w:rFonts w:ascii="Arial" w:hAnsi="Arial" w:cs="Arial"/>
+          <w:color w:val="6B6B6B"/>
+          <w:sz w:val="26"/>
+          <w:szCs w:val="26"/>
+        </w:rPr>
+        <w:t> :</w:t>
+      </w:r>
+      <w:proofErr w:type="gramEnd"/>
+      <w:r>
+        <w:rPr>
+          <w:rFonts w:ascii="Arial" w:hAnsi="Arial" w:cs="Arial"/>
+          <w:color w:val="6B6B6B"/>
+          <w:sz w:val="26"/>
+          <w:szCs w:val="26"/>
+        </w:rPr>
+        <w:t xml:space="preserve"> около </w:t>
+      </w:r>
+      <w:r>
+        <w:rPr>
+          <w:rStyle w:val="a4"/>
+          <w:rFonts w:ascii="Arial" w:hAnsi="Arial" w:cs="Arial"/>
+          <w:color w:val="6B6B6B"/>
+          <w:sz w:val="26"/>
+          <w:szCs w:val="26"/>
+        </w:rPr>
+        <w:t>99% почв</w:t>
+      </w:r>
+      <w:r>
+        <w:rPr>
+          <w:rFonts w:ascii="Arial" w:hAnsi="Arial" w:cs="Arial"/>
+          <w:color w:val="6B6B6B"/>
+          <w:sz w:val="26"/>
+          <w:szCs w:val="26"/>
+        </w:rPr>
+        <w:t xml:space="preserve"> , по словам известного эксперта по </w:t>
+      </w:r>
+      <w:proofErr w:type="spellStart"/>
+      <w:r>
+        <w:rPr>
+          <w:rFonts w:ascii="Arial" w:hAnsi="Arial" w:cs="Arial"/>
+          <w:color w:val="6B6B6B"/>
+          <w:sz w:val="26"/>
+          <w:szCs w:val="26"/>
+        </w:rPr>
+        <w:t>терруарам</w:t>
+      </w:r>
+      <w:proofErr w:type="spellEnd"/>
+      <w:r>
+        <w:rPr>
+          <w:rFonts w:ascii="Arial" w:hAnsi="Arial" w:cs="Arial"/>
+          <w:color w:val="6B6B6B"/>
+          <w:sz w:val="26"/>
+          <w:szCs w:val="26"/>
+        </w:rPr>
+        <w:t> </w:t>
+      </w:r>
+      <w:r>
+        <w:rPr>
+          <w:rStyle w:val="a4"/>
+          <w:rFonts w:ascii="Arial" w:hAnsi="Arial" w:cs="Arial"/>
+          <w:color w:val="6B6B6B"/>
+          <w:sz w:val="26"/>
+          <w:szCs w:val="26"/>
+        </w:rPr>
+        <w:t xml:space="preserve">Педро </w:t>
+      </w:r>
+      <w:proofErr w:type="spellStart"/>
+      <w:r>
+        <w:rPr>
+          <w:rStyle w:val="a4"/>
+          <w:rFonts w:ascii="Arial" w:hAnsi="Arial" w:cs="Arial"/>
+          <w:color w:val="6B6B6B"/>
+          <w:sz w:val="26"/>
+          <w:szCs w:val="26"/>
+        </w:rPr>
+        <w:t>Парра</w:t>
+      </w:r>
+      <w:proofErr w:type="spellEnd"/>
+      <w:r>
+        <w:rPr>
+          <w:rFonts w:ascii="Arial" w:hAnsi="Arial" w:cs="Arial"/>
+          <w:color w:val="6B6B6B"/>
+          <w:sz w:val="26"/>
+          <w:szCs w:val="26"/>
+        </w:rPr>
+        <w:t> , именно на них приходится большая часть . Эти </w:t>
+      </w:r>
+      <w:r>
+        <w:rPr>
+          <w:rStyle w:val="a4"/>
+          <w:rFonts w:ascii="Arial" w:hAnsi="Arial" w:cs="Arial"/>
+          <w:color w:val="6B6B6B"/>
+          <w:sz w:val="26"/>
+          <w:szCs w:val="26"/>
+        </w:rPr>
+        <w:t xml:space="preserve">аллювиальные </w:t>
+      </w:r>
+      <w:proofErr w:type="gramStart"/>
+      <w:r>
+        <w:rPr>
+          <w:rStyle w:val="a4"/>
+          <w:rFonts w:ascii="Arial" w:hAnsi="Arial" w:cs="Arial"/>
+          <w:color w:val="6B6B6B"/>
+          <w:sz w:val="26"/>
+          <w:szCs w:val="26"/>
+        </w:rPr>
+        <w:t>отложения</w:t>
+      </w:r>
+      <w:r>
+        <w:rPr>
+          <w:rFonts w:ascii="Arial" w:hAnsi="Arial" w:cs="Arial"/>
+          <w:color w:val="6B6B6B"/>
+          <w:sz w:val="26"/>
+          <w:szCs w:val="26"/>
+        </w:rPr>
+        <w:t> ,</w:t>
+      </w:r>
+      <w:proofErr w:type="gramEnd"/>
+      <w:r>
+        <w:rPr>
+          <w:rFonts w:ascii="Arial" w:hAnsi="Arial" w:cs="Arial"/>
+          <w:color w:val="6B6B6B"/>
+          <w:sz w:val="26"/>
+          <w:szCs w:val="26"/>
+        </w:rPr>
+        <w:t xml:space="preserve"> смытые с Анд в течение миллионов лет, состоят из </w:t>
+      </w:r>
+      <w:r>
+        <w:rPr>
+          <w:rStyle w:val="a4"/>
+          <w:rFonts w:ascii="Arial" w:hAnsi="Arial" w:cs="Arial"/>
+          <w:color w:val="6B6B6B"/>
+          <w:sz w:val="26"/>
+          <w:szCs w:val="26"/>
+        </w:rPr>
+        <w:t>песчаных верхних слоев</w:t>
+      </w:r>
+      <w:r>
+        <w:rPr>
+          <w:rFonts w:ascii="Arial" w:hAnsi="Arial" w:cs="Arial"/>
+          <w:color w:val="6B6B6B"/>
+          <w:sz w:val="26"/>
+          <w:szCs w:val="26"/>
+        </w:rPr>
+        <w:t> почвы поверх </w:t>
+      </w:r>
+      <w:r>
+        <w:rPr>
+          <w:rStyle w:val="a4"/>
+          <w:rFonts w:ascii="Arial" w:hAnsi="Arial" w:cs="Arial"/>
+          <w:color w:val="6B6B6B"/>
+          <w:sz w:val="26"/>
+          <w:szCs w:val="26"/>
+        </w:rPr>
+        <w:t>каменистых, богатых глиной подпочв</w:t>
+      </w:r>
+      <w:r>
+        <w:rPr>
+          <w:rFonts w:ascii="Arial" w:hAnsi="Arial" w:cs="Arial"/>
+          <w:color w:val="6B6B6B"/>
+          <w:sz w:val="26"/>
+          <w:szCs w:val="26"/>
+        </w:rPr>
+        <w:t> . На лучших участках встречаются </w:t>
+      </w:r>
+      <w:r>
+        <w:rPr>
+          <w:rStyle w:val="a4"/>
+          <w:rFonts w:ascii="Arial" w:hAnsi="Arial" w:cs="Arial"/>
+          <w:color w:val="6B6B6B"/>
+          <w:sz w:val="26"/>
+          <w:szCs w:val="26"/>
+        </w:rPr>
+        <w:t>монтмориллонитовая глина</w:t>
+      </w:r>
+      <w:r>
+        <w:rPr>
+          <w:rFonts w:ascii="Arial" w:hAnsi="Arial" w:cs="Arial"/>
+          <w:color w:val="6B6B6B"/>
+          <w:sz w:val="26"/>
+          <w:szCs w:val="26"/>
+        </w:rPr>
+        <w:t> и </w:t>
+      </w:r>
+      <w:r>
+        <w:rPr>
+          <w:rStyle w:val="a4"/>
+          <w:rFonts w:ascii="Arial" w:hAnsi="Arial" w:cs="Arial"/>
+          <w:color w:val="6B6B6B"/>
+          <w:sz w:val="26"/>
+          <w:szCs w:val="26"/>
+        </w:rPr>
+        <w:t>карбонат кальция</w:t>
+      </w:r>
+      <w:r>
+        <w:rPr>
+          <w:rFonts w:ascii="Arial" w:hAnsi="Arial" w:cs="Arial"/>
+          <w:color w:val="6B6B6B"/>
+          <w:sz w:val="26"/>
+          <w:szCs w:val="26"/>
+        </w:rPr>
+        <w:t> (</w:t>
+      </w:r>
+      <w:proofErr w:type="spellStart"/>
+      <w:r>
+        <w:rPr>
+          <w:rFonts w:ascii="Arial" w:hAnsi="Arial" w:cs="Arial"/>
+          <w:color w:val="6B6B6B"/>
+          <w:sz w:val="26"/>
+          <w:szCs w:val="26"/>
+        </w:rPr>
+        <w:t>известнякоподобные</w:t>
+      </w:r>
+      <w:proofErr w:type="spellEnd"/>
+      <w:r>
+        <w:rPr>
+          <w:rFonts w:ascii="Arial" w:hAnsi="Arial" w:cs="Arial"/>
+          <w:color w:val="6B6B6B"/>
+          <w:sz w:val="26"/>
+          <w:szCs w:val="26"/>
+        </w:rPr>
+        <w:t xml:space="preserve"> минералы), которые </w:t>
+      </w:r>
+      <w:r>
+        <w:rPr>
+          <w:rFonts w:ascii="Arial" w:hAnsi="Arial" w:cs="Arial"/>
+          <w:color w:val="6B6B6B"/>
+          <w:sz w:val="26"/>
+          <w:szCs w:val="26"/>
+        </w:rPr>
+        <w:lastRenderedPageBreak/>
+        <w:t>придают вину </w:t>
+      </w:r>
+      <w:proofErr w:type="spellStart"/>
+      <w:r>
+        <w:rPr>
+          <w:rStyle w:val="a4"/>
+          <w:rFonts w:ascii="Arial" w:hAnsi="Arial" w:cs="Arial"/>
+          <w:color w:val="6B6B6B"/>
+          <w:sz w:val="26"/>
+          <w:szCs w:val="26"/>
+        </w:rPr>
+        <w:t>минеральность</w:t>
+      </w:r>
+      <w:proofErr w:type="spellEnd"/>
+      <w:r>
+        <w:rPr>
+          <w:rFonts w:ascii="Arial" w:hAnsi="Arial" w:cs="Arial"/>
+          <w:color w:val="6B6B6B"/>
+          <w:sz w:val="26"/>
+          <w:szCs w:val="26"/>
+        </w:rPr>
+        <w:t> и </w:t>
+      </w:r>
+      <w:proofErr w:type="gramStart"/>
+      <w:r>
+        <w:rPr>
+          <w:rStyle w:val="a4"/>
+          <w:rFonts w:ascii="Arial" w:hAnsi="Arial" w:cs="Arial"/>
+          <w:color w:val="6B6B6B"/>
+          <w:sz w:val="26"/>
+          <w:szCs w:val="26"/>
+        </w:rPr>
+        <w:t>структуру</w:t>
+      </w:r>
+      <w:r>
+        <w:rPr>
+          <w:rFonts w:ascii="Arial" w:hAnsi="Arial" w:cs="Arial"/>
+          <w:color w:val="6B6B6B"/>
+          <w:sz w:val="26"/>
+          <w:szCs w:val="26"/>
+        </w:rPr>
+        <w:t> .</w:t>
+      </w:r>
+      <w:proofErr w:type="gramEnd"/>
+      <w:r>
+        <w:rPr>
+          <w:rFonts w:ascii="Arial" w:hAnsi="Arial" w:cs="Arial"/>
+          <w:color w:val="6B6B6B"/>
+          <w:sz w:val="26"/>
+          <w:szCs w:val="26"/>
+        </w:rPr>
+        <w:t xml:space="preserve"> В </w:t>
+      </w:r>
+      <w:proofErr w:type="spellStart"/>
+      <w:r>
+        <w:rPr>
+          <w:rStyle w:val="a4"/>
+          <w:rFonts w:ascii="Arial" w:hAnsi="Arial" w:cs="Arial"/>
+          <w:color w:val="6B6B6B"/>
+          <w:sz w:val="26"/>
+          <w:szCs w:val="26"/>
+        </w:rPr>
+        <w:t>Парахе</w:t>
+      </w:r>
+      <w:proofErr w:type="spellEnd"/>
+      <w:r>
+        <w:rPr>
+          <w:rStyle w:val="a4"/>
+          <w:rFonts w:ascii="Arial" w:hAnsi="Arial" w:cs="Arial"/>
+          <w:color w:val="6B6B6B"/>
+          <w:sz w:val="26"/>
+          <w:szCs w:val="26"/>
+        </w:rPr>
+        <w:t xml:space="preserve"> </w:t>
+      </w:r>
+      <w:proofErr w:type="spellStart"/>
+      <w:r>
+        <w:rPr>
+          <w:rStyle w:val="a4"/>
+          <w:rFonts w:ascii="Arial" w:hAnsi="Arial" w:cs="Arial"/>
+          <w:color w:val="6B6B6B"/>
+          <w:sz w:val="26"/>
+          <w:szCs w:val="26"/>
+        </w:rPr>
+        <w:t>Альтамира</w:t>
+      </w:r>
+      <w:proofErr w:type="spellEnd"/>
+      <w:r>
+        <w:rPr>
+          <w:rFonts w:ascii="Arial" w:hAnsi="Arial" w:cs="Arial"/>
+          <w:color w:val="6B6B6B"/>
+          <w:sz w:val="26"/>
+          <w:szCs w:val="26"/>
+        </w:rPr>
+        <w:t> эти </w:t>
+      </w:r>
+      <w:r>
+        <w:rPr>
+          <w:rStyle w:val="a4"/>
+          <w:rFonts w:ascii="Arial" w:hAnsi="Arial" w:cs="Arial"/>
+          <w:color w:val="6B6B6B"/>
+          <w:sz w:val="26"/>
+          <w:szCs w:val="26"/>
+        </w:rPr>
+        <w:t>богатые известняком гравийные отложения</w:t>
+      </w:r>
+      <w:r>
+        <w:rPr>
+          <w:rFonts w:ascii="Arial" w:hAnsi="Arial" w:cs="Arial"/>
+          <w:color w:val="6B6B6B"/>
+          <w:sz w:val="26"/>
+          <w:szCs w:val="26"/>
+        </w:rPr>
+        <w:t xml:space="preserve"> дают </w:t>
+      </w:r>
+      <w:proofErr w:type="spellStart"/>
+      <w:r>
+        <w:rPr>
+          <w:rFonts w:ascii="Arial" w:hAnsi="Arial" w:cs="Arial"/>
+          <w:color w:val="6B6B6B"/>
+          <w:sz w:val="26"/>
+          <w:szCs w:val="26"/>
+        </w:rPr>
+        <w:t>мальбек</w:t>
+      </w:r>
+      <w:proofErr w:type="spellEnd"/>
+      <w:r>
+        <w:rPr>
+          <w:rFonts w:ascii="Arial" w:hAnsi="Arial" w:cs="Arial"/>
+          <w:color w:val="6B6B6B"/>
+          <w:sz w:val="26"/>
+          <w:szCs w:val="26"/>
+        </w:rPr>
+        <w:t xml:space="preserve"> с </w:t>
+      </w:r>
+      <w:r>
+        <w:rPr>
+          <w:rStyle w:val="a4"/>
+          <w:rFonts w:ascii="Arial" w:hAnsi="Arial" w:cs="Arial"/>
+          <w:color w:val="6B6B6B"/>
+          <w:sz w:val="26"/>
+          <w:szCs w:val="26"/>
+        </w:rPr>
+        <w:t>меловыми танинами</w:t>
+      </w:r>
+      <w:r>
+        <w:rPr>
+          <w:rFonts w:ascii="Arial" w:hAnsi="Arial" w:cs="Arial"/>
+          <w:color w:val="6B6B6B"/>
+          <w:sz w:val="26"/>
+          <w:szCs w:val="26"/>
+        </w:rPr>
+        <w:t> и выраженной </w:t>
+      </w:r>
+      <w:proofErr w:type="spellStart"/>
+      <w:proofErr w:type="gramStart"/>
+      <w:r>
+        <w:rPr>
+          <w:rStyle w:val="a4"/>
+          <w:rFonts w:ascii="Arial" w:hAnsi="Arial" w:cs="Arial"/>
+          <w:color w:val="6B6B6B"/>
+          <w:sz w:val="26"/>
+          <w:szCs w:val="26"/>
+        </w:rPr>
+        <w:t>минеральностью</w:t>
+      </w:r>
+      <w:proofErr w:type="spellEnd"/>
+      <w:r>
+        <w:rPr>
+          <w:rFonts w:ascii="Arial" w:hAnsi="Arial" w:cs="Arial"/>
+          <w:color w:val="6B6B6B"/>
+          <w:sz w:val="26"/>
+          <w:szCs w:val="26"/>
+        </w:rPr>
+        <w:t> .</w:t>
+      </w:r>
+      <w:proofErr w:type="gramEnd"/>
+      <w:r>
+        <w:rPr>
+          <w:rFonts w:ascii="Arial" w:hAnsi="Arial" w:cs="Arial"/>
+          <w:color w:val="6B6B6B"/>
+          <w:sz w:val="26"/>
+          <w:szCs w:val="26"/>
+        </w:rPr>
+        <w:t> </w:t>
+      </w:r>
+      <w:proofErr w:type="spellStart"/>
+      <w:r>
+        <w:rPr>
+          <w:rStyle w:val="a4"/>
+          <w:rFonts w:ascii="Arial" w:hAnsi="Arial" w:cs="Arial"/>
+          <w:color w:val="6B6B6B"/>
+          <w:sz w:val="26"/>
+          <w:szCs w:val="26"/>
+        </w:rPr>
+        <w:t>Патагония</w:t>
+      </w:r>
+      <w:proofErr w:type="spellEnd"/>
+      <w:r>
+        <w:rPr>
+          <w:rFonts w:ascii="Arial" w:hAnsi="Arial" w:cs="Arial"/>
+          <w:color w:val="6B6B6B"/>
+          <w:sz w:val="26"/>
+          <w:szCs w:val="26"/>
+        </w:rPr>
+        <w:t> предлагает </w:t>
+      </w:r>
+      <w:r>
+        <w:rPr>
+          <w:rStyle w:val="a4"/>
+          <w:rFonts w:ascii="Arial" w:hAnsi="Arial" w:cs="Arial"/>
+          <w:color w:val="6B6B6B"/>
+          <w:sz w:val="26"/>
+          <w:szCs w:val="26"/>
+        </w:rPr>
+        <w:t>ледниковые морены</w:t>
+      </w:r>
+      <w:r>
+        <w:rPr>
+          <w:rFonts w:ascii="Arial" w:hAnsi="Arial" w:cs="Arial"/>
+          <w:color w:val="6B6B6B"/>
+          <w:sz w:val="26"/>
+          <w:szCs w:val="26"/>
+        </w:rPr>
+        <w:t> и аллювиальные отложения с хорошим </w:t>
+      </w:r>
+      <w:proofErr w:type="gramStart"/>
+      <w:r>
+        <w:rPr>
+          <w:rStyle w:val="a4"/>
+          <w:rFonts w:ascii="Arial" w:hAnsi="Arial" w:cs="Arial"/>
+          <w:color w:val="6B6B6B"/>
+          <w:sz w:val="26"/>
+          <w:szCs w:val="26"/>
+        </w:rPr>
+        <w:t>дренажем</w:t>
+      </w:r>
+      <w:r>
+        <w:rPr>
+          <w:rFonts w:ascii="Arial" w:hAnsi="Arial" w:cs="Arial"/>
+          <w:color w:val="6B6B6B"/>
+          <w:sz w:val="26"/>
+          <w:szCs w:val="26"/>
+        </w:rPr>
+        <w:t> .</w:t>
+      </w:r>
+      <w:proofErr w:type="gramEnd"/>
+      <w:r>
+        <w:rPr>
+          <w:rFonts w:ascii="Arial" w:hAnsi="Arial" w:cs="Arial"/>
+          <w:color w:val="6B6B6B"/>
+          <w:sz w:val="26"/>
+          <w:szCs w:val="26"/>
+        </w:rPr>
+        <w:t xml:space="preserve"> Общая черта: </w:t>
+      </w:r>
+      <w:r>
+        <w:rPr>
+          <w:rStyle w:val="a4"/>
+          <w:rFonts w:ascii="Arial" w:hAnsi="Arial" w:cs="Arial"/>
+          <w:color w:val="6B6B6B"/>
+          <w:sz w:val="26"/>
+          <w:szCs w:val="26"/>
+        </w:rPr>
+        <w:t xml:space="preserve">бедные, хорошо дренированные </w:t>
+      </w:r>
+      <w:proofErr w:type="gramStart"/>
+      <w:r>
+        <w:rPr>
+          <w:rStyle w:val="a4"/>
+          <w:rFonts w:ascii="Arial" w:hAnsi="Arial" w:cs="Arial"/>
+          <w:color w:val="6B6B6B"/>
+          <w:sz w:val="26"/>
+          <w:szCs w:val="26"/>
+        </w:rPr>
+        <w:t>почвы</w:t>
+      </w:r>
+      <w:r>
+        <w:rPr>
+          <w:rFonts w:ascii="Arial" w:hAnsi="Arial" w:cs="Arial"/>
+          <w:color w:val="6B6B6B"/>
+          <w:sz w:val="26"/>
+          <w:szCs w:val="26"/>
+        </w:rPr>
+        <w:t> ,</w:t>
+      </w:r>
+      <w:proofErr w:type="gramEnd"/>
+      <w:r>
+        <w:rPr>
+          <w:rFonts w:ascii="Arial" w:hAnsi="Arial" w:cs="Arial"/>
+          <w:color w:val="6B6B6B"/>
+          <w:sz w:val="26"/>
+          <w:szCs w:val="26"/>
+        </w:rPr>
+        <w:t xml:space="preserve"> которые оказывают на виноградные лозы достаточное давление, чтобы сконцентрировать </w:t>
+      </w:r>
+      <w:r>
+        <w:rPr>
+          <w:rStyle w:val="a4"/>
+          <w:rFonts w:ascii="Arial" w:hAnsi="Arial" w:cs="Arial"/>
+          <w:color w:val="6B6B6B"/>
+          <w:sz w:val="26"/>
+          <w:szCs w:val="26"/>
+        </w:rPr>
+        <w:t>ароматы</w:t>
+      </w:r>
+      <w:r>
+        <w:rPr>
+          <w:rFonts w:ascii="Arial" w:hAnsi="Arial" w:cs="Arial"/>
+          <w:color w:val="6B6B6B"/>
+          <w:sz w:val="26"/>
+          <w:szCs w:val="26"/>
+        </w:rPr>
+        <w:t> .</w:t>
+      </w:r>
+    </w:p>
+    <w:p>
+      <w:pPr>
+        <w:pStyle w:val="a5"/>
+        <w:shd w:val="clear" w:color="auto" w:fill="581945"/>
+        <w:spacing w:before="0" w:beforeAutospacing="0" w:after="150" w:afterAutospacing="0" w:line="450" w:lineRule="atLeast"/>
+        <w:rPr>
+          <w:rFonts w:ascii="Arial" w:hAnsi="Arial" w:cs="Arial"/>
+          <w:color w:val="FFFFFF"/>
+          <w:sz w:val="26"/>
+          <w:szCs w:val="26"/>
+        </w:rPr>
+      </w:pPr>
+    </w:p>
+    <w:p>
+      <w:pPr>
+        <w:rPr>
+          <w:rStyle w:val="a4"/>
+          <w:rFonts w:ascii="Segoe UI" w:hAnsi="Segoe UI" w:cs="Segoe UI"/>
+          <w:color w:val="FFFFFF" w:themeColor="background1"/>
+          <w:shd w:val="clear" w:color="auto" w:fill="151517"/>
+        </w:rPr>
+      </w:pPr>
+    </w:p>
     <w:p>
       <w:pPr>
         <w:rPr>
@@ -159,7 +4965,7 @@
                     </pic:cNvPicPr>
                   </pic:nvPicPr>
                   <pic:blipFill>
-                    <a:blip r:embed="rId4">
+                    <a:blip r:embed="rId6">
                       <a:extLst>
                         <a:ext uri="{28A0092B-C50C-407E-A947-70E740481C1C}">
                           <a14:useLocalDpi xmlns:a14="http://schemas.microsoft.com/office/drawing/2010/main" val="0"/>
@@ -296,15 +5102,7 @@
           <w:color w:val="F9FAFB"/>
           <w:shd w:val="clear" w:color="auto" w:fill="151517"/>
         </w:rPr>
-        <w:t>)</w:t>
-      </w:r>
-      <w:r>
-        <w:rPr>
-          <w:rFonts w:ascii="Segoe UI" w:hAnsi="Segoe UI" w:cs="Segoe UI"/>
-          <w:color w:val="F9FAFB"/>
-          <w:shd w:val="clear" w:color="auto" w:fill="151517"/>
-        </w:rPr>
-        <w:t xml:space="preserve"> –розовый сорт</w:t>
+        <w:t>) –розовый сорт</w:t>
       </w:r>
     </w:p>
     <w:p>
@@ -354,18 +5152,19 @@
           <w:color w:val="0F1115"/>
           <w:shd w:val="clear" w:color="auto" w:fill="FFFFFF"/>
         </w:rPr>
-        <w:t>Шарбоно</w:t>
-      </w:r>
-      <w:r>
+        <w:t>Шарбоно-Бонардо</w:t>
+      </w:r>
+      <w:proofErr w:type="spellEnd"/>
+    </w:p>
+    <w:p>
+      <w:pPr>
         <w:rPr>
           <w:rStyle w:val="a4"/>
           <w:rFonts w:ascii="Segoe UI" w:hAnsi="Segoe UI" w:cs="Segoe UI"/>
           <w:color w:val="0F1115"/>
           <w:shd w:val="clear" w:color="auto" w:fill="FFFFFF"/>
         </w:rPr>
-        <w:t>-Бонардо</w:t>
-      </w:r>
-      <w:proofErr w:type="spellEnd"/>
+      </w:pPr>
     </w:p>
     <w:p>
       <w:pPr>
@@ -376,15 +5175,141 @@
           <w:shd w:val="clear" w:color="auto" w:fill="FFFFFF"/>
         </w:rPr>
       </w:pPr>
-    </w:p>
-    <w:p>
-      <w:r>
+      <w:r>
+        <w:rPr>
+          <w:noProof/>
+          <w:lang w:eastAsia="ru-RU"/>
+        </w:rPr>
+        <w:lastRenderedPageBreak/>
+        <w:drawing>
+          <wp:inline distT="0" distB="0" distL="0" distR="0" wp14:anchorId="654A5C40" wp14:editId="70C1E9AD">
+            <wp:extent cx="5940425" cy="6941820"/>
+            <wp:effectExtent l="0" t="0" r="3175" b="0"/>
+            <wp:docPr id="1" name="Рисунок 1" descr="Picture background"/>
+            <wp:cNvGraphicFramePr>
+              <a:graphicFrameLocks xmlns:a="http://schemas.openxmlformats.org/drawingml/2006/main" noChangeAspect="1"/>
+            </wp:cNvGraphicFramePr>
+            <a:graphic xmlns:a="http://schemas.openxmlformats.org/drawingml/2006/main">
+              <a:graphicData uri="http://schemas.openxmlformats.org/drawingml/2006/picture">
+                <pic:pic xmlns:pic="http://schemas.openxmlformats.org/drawingml/2006/picture">
+                  <pic:nvPicPr>
+                    <pic:cNvPr id="0" name="Picture 1" descr="Picture background"/>
+                    <pic:cNvPicPr>
+                      <a:picLocks noChangeAspect="1" noChangeArrowheads="1"/>
+                    </pic:cNvPicPr>
+                  </pic:nvPicPr>
+                  <pic:blipFill>
+                    <a:blip r:embed="rId7">
+                      <a:extLst>
+                        <a:ext uri="{28A0092B-C50C-407E-A947-70E740481C1C}">
+                          <a14:useLocalDpi xmlns:a14="http://schemas.microsoft.com/office/drawing/2010/main" val="0"/>
+                        </a:ext>
+                      </a:extLst>
+                    </a:blip>
+                    <a:srcRect/>
+                    <a:stretch>
+                      <a:fillRect/>
+                    </a:stretch>
+                  </pic:blipFill>
+                  <pic:spPr bwMode="auto">
+                    <a:xfrm>
+                      <a:off x="0" y="0"/>
+                      <a:ext cx="5940425" cy="6941820"/>
+                    </a:xfrm>
+                    <a:prstGeom prst="rect">
+                      <a:avLst/>
+                    </a:prstGeom>
+                    <a:noFill/>
+                    <a:ln>
+                      <a:noFill/>
+                    </a:ln>
+                  </pic:spPr>
+                </pic:pic>
+              </a:graphicData>
+            </a:graphic>
+          </wp:inline>
+        </w:drawing>
+      </w:r>
+    </w:p>
+    <w:p>
+      <w:pPr>
         <w:rPr>
           <w:rStyle w:val="a4"/>
           <w:rFonts w:ascii="Segoe UI" w:hAnsi="Segoe UI" w:cs="Segoe UI"/>
           <w:color w:val="0F1115"/>
           <w:shd w:val="clear" w:color="auto" w:fill="FFFFFF"/>
         </w:rPr>
+      </w:pPr>
+    </w:p>
+    <w:p>
+      <w:pPr>
+        <w:rPr>
+          <w:rStyle w:val="a4"/>
+          <w:rFonts w:ascii="Segoe UI" w:hAnsi="Segoe UI" w:cs="Segoe UI"/>
+          <w:color w:val="0F1115"/>
+          <w:shd w:val="clear" w:color="auto" w:fill="FFFFFF"/>
+        </w:rPr>
+      </w:pPr>
+    </w:p>
+    <w:p>
+      <w:pPr>
+        <w:rPr>
+          <w:rStyle w:val="a4"/>
+          <w:rFonts w:ascii="Segoe UI" w:hAnsi="Segoe UI" w:cs="Segoe UI"/>
+          <w:color w:val="0F1115"/>
+          <w:shd w:val="clear" w:color="auto" w:fill="FFFFFF"/>
+        </w:rPr>
+      </w:pPr>
+    </w:p>
+    <w:p>
+      <w:pPr>
+        <w:rPr>
+          <w:rStyle w:val="a4"/>
+          <w:rFonts w:ascii="Segoe UI" w:hAnsi="Segoe UI" w:cs="Segoe UI"/>
+          <w:color w:val="0F1115"/>
+          <w:shd w:val="clear" w:color="auto" w:fill="FFFFFF"/>
+        </w:rPr>
+      </w:pPr>
+    </w:p>
+    <w:p>
+      <w:pPr>
+        <w:rPr>
+          <w:rStyle w:val="a4"/>
+          <w:rFonts w:ascii="Segoe UI" w:hAnsi="Segoe UI" w:cs="Segoe UI"/>
+          <w:color w:val="0F1115"/>
+          <w:shd w:val="clear" w:color="auto" w:fill="FFFFFF"/>
+        </w:rPr>
+      </w:pPr>
+    </w:p>
+    <w:p>
+      <w:pPr>
+        <w:rPr>
+          <w:rStyle w:val="a4"/>
+          <w:rFonts w:ascii="Segoe UI" w:hAnsi="Segoe UI" w:cs="Segoe UI"/>
+          <w:color w:val="0F1115"/>
+          <w:shd w:val="clear" w:color="auto" w:fill="FFFFFF"/>
+        </w:rPr>
+      </w:pPr>
+    </w:p>
+    <w:p>
+      <w:pPr>
+        <w:rPr>
+          <w:rStyle w:val="a4"/>
+          <w:rFonts w:ascii="Segoe UI" w:hAnsi="Segoe UI" w:cs="Segoe UI"/>
+          <w:color w:val="0F1115"/>
+          <w:shd w:val="clear" w:color="auto" w:fill="FFFFFF"/>
+        </w:rPr>
+      </w:pPr>
+    </w:p>
+    <w:p>
+      <w:r>
+        <w:rPr>
+          <w:rStyle w:val="a4"/>
+          <w:rFonts w:ascii="Segoe UI" w:hAnsi="Segoe UI" w:cs="Segoe UI"/>
+          <w:color w:val="0F1115"/>
+          <w:shd w:val="clear" w:color="auto" w:fill="FFFFFF"/>
+        </w:rPr>
+        <w:lastRenderedPageBreak/>
         <w:t>Жужуй:</w:t>
       </w:r>
       <w:r>
@@ -432,15 +5357,25 @@
           <w:color w:val="0F1115"/>
           <w:shd w:val="clear" w:color="auto" w:fill="FFFFFF"/>
         </w:rPr>
-        <w:t>Ju</w:t>
-      </w:r>
+        <w:t>Jujuy</w:t>
+      </w:r>
+      <w:proofErr w:type="spellEnd"/>
       <w:r>
         <w:rPr>
           <w:rFonts w:ascii="Segoe UI" w:hAnsi="Segoe UI" w:cs="Segoe UI"/>
           <w:color w:val="0F1115"/>
           <w:shd w:val="clear" w:color="auto" w:fill="FFFFFF"/>
         </w:rPr>
-        <w:t>juy</w:t>
+        <w:t xml:space="preserve"> IG </w:t>
+      </w:r>
+      <w:proofErr w:type="spellStart"/>
+      <w:r>
+        <w:rPr>
+          <w:rFonts w:ascii="Segoe UI" w:hAnsi="Segoe UI" w:cs="Segoe UI"/>
+          <w:color w:val="0F1115"/>
+          <w:shd w:val="clear" w:color="auto" w:fill="FFFFFF"/>
+        </w:rPr>
+        <w:t>subregions</w:t>
       </w:r>
       <w:proofErr w:type="spellEnd"/>
       <w:r>
@@ -449,7 +5384,7 @@
           <w:color w:val="0F1115"/>
           <w:shd w:val="clear" w:color="auto" w:fill="FFFFFF"/>
         </w:rPr>
-        <w:t xml:space="preserve"> IG </w:t>
+        <w:t>) —</w:t>
       </w:r>
       <w:proofErr w:type="spellStart"/>
       <w:r>
@@ -458,33 +5393,7 @@
           <w:color w:val="0F1115"/>
           <w:shd w:val="clear" w:color="auto" w:fill="FFFFFF"/>
         </w:rPr>
-        <w:t>subregions</w:t>
-      </w:r>
-      <w:proofErr w:type="spellEnd"/>
-      <w:r>
-        <w:rPr>
-          <w:rFonts w:ascii="Segoe UI" w:hAnsi="Segoe UI" w:cs="Segoe UI"/>
-          <w:color w:val="0F1115"/>
-          <w:shd w:val="clear" w:color="auto" w:fill="FFFFFF"/>
-        </w:rPr>
-        <w:t>) —</w:t>
-      </w:r>
-      <w:proofErr w:type="spellStart"/>
-      <w:r>
-        <w:rPr>
-          <w:rFonts w:ascii="Segoe UI" w:hAnsi="Segoe UI" w:cs="Segoe UI"/>
-          <w:color w:val="0F1115"/>
-          <w:shd w:val="clear" w:color="auto" w:fill="FFFFFF"/>
-        </w:rPr>
-        <w:t>Кебрададе</w:t>
-      </w:r>
-      <w:r>
-        <w:rPr>
-          <w:rFonts w:ascii="Segoe UI" w:hAnsi="Segoe UI" w:cs="Segoe UI"/>
-          <w:color w:val="0F1115"/>
-          <w:shd w:val="clear" w:color="auto" w:fill="FFFFFF"/>
-        </w:rPr>
-        <w:t>Умауака</w:t>
+        <w:t>КебрададеУмауака</w:t>
       </w:r>
       <w:proofErr w:type="spellEnd"/>
       <w:r>
@@ -518,7 +5427,7 @@
                     </pic:cNvPicPr>
                   </pic:nvPicPr>
                   <pic:blipFill>
-                    <a:blip r:embed="rId5" cstate="print">
+                    <a:blip r:embed="rId8" cstate="print">
                       <a:extLst>
                         <a:ext uri="{28A0092B-C50C-407E-A947-70E740481C1C}">
                           <a14:useLocalDpi xmlns:a14="http://schemas.microsoft.com/office/drawing/2010/main" val="0"/>
@@ -557,60 +5466,6 @@
           <w:lang w:val="en-US"/>
         </w:rPr>
       </w:pPr>
-      <w:r>
-        <w:rPr>
-          <w:noProof/>
-          <w:lang w:eastAsia="ru-RU"/>
-        </w:rPr>
-        <w:drawing>
-          <wp:inline distT="0" distB="0" distL="0" distR="0">
-            <wp:extent cx="5940425" cy="6942347"/>
-            <wp:effectExtent l="0" t="0" r="3175" b="0"/>
-            <wp:docPr id="1" name="Рисунок 1" descr="Picture background"/>
-            <wp:cNvGraphicFramePr>
-              <a:graphicFrameLocks xmlns:a="http://schemas.openxmlformats.org/drawingml/2006/main" noChangeAspect="1"/>
-            </wp:cNvGraphicFramePr>
-            <a:graphic xmlns:a="http://schemas.openxmlformats.org/drawingml/2006/main">
-              <a:graphicData uri="http://schemas.openxmlformats.org/drawingml/2006/picture">
-                <pic:pic xmlns:pic="http://schemas.openxmlformats.org/drawingml/2006/picture">
-                  <pic:nvPicPr>
-                    <pic:cNvPr id="0" name="Picture 1" descr="Picture background"/>
-                    <pic:cNvPicPr>
-                      <a:picLocks noChangeAspect="1" noChangeArrowheads="1"/>
-                    </pic:cNvPicPr>
-                  </pic:nvPicPr>
-                  <pic:blipFill>
-                    <a:blip r:embed="rId6">
-                      <a:extLst>
-                        <a:ext uri="{28A0092B-C50C-407E-A947-70E740481C1C}">
-                          <a14:useLocalDpi xmlns:a14="http://schemas.microsoft.com/office/drawing/2010/main" val="0"/>
-                        </a:ext>
-                      </a:extLst>
-                    </a:blip>
-                    <a:srcRect/>
-                    <a:stretch>
-                      <a:fillRect/>
-                    </a:stretch>
-                  </pic:blipFill>
-                  <pic:spPr bwMode="auto">
-                    <a:xfrm>
-                      <a:off x="0" y="0"/>
-                      <a:ext cx="5940425" cy="6942347"/>
-                    </a:xfrm>
-                    <a:prstGeom prst="rect">
-                      <a:avLst/>
-                    </a:prstGeom>
-                    <a:noFill/>
-                    <a:ln>
-                      <a:noFill/>
-                    </a:ln>
-                  </pic:spPr>
-                </pic:pic>
-              </a:graphicData>
-            </a:graphic>
-          </wp:inline>
-        </w:drawing>
-      </w:r>
     </w:p>
     <w:p>
       <w:pPr>
@@ -684,7 +5539,7 @@
           <w:lang w:eastAsia="ru-RU"/>
         </w:rPr>
       </w:pPr>
-      <w:hyperlink r:id="rId7" w:history="1">
+      <w:hyperlink r:id="rId9" w:history="1">
         <w:r>
           <w:rPr>
             <w:rFonts w:ascii="Segoe UI" w:eastAsia="Times New Roman" w:hAnsi="Segoe UI" w:cs="Segoe UI"/>
@@ -747,7 +5602,7 @@
                     </pic:cNvPicPr>
                   </pic:nvPicPr>
                   <pic:blipFill>
-                    <a:blip r:embed="rId8">
+                    <a:blip r:embed="rId10">
                       <a:extLst>
                         <a:ext uri="{28A0092B-C50C-407E-A947-70E740481C1C}">
                           <a14:useLocalDpi xmlns:a14="http://schemas.microsoft.com/office/drawing/2010/main" val="0"/>
@@ -801,7 +5656,7 @@
                     </pic:cNvPicPr>
                   </pic:nvPicPr>
                   <pic:blipFill>
-                    <a:blip r:embed="rId9">
+                    <a:blip r:embed="rId11">
                       <a:extLst>
                         <a:ext uri="{28A0092B-C50C-407E-A947-70E740481C1C}">
                           <a14:useLocalDpi xmlns:a14="http://schemas.microsoft.com/office/drawing/2010/main" val="0"/>
@@ -845,7 +5700,7 @@
           <w:lang w:eastAsia="ru-RU"/>
         </w:rPr>
       </w:pPr>
-      <w:hyperlink r:id="rId10" w:history="1">
+      <w:hyperlink r:id="rId12" w:history="1">
         <w:r>
           <w:rPr>
             <w:rFonts w:ascii="Segoe UI" w:eastAsia="Times New Roman" w:hAnsi="Segoe UI" w:cs="Segoe UI"/>
@@ -907,7 +5762,7 @@
                     </pic:cNvPicPr>
                   </pic:nvPicPr>
                   <pic:blipFill>
-                    <a:blip r:embed="rId11">
+                    <a:blip r:embed="rId13">
                       <a:extLst>
                         <a:ext uri="{28A0092B-C50C-407E-A947-70E740481C1C}">
                           <a14:useLocalDpi xmlns:a14="http://schemas.microsoft.com/office/drawing/2010/main" val="0"/>
@@ -951,7 +5806,7 @@
           <w:lang w:eastAsia="ru-RU"/>
         </w:rPr>
       </w:pPr>
-      <w:hyperlink r:id="rId12" w:history="1">
+      <w:hyperlink r:id="rId14" w:history="1">
         <w:proofErr w:type="spellStart"/>
         <w:r>
           <w:rPr>
@@ -1108,16 +5963,7 @@
           <w:color w:val="0F1115"/>
           <w:shd w:val="clear" w:color="auto" w:fill="FFFFFF"/>
         </w:rPr>
-        <w:t>-</w:t>
-      </w:r>
-      <w:r>
-        <w:rPr>
-          <w:rStyle w:val="a4"/>
-          <w:rFonts w:ascii="Segoe UI" w:hAnsi="Segoe UI" w:cs="Segoe UI"/>
-          <w:color w:val="0F1115"/>
-          <w:shd w:val="clear" w:color="auto" w:fill="FFFFFF"/>
-        </w:rPr>
-        <w:t>Главная винодельческая зона в Ла-</w:t>
+        <w:t>-Главная винодельческая зона в Ла-</w:t>
       </w:r>
       <w:proofErr w:type="spellStart"/>
       <w:r>
@@ -1368,6 +6214,178 @@
     </w:p>
     <w:p>
       <w:pPr>
+        <w:rPr>
+          <w:rFonts w:ascii="Segoe UI" w:hAnsi="Segoe UI" w:cs="Segoe UI"/>
+          <w:color w:val="0F1115"/>
+          <w:shd w:val="clear" w:color="auto" w:fill="FFFFFF"/>
+        </w:rPr>
+      </w:pPr>
+    </w:p>
+    <w:p>
+      <w:pPr>
+        <w:shd w:val="clear" w:color="auto" w:fill="FFFFFF"/>
+        <w:rPr>
+          <w:rFonts w:ascii="Segoe UI" w:hAnsi="Segoe UI" w:cs="Segoe UI"/>
+          <w:color w:val="0F1115"/>
+          <w:shd w:val="clear" w:color="auto" w:fill="FFFFFF"/>
+        </w:rPr>
+      </w:pPr>
+      <w:r>
+        <w:rPr>
+          <w:rFonts w:ascii="Segoe UI" w:hAnsi="Segoe UI" w:cs="Segoe UI"/>
+          <w:color w:val="0F1115"/>
+          <w:shd w:val="clear" w:color="auto" w:fill="FFFFFF"/>
+        </w:rPr>
+        <w:t>Мендоса:</w:t>
+      </w:r>
+    </w:p>
+    <w:p>
+      <w:pPr>
+        <w:shd w:val="clear" w:color="auto" w:fill="FFFFFF"/>
+        <w:rPr>
+          <w:rFonts w:ascii="Segoe UI" w:hAnsi="Segoe UI" w:cs="Segoe UI"/>
+          <w:color w:val="212121"/>
+          <w:shd w:val="clear" w:color="auto" w:fill="FFFFFF"/>
+        </w:rPr>
+      </w:pPr>
+      <w:r>
+        <w:rPr>
+          <w:rFonts w:ascii="Segoe UI" w:hAnsi="Segoe UI" w:cs="Segoe UI"/>
+          <w:color w:val="212121"/>
+          <w:shd w:val="clear" w:color="auto" w:fill="FFFFFF"/>
+        </w:rPr>
+        <w:t>Национальный фестиваль урожая (</w:t>
+      </w:r>
+      <w:proofErr w:type="spellStart"/>
+      <w:r>
+        <w:rPr>
+          <w:rFonts w:ascii="Segoe UI" w:hAnsi="Segoe UI" w:cs="Segoe UI"/>
+          <w:color w:val="212121"/>
+          <w:shd w:val="clear" w:color="auto" w:fill="FFFFFF"/>
+        </w:rPr>
+        <w:t>Fiesta</w:t>
+      </w:r>
+      <w:proofErr w:type="spellEnd"/>
+      <w:r>
+        <w:rPr>
+          <w:rFonts w:ascii="Segoe UI" w:hAnsi="Segoe UI" w:cs="Segoe UI"/>
+          <w:color w:val="212121"/>
+          <w:shd w:val="clear" w:color="auto" w:fill="FFFFFF"/>
+        </w:rPr>
+        <w:t xml:space="preserve"> </w:t>
+      </w:r>
+      <w:proofErr w:type="spellStart"/>
+      <w:r>
+        <w:rPr>
+          <w:rFonts w:ascii="Segoe UI" w:hAnsi="Segoe UI" w:cs="Segoe UI"/>
+          <w:color w:val="212121"/>
+          <w:shd w:val="clear" w:color="auto" w:fill="FFFFFF"/>
+        </w:rPr>
+        <w:t>Nacional</w:t>
+      </w:r>
+      <w:proofErr w:type="spellEnd"/>
+      <w:r>
+        <w:rPr>
+          <w:rFonts w:ascii="Segoe UI" w:hAnsi="Segoe UI" w:cs="Segoe UI"/>
+          <w:color w:val="212121"/>
+          <w:shd w:val="clear" w:color="auto" w:fill="FFFFFF"/>
+        </w:rPr>
+        <w:t xml:space="preserve"> </w:t>
+      </w:r>
+      <w:proofErr w:type="spellStart"/>
+      <w:r>
+        <w:rPr>
+          <w:rFonts w:ascii="Segoe UI" w:hAnsi="Segoe UI" w:cs="Segoe UI"/>
+          <w:color w:val="212121"/>
+          <w:shd w:val="clear" w:color="auto" w:fill="FFFFFF"/>
+        </w:rPr>
+        <w:t>de</w:t>
+      </w:r>
+      <w:proofErr w:type="spellEnd"/>
+      <w:r>
+        <w:rPr>
+          <w:rFonts w:ascii="Segoe UI" w:hAnsi="Segoe UI" w:cs="Segoe UI"/>
+          <w:color w:val="212121"/>
+          <w:shd w:val="clear" w:color="auto" w:fill="FFFFFF"/>
+        </w:rPr>
+        <w:t xml:space="preserve"> </w:t>
+      </w:r>
+      <w:proofErr w:type="spellStart"/>
+      <w:r>
+        <w:rPr>
+          <w:rFonts w:ascii="Segoe UI" w:hAnsi="Segoe UI" w:cs="Segoe UI"/>
+          <w:color w:val="212121"/>
+          <w:shd w:val="clear" w:color="auto" w:fill="FFFFFF"/>
+        </w:rPr>
+        <w:t>la</w:t>
+      </w:r>
+      <w:proofErr w:type="spellEnd"/>
+      <w:r>
+        <w:rPr>
+          <w:rFonts w:ascii="Segoe UI" w:hAnsi="Segoe UI" w:cs="Segoe UI"/>
+          <w:color w:val="212121"/>
+          <w:shd w:val="clear" w:color="auto" w:fill="FFFFFF"/>
+        </w:rPr>
+        <w:t xml:space="preserve"> </w:t>
+      </w:r>
+      <w:proofErr w:type="spellStart"/>
+      <w:r>
+        <w:rPr>
+          <w:rFonts w:ascii="Segoe UI" w:hAnsi="Segoe UI" w:cs="Segoe UI"/>
+          <w:color w:val="212121"/>
+          <w:shd w:val="clear" w:color="auto" w:fill="FFFFFF"/>
+        </w:rPr>
+        <w:t>Vendimia</w:t>
+      </w:r>
+      <w:proofErr w:type="spellEnd"/>
+      <w:r>
+        <w:rPr>
+          <w:rFonts w:ascii="Segoe UI" w:hAnsi="Segoe UI" w:cs="Segoe UI"/>
+          <w:color w:val="212121"/>
+          <w:shd w:val="clear" w:color="auto" w:fill="FFFFFF"/>
+        </w:rPr>
+        <w:t>)</w:t>
+      </w:r>
+    </w:p>
+    <w:p>
+      <w:pPr>
+        <w:shd w:val="clear" w:color="auto" w:fill="FFFFFF"/>
+        <w:rPr>
+          <w:rFonts w:ascii="Segoe UI" w:hAnsi="Segoe UI" w:cs="Segoe UI"/>
+          <w:color w:val="0F1115"/>
+          <w:shd w:val="clear" w:color="auto" w:fill="FFFFFF"/>
+        </w:rPr>
+      </w:pPr>
+      <w:r>
+        <w:rPr>
+          <w:rFonts w:ascii="Segoe UI" w:hAnsi="Segoe UI" w:cs="Segoe UI"/>
+          <w:color w:val="212121"/>
+          <w:shd w:val="clear" w:color="auto" w:fill="FFFFFF"/>
+        </w:rPr>
+        <w:t xml:space="preserve">Всемирный день </w:t>
+      </w:r>
+      <w:proofErr w:type="spellStart"/>
+      <w:r>
+        <w:rPr>
+          <w:rFonts w:ascii="Segoe UI" w:hAnsi="Segoe UI" w:cs="Segoe UI"/>
+          <w:color w:val="212121"/>
+          <w:shd w:val="clear" w:color="auto" w:fill="FFFFFF"/>
+        </w:rPr>
+        <w:t>Мальбека</w:t>
+      </w:r>
+      <w:proofErr w:type="spellEnd"/>
+      <w:r>
+        <w:rPr>
+          <w:rFonts w:ascii="Segoe UI" w:hAnsi="Segoe UI" w:cs="Segoe UI"/>
+          <w:color w:val="212121"/>
+          <w:shd w:val="clear" w:color="auto" w:fill="FFFFFF"/>
+        </w:rPr>
+        <w:t xml:space="preserve"> отмечается 17 апреля</w:t>
+      </w:r>
+    </w:p>
+    <w:p>
+      <w:pPr>
+        <w:shd w:val="clear" w:color="auto" w:fill="FFFFFF"/>
         <w:rPr>
           <w:rFonts w:ascii="Segoe UI" w:hAnsi="Segoe UI" w:cs="Segoe UI"/>
           <w:color w:val="0F1115"/>
@@ -1389,19 +6407,11 @@
       <w:r>
         <w:rPr>
           <w:rFonts w:ascii="Segoe UI" w:hAnsi="Segoe UI" w:cs="Segoe UI"/>
-          <w:color w:val="0F1115"/>
-          <w:shd w:val="clear" w:color="auto" w:fill="FFFFFF"/>
-        </w:rPr>
-        <w:t>Мендоса:</w:t>
-      </w:r>
-      <w:r>
-        <w:rPr>
-          <w:rFonts w:ascii="Segoe UI" w:hAnsi="Segoe UI" w:cs="Segoe UI"/>
           <w:color w:val="212121"/>
         </w:rPr>
         <w:t xml:space="preserve"> </w:t>
       </w:r>
-      <w:hyperlink r:id="rId13" w:history="1">
+      <w:hyperlink r:id="rId15" w:history="1">
         <w:proofErr w:type="spellStart"/>
         <w:r>
           <w:rPr>
@@ -1429,7 +6439,7 @@
           <w:lang w:eastAsia="ru-RU"/>
         </w:rPr>
       </w:pPr>
-      <w:hyperlink r:id="rId14" w:history="1">
+      <w:hyperlink r:id="rId16" w:history="1">
         <w:proofErr w:type="spellStart"/>
         <w:r>
           <w:rPr>
@@ -1457,7 +6467,7 @@
           <w:lang w:eastAsia="ru-RU"/>
         </w:rPr>
       </w:pPr>
-      <w:hyperlink r:id="rId15" w:history="1">
+      <w:hyperlink r:id="rId17" w:history="1">
         <w:proofErr w:type="spellStart"/>
         <w:r>
           <w:rPr>
@@ -1506,10 +6516,11 @@
           <w:color w:val="212121"/>
           <w:sz w:val="24"/>
           <w:szCs w:val="24"/>
+          <w:u w:val="single"/>
           <w:lang w:eastAsia="ru-RU"/>
         </w:rPr>
       </w:pPr>
-      <w:hyperlink r:id="rId16" w:history="1">
+      <w:hyperlink r:id="rId18" w:history="1">
         <w:proofErr w:type="spellStart"/>
         <w:r>
           <w:rPr>
@@ -1561,7 +6572,277 @@
           <w:lang w:eastAsia="ru-RU"/>
         </w:rPr>
       </w:pPr>
-      <w:hyperlink r:id="rId17" w:history="1">
+      <w:r>
+        <w:rPr>
+          <w:noProof/>
+          <w:lang w:eastAsia="ru-RU"/>
+        </w:rPr>
+        <w:drawing>
+          <wp:inline distT="0" distB="0" distL="0" distR="0">
+            <wp:extent cx="5940425" cy="3343951"/>
+            <wp:effectExtent l="0" t="0" r="3175" b="8890"/>
+            <wp:docPr id="11" name="Рисунок 11" descr="Винодельня в форме пирамиды | ©Catena Zapata"/>
+            <wp:cNvGraphicFramePr>
+              <a:graphicFrameLocks xmlns:a="http://schemas.openxmlformats.org/drawingml/2006/main" noChangeAspect="1"/>
+            </wp:cNvGraphicFramePr>
+            <a:graphic xmlns:a="http://schemas.openxmlformats.org/drawingml/2006/main">
+              <a:graphicData uri="http://schemas.openxmlformats.org/drawingml/2006/picture">
+                <pic:pic xmlns:pic="http://schemas.openxmlformats.org/drawingml/2006/picture">
+                  <pic:nvPicPr>
+                    <pic:cNvPr id="0" name="Picture 1" descr="Винодельня в форме пирамиды | ©Catena Zapata"/>
+                    <pic:cNvPicPr>
+                      <a:picLocks noChangeAspect="1" noChangeArrowheads="1"/>
+                    </pic:cNvPicPr>
+                  </pic:nvPicPr>
+                  <pic:blipFill>
+                    <a:blip r:embed="rId19">
+                      <a:extLst>
+                        <a:ext uri="{28A0092B-C50C-407E-A947-70E740481C1C}">
+                          <a14:useLocalDpi xmlns:a14="http://schemas.microsoft.com/office/drawing/2010/main" val="0"/>
+                        </a:ext>
+                      </a:extLst>
+                    </a:blip>
+                    <a:srcRect/>
+                    <a:stretch>
+                      <a:fillRect/>
+                    </a:stretch>
+                  </pic:blipFill>
+                  <pic:spPr bwMode="auto">
+                    <a:xfrm>
+                      <a:off x="0" y="0"/>
+                      <a:ext cx="5940425" cy="3343951"/>
+                    </a:xfrm>
+                    <a:prstGeom prst="rect">
+                      <a:avLst/>
+                    </a:prstGeom>
+                    <a:noFill/>
+                    <a:ln>
+                      <a:noFill/>
+                    </a:ln>
+                  </pic:spPr>
+                </pic:pic>
+              </a:graphicData>
+            </a:graphic>
+          </wp:inline>
+        </w:drawing>
+      </w:r>
+    </w:p>
+    <w:p>
+      <w:pPr>
+        <w:shd w:val="clear" w:color="auto" w:fill="FFFFFF"/>
+        <w:spacing w:after="0" w:line="240" w:lineRule="auto"/>
+        <w:rPr>
+          <w:rFonts w:ascii="Segoe UI" w:eastAsia="Times New Roman" w:hAnsi="Segoe UI" w:cs="Segoe UI"/>
+          <w:color w:val="212121"/>
+          <w:sz w:val="24"/>
+          <w:szCs w:val="24"/>
+          <w:lang w:eastAsia="ru-RU"/>
+        </w:rPr>
+      </w:pPr>
+      <w:r>
+        <w:rPr>
+          <w:rFonts w:ascii="Segoe UI" w:eastAsia="Times New Roman" w:hAnsi="Segoe UI" w:cs="Segoe UI"/>
+          <w:color w:val="212121"/>
+          <w:sz w:val="24"/>
+          <w:szCs w:val="24"/>
+          <w:lang w:eastAsia="ru-RU"/>
+        </w:rPr>
+        <w:lastRenderedPageBreak/>
+        <w:drawing>
+          <wp:inline distT="0" distB="0" distL="0" distR="0" wp14:anchorId="0B59B652" wp14:editId="76188393">
+            <wp:extent cx="5940425" cy="3891915"/>
+            <wp:effectExtent l="0" t="0" r="3175" b="0"/>
+            <wp:docPr id="12" name="Рисунок 12"/>
+            <wp:cNvGraphicFramePr>
+              <a:graphicFrameLocks xmlns:a="http://schemas.openxmlformats.org/drawingml/2006/main" noChangeAspect="1"/>
+            </wp:cNvGraphicFramePr>
+            <a:graphic xmlns:a="http://schemas.openxmlformats.org/drawingml/2006/main">
+              <a:graphicData uri="http://schemas.openxmlformats.org/drawingml/2006/picture">
+                <pic:pic xmlns:pic="http://schemas.openxmlformats.org/drawingml/2006/picture">
+                  <pic:nvPicPr>
+                    <pic:cNvPr id="1" name=""/>
+                    <pic:cNvPicPr/>
+                  </pic:nvPicPr>
+                  <pic:blipFill>
+                    <a:blip r:embed="rId20"/>
+                    <a:stretch>
+                      <a:fillRect/>
+                    </a:stretch>
+                  </pic:blipFill>
+                  <pic:spPr>
+                    <a:xfrm>
+                      <a:off x="0" y="0"/>
+                      <a:ext cx="5940425" cy="3891915"/>
+                    </a:xfrm>
+                    <a:prstGeom prst="rect">
+                      <a:avLst/>
+                    </a:prstGeom>
+                  </pic:spPr>
+                </pic:pic>
+              </a:graphicData>
+            </a:graphic>
+          </wp:inline>
+        </w:drawing>
+      </w:r>
+    </w:p>
+    <w:p>
+      <w:pPr>
+        <w:shd w:val="clear" w:color="auto" w:fill="FFFFFF"/>
+        <w:spacing w:after="0" w:line="240" w:lineRule="auto"/>
+        <w:rPr>
+          <w:rFonts w:ascii="Segoe UI" w:eastAsia="Times New Roman" w:hAnsi="Segoe UI" w:cs="Segoe UI"/>
+          <w:color w:val="212121"/>
+          <w:sz w:val="24"/>
+          <w:szCs w:val="24"/>
+          <w:lang w:eastAsia="ru-RU"/>
+        </w:rPr>
+      </w:pPr>
+      <w:r>
+        <w:rPr>
+          <w:rFonts w:ascii="Segoe UI" w:eastAsia="Times New Roman" w:hAnsi="Segoe UI" w:cs="Segoe UI"/>
+          <w:color w:val="212121"/>
+          <w:sz w:val="24"/>
+          <w:szCs w:val="24"/>
+          <w:lang w:eastAsia="ru-RU"/>
+        </w:rPr>
+        <w:t xml:space="preserve">Николя и Лаура </w:t>
+      </w:r>
+      <w:proofErr w:type="spellStart"/>
+      <w:r>
+        <w:rPr>
+          <w:rFonts w:ascii="Segoe UI" w:eastAsia="Times New Roman" w:hAnsi="Segoe UI" w:cs="Segoe UI"/>
+          <w:color w:val="212121"/>
+          <w:sz w:val="24"/>
+          <w:szCs w:val="24"/>
+          <w:lang w:eastAsia="ru-RU"/>
+        </w:rPr>
+        <w:t>Запатта</w:t>
+      </w:r>
+      <w:proofErr w:type="spellEnd"/>
+    </w:p>
+    <w:p>
+      <w:pPr>
+        <w:rPr>
+          <w:rStyle w:val="a4"/>
+          <w:rFonts w:ascii="Segoe UI" w:hAnsi="Segoe UI" w:cs="Segoe UI"/>
+          <w:color w:val="0F1115"/>
+          <w:shd w:val="clear" w:color="auto" w:fill="FFFFFF"/>
+        </w:rPr>
+      </w:pPr>
+      <w:r>
+        <w:rPr>
+          <w:noProof/>
+          <w:lang w:eastAsia="ru-RU"/>
+        </w:rPr>
+        <w:drawing>
+          <wp:inline distT="0" distB="0" distL="0" distR="0" wp14:anchorId="7CF715EC" wp14:editId="2E10F6B2">
+            <wp:extent cx="1203960" cy="4407890"/>
+            <wp:effectExtent l="0" t="0" r="0" b="0"/>
+            <wp:docPr id="13" name="Рисунок 13" descr="Picture background"/>
+            <wp:cNvGraphicFramePr>
+              <a:graphicFrameLocks xmlns:a="http://schemas.openxmlformats.org/drawingml/2006/main" noChangeAspect="1"/>
+            </wp:cNvGraphicFramePr>
+            <a:graphic xmlns:a="http://schemas.openxmlformats.org/drawingml/2006/main">
+              <a:graphicData uri="http://schemas.openxmlformats.org/drawingml/2006/picture">
+                <pic:pic xmlns:pic="http://schemas.openxmlformats.org/drawingml/2006/picture">
+                  <pic:nvPicPr>
+                    <pic:cNvPr id="0" name="Picture 25" descr="Picture background"/>
+                    <pic:cNvPicPr>
+                      <a:picLocks noChangeAspect="1" noChangeArrowheads="1"/>
+                    </pic:cNvPicPr>
+                  </pic:nvPicPr>
+                  <pic:blipFill>
+                    <a:blip r:embed="rId21" cstate="print">
+                      <a:extLst>
+                        <a:ext uri="{28A0092B-C50C-407E-A947-70E740481C1C}">
+                          <a14:useLocalDpi xmlns:a14="http://schemas.microsoft.com/office/drawing/2010/main" val="0"/>
+                        </a:ext>
+                      </a:extLst>
+                    </a:blip>
+                    <a:srcRect/>
+                    <a:stretch>
+                      <a:fillRect/>
+                    </a:stretch>
+                  </pic:blipFill>
+                  <pic:spPr bwMode="auto">
+                    <a:xfrm>
+                      <a:off x="0" y="0"/>
+                      <a:ext cx="1221469" cy="4471992"/>
+                    </a:xfrm>
+                    <a:prstGeom prst="rect">
+                      <a:avLst/>
+                    </a:prstGeom>
+                    <a:noFill/>
+                    <a:ln>
+                      <a:noFill/>
+                    </a:ln>
+                  </pic:spPr>
+                </pic:pic>
+              </a:graphicData>
+            </a:graphic>
+          </wp:inline>
+        </w:drawing>
+      </w:r>
+      <w:r>
+        <w:rPr>
+          <w:rStyle w:val="a3"/>
+          <w:rFonts w:ascii="Segoe UI" w:hAnsi="Segoe UI" w:cs="Segoe UI"/>
+          <w:color w:val="0F1115"/>
+          <w:shd w:val="clear" w:color="auto" w:fill="FFFFFF"/>
+        </w:rPr>
+        <w:t xml:space="preserve"> </w:t>
+      </w:r>
+      <w:r>
+        <w:rPr>
+          <w:rStyle w:val="a4"/>
+          <w:rFonts w:ascii="Segoe UI" w:hAnsi="Segoe UI" w:cs="Segoe UI"/>
+          <w:color w:val="0F1115"/>
+          <w:shd w:val="clear" w:color="auto" w:fill="FFFFFF"/>
+        </w:rPr>
+        <w:t>Шевалье Блан и LVMH</w:t>
+      </w:r>
+    </w:p>
+    <w:p>
+      <w:pPr>
+        <w:shd w:val="clear" w:color="auto" w:fill="FFFFFF"/>
+        <w:spacing w:after="0" w:line="240" w:lineRule="auto"/>
+        <w:rPr>
+          <w:rFonts w:ascii="Segoe UI" w:eastAsia="Times New Roman" w:hAnsi="Segoe UI" w:cs="Segoe UI"/>
+          <w:color w:val="212121"/>
+          <w:sz w:val="24"/>
+          <w:szCs w:val="24"/>
+          <w:lang w:eastAsia="ru-RU"/>
+        </w:rPr>
+      </w:pPr>
+      <w:bookmarkStart w:id="0" w:name="_GoBack"/>
+      <w:bookmarkEnd w:id="0"/>
+    </w:p>
+    <w:p>
+      <w:pPr>
+        <w:shd w:val="clear" w:color="auto" w:fill="FFFFFF"/>
+        <w:spacing w:after="0" w:line="240" w:lineRule="auto"/>
+        <w:rPr>
+          <w:rFonts w:ascii="Segoe UI" w:eastAsia="Times New Roman" w:hAnsi="Segoe UI" w:cs="Segoe UI"/>
+          <w:color w:val="212121"/>
+          <w:sz w:val="24"/>
+          <w:szCs w:val="24"/>
+          <w:lang w:eastAsia="ru-RU"/>
+        </w:rPr>
+      </w:pPr>
+    </w:p>
+    <w:p>
+      <w:pPr>
+        <w:shd w:val="clear" w:color="auto" w:fill="FFFFFF"/>
+        <w:spacing w:after="0" w:line="240" w:lineRule="auto"/>
+        <w:rPr>
+          <w:rFonts w:ascii="Segoe UI" w:eastAsia="Times New Roman" w:hAnsi="Segoe UI" w:cs="Segoe UI"/>
+          <w:color w:val="212121"/>
+          <w:sz w:val="24"/>
+          <w:szCs w:val="24"/>
+          <w:lang w:eastAsia="ru-RU"/>
+        </w:rPr>
+      </w:pPr>
+      <w:hyperlink r:id="rId22" w:history="1">
         <w:proofErr w:type="spellStart"/>
         <w:r>
           <w:rPr>
@@ -1589,7 +6870,7 @@
           <w:lang w:eastAsia="ru-RU"/>
         </w:rPr>
       </w:pPr>
-      <w:hyperlink r:id="rId18" w:history="1">
+      <w:hyperlink r:id="rId23" w:history="1">
         <w:proofErr w:type="spellStart"/>
         <w:r>
           <w:rPr>
@@ -1617,7 +6898,7 @@
           <w:lang w:eastAsia="ru-RU"/>
         </w:rPr>
       </w:pPr>
-      <w:hyperlink r:id="rId19" w:history="1">
+      <w:hyperlink r:id="rId24" w:history="1">
         <w:proofErr w:type="spellStart"/>
         <w:r>
           <w:rPr>
@@ -1645,7 +6926,7 @@
           <w:lang w:eastAsia="ru-RU"/>
         </w:rPr>
       </w:pPr>
-      <w:hyperlink r:id="rId20" w:history="1">
+      <w:hyperlink r:id="rId25" w:history="1">
         <w:r>
           <w:rPr>
             <w:rFonts w:ascii="Segoe UI" w:eastAsia="Times New Roman" w:hAnsi="Segoe UI" w:cs="Segoe UI"/>
@@ -1671,7 +6952,7 @@
           <w:lang w:eastAsia="ru-RU"/>
         </w:rPr>
       </w:pPr>
-      <w:hyperlink r:id="rId21" w:history="1">
+      <w:hyperlink r:id="rId26" w:history="1">
         <w:r>
           <w:rPr>
             <w:rFonts w:ascii="Segoe UI" w:eastAsia="Times New Roman" w:hAnsi="Segoe UI" w:cs="Segoe UI"/>
@@ -1697,7 +6978,7 @@
           <w:lang w:eastAsia="ru-RU"/>
         </w:rPr>
       </w:pPr>
-      <w:hyperlink r:id="rId22" w:history="1">
+      <w:hyperlink r:id="rId27" w:history="1">
         <w:r>
           <w:rPr>
             <w:rFonts w:ascii="Segoe UI" w:eastAsia="Times New Roman" w:hAnsi="Segoe UI" w:cs="Segoe UI"/>
@@ -1736,7 +7017,7 @@
           <w:lang w:eastAsia="ru-RU"/>
         </w:rPr>
       </w:pPr>
-      <w:hyperlink r:id="rId23" w:history="1">
+      <w:hyperlink r:id="rId28" w:history="1">
         <w:proofErr w:type="spellStart"/>
         <w:r>
           <w:rPr>
@@ -1764,7 +7045,7 @@
           <w:lang w:eastAsia="ru-RU"/>
         </w:rPr>
       </w:pPr>
-      <w:hyperlink r:id="rId24" w:history="1">
+      <w:hyperlink r:id="rId29" w:history="1">
         <w:proofErr w:type="spellStart"/>
         <w:r>
           <w:rPr>
@@ -1908,7 +7189,7 @@
                     </pic:cNvPicPr>
                   </pic:nvPicPr>
                   <pic:blipFill>
-                    <a:blip r:embed="rId25">
+                    <a:blip r:embed="rId30">
                       <a:extLst>
                         <a:ext uri="{28A0092B-C50C-407E-A947-70E740481C1C}">
                           <a14:useLocalDpi xmlns:a14="http://schemas.microsoft.com/office/drawing/2010/main" val="0"/>
@@ -2030,7 +7311,7 @@
                     </pic:cNvPicPr>
                   </pic:nvPicPr>
                   <pic:blipFill>
-                    <a:blip r:embed="rId26">
+                    <a:blip r:embed="rId31">
                       <a:extLst>
                         <a:ext uri="{28A0092B-C50C-407E-A947-70E740481C1C}">
                           <a14:useLocalDpi xmlns:a14="http://schemas.microsoft.com/office/drawing/2010/main" val="0"/>
@@ -2180,7 +7461,7 @@
                     </pic:cNvPicPr>
                   </pic:nvPicPr>
                   <pic:blipFill>
-                    <a:blip r:embed="rId27">
+                    <a:blip r:embed="rId32">
                       <a:extLst>
                         <a:ext uri="{28A0092B-C50C-407E-A947-70E740481C1C}">
                           <a14:useLocalDpi xmlns:a14="http://schemas.microsoft.com/office/drawing/2010/main" val="0"/>
@@ -2237,7 +7518,7 @@
                     </pic:cNvPicPr>
                   </pic:nvPicPr>
                   <pic:blipFill>
-                    <a:blip r:embed="rId28">
+                    <a:blip r:embed="rId33">
                       <a:extLst>
                         <a:ext uri="{28A0092B-C50C-407E-A947-70E740481C1C}">
                           <a14:useLocalDpi xmlns:a14="http://schemas.microsoft.com/office/drawing/2010/main" val="0"/>
@@ -2278,89 +7559,6 @@
     <w:p>
       <w:pPr>
         <w:rPr>
-          <w:rStyle w:val="a4"/>
-          <w:rFonts w:ascii="Segoe UI" w:hAnsi="Segoe UI" w:cs="Segoe UI"/>
-          <w:color w:val="0F1115"/>
-          <w:shd w:val="clear" w:color="auto" w:fill="FFFFFF"/>
-        </w:rPr>
-      </w:pPr>
-      <w:r>
-        <w:rPr>
-          <w:noProof/>
-          <w:lang w:eastAsia="ru-RU"/>
-        </w:rPr>
-        <w:lastRenderedPageBreak/>
-        <w:drawing>
-          <wp:inline distT="0" distB="0" distL="0" distR="0">
-            <wp:extent cx="1203960" cy="4407890"/>
-            <wp:effectExtent l="0" t="0" r="0" b="0"/>
-            <wp:docPr id="13" name="Рисунок 13" descr="Picture background"/>
-            <wp:cNvGraphicFramePr>
-              <a:graphicFrameLocks xmlns:a="http://schemas.openxmlformats.org/drawingml/2006/main" noChangeAspect="1"/>
-            </wp:cNvGraphicFramePr>
-            <a:graphic xmlns:a="http://schemas.openxmlformats.org/drawingml/2006/main">
-              <a:graphicData uri="http://schemas.openxmlformats.org/drawingml/2006/picture">
-                <pic:pic xmlns:pic="http://schemas.openxmlformats.org/drawingml/2006/picture">
-                  <pic:nvPicPr>
-                    <pic:cNvPr id="0" name="Picture 25" descr="Picture background"/>
-                    <pic:cNvPicPr>
-                      <a:picLocks noChangeAspect="1" noChangeArrowheads="1"/>
-                    </pic:cNvPicPr>
-                  </pic:nvPicPr>
-                  <pic:blipFill>
-                    <a:blip r:embed="rId29" cstate="print">
-                      <a:extLst>
-                        <a:ext uri="{28A0092B-C50C-407E-A947-70E740481C1C}">
-                          <a14:useLocalDpi xmlns:a14="http://schemas.microsoft.com/office/drawing/2010/main" val="0"/>
-                        </a:ext>
-                      </a:extLst>
-                    </a:blip>
-                    <a:srcRect/>
-                    <a:stretch>
-                      <a:fillRect/>
-                    </a:stretch>
-                  </pic:blipFill>
-                  <pic:spPr bwMode="auto">
-                    <a:xfrm>
-                      <a:off x="0" y="0"/>
-                      <a:ext cx="1221469" cy="4471992"/>
-                    </a:xfrm>
-                    <a:prstGeom prst="rect">
-                      <a:avLst/>
-                    </a:prstGeom>
-                    <a:noFill/>
-                    <a:ln>
-                      <a:noFill/>
-                    </a:ln>
-                  </pic:spPr>
-                </pic:pic>
-              </a:graphicData>
-            </a:graphic>
-          </wp:inline>
-        </w:drawing>
-      </w:r>
-      <w:r>
-        <w:rPr>
-          <w:rStyle w:val="a3"/>
-          <w:rFonts w:ascii="Segoe UI" w:hAnsi="Segoe UI" w:cs="Segoe UI"/>
-          <w:color w:val="0F1115"/>
-          <w:shd w:val="clear" w:color="auto" w:fill="FFFFFF"/>
-        </w:rPr>
-        <w:t xml:space="preserve"> </w:t>
-      </w:r>
-      <w:r>
-        <w:rPr>
-          <w:rStyle w:val="a4"/>
-          <w:rFonts w:ascii="Segoe UI" w:hAnsi="Segoe UI" w:cs="Segoe UI"/>
-          <w:color w:val="0F1115"/>
-          <w:shd w:val="clear" w:color="auto" w:fill="FFFFFF"/>
-        </w:rPr>
-        <w:t>Шевалье Блан и LVMH</w:t>
-      </w:r>
-    </w:p>
-    <w:p>
-      <w:pPr>
-        <w:rPr>
           <w:rFonts w:ascii="Segoe UI" w:hAnsi="Segoe UI" w:cs="Segoe UI"/>
           <w:color w:val="0F1115"/>
           <w:shd w:val="clear" w:color="auto" w:fill="FFFFFF"/>
@@ -2390,7 +7588,7 @@
                     </pic:cNvPicPr>
                   </pic:nvPicPr>
                   <pic:blipFill>
-                    <a:blip r:embed="rId30">
+                    <a:blip r:embed="rId34">
                       <a:extLst>
                         <a:ext uri="{28A0092B-C50C-407E-A947-70E740481C1C}">
                           <a14:useLocalDpi xmlns:a14="http://schemas.microsoft.com/office/drawing/2010/main" val="0"/>
@@ -2481,7 +7679,7 @@
                     </pic:cNvPicPr>
                   </pic:nvPicPr>
                   <pic:blipFill>
-                    <a:blip r:embed="rId31">
+                    <a:blip r:embed="rId35">
                       <a:extLst>
                         <a:ext uri="{28A0092B-C50C-407E-A947-70E740481C1C}">
                           <a14:useLocalDpi xmlns:a14="http://schemas.microsoft.com/office/drawing/2010/main" val="0"/>
@@ -2521,8 +7719,6 @@
         </w:rPr>
         <w:t>Из неукен</w:t>
       </w:r>
-      <w:bookmarkStart w:id="0" w:name="_GoBack"/>
-      <w:bookmarkEnd w:id="0"/>
     </w:p>
     <w:p/>
     <w:sectPr>
@@ -2929,6 +8125,49 @@
     <w:name w:val="Normal"/>
     <w:qFormat/>
   </w:style>
+  <w:style w:type="paragraph" w:styleId="2">
+    <w:name w:val="heading 2"/>
+    <w:basedOn w:val="a"/>
+    <w:link w:val="20"/>
+    <w:uiPriority w:val="9"/>
+    <w:qFormat/>
+    <w:rsid w:val="00656742"/>
+    <w:pPr>
+      <w:spacing w:before="100" w:beforeAutospacing="1" w:after="100" w:afterAutospacing="1" w:line="240" w:lineRule="auto"/>
+      <w:outlineLvl w:val="1"/>
+    </w:pPr>
+    <w:rPr>
+      <w:rFonts w:ascii="Times New Roman" w:eastAsia="Times New Roman" w:hAnsi="Times New Roman" w:cs="Times New Roman"/>
+      <w:b/>
+      <w:bCs/>
+      <w:sz w:val="36"/>
+      <w:szCs w:val="36"/>
+      <w:lang w:eastAsia="ru-RU"/>
+    </w:rPr>
+  </w:style>
+  <w:style w:type="paragraph" w:styleId="3">
+    <w:name w:val="heading 3"/>
+    <w:basedOn w:val="a"/>
+    <w:next w:val="a"/>
+    <w:link w:val="30"/>
+    <w:uiPriority w:val="9"/>
+    <w:semiHidden/>
+    <w:unhideWhenUsed/>
+    <w:qFormat/>
+    <w:rsid w:val="00656742"/>
+    <w:pPr>
+      <w:keepNext/>
+      <w:keepLines/>
+      <w:spacing w:before="40" w:after="0"/>
+      <w:outlineLvl w:val="2"/>
+    </w:pPr>
+    <w:rPr>
+      <w:rFonts w:asciiTheme="majorHAnsi" w:eastAsiaTheme="majorEastAsia" w:hAnsiTheme="majorHAnsi" w:cstheme="majorBidi"/>
+      <w:color w:val="1F4D78" w:themeColor="accent1" w:themeShade="7F"/>
+      <w:sz w:val="24"/>
+      <w:szCs w:val="24"/>
+    </w:rPr>
+  </w:style>
   <w:style w:type="character" w:default="1" w:styleId="a0">
     <w:name w:val="Default Paragraph Font"/>
     <w:uiPriority w:val="1"/>
@@ -2960,7 +8199,6 @@
     <w:name w:val="Hyperlink"/>
     <w:basedOn w:val="a0"/>
     <w:uiPriority w:val="99"/>
-    <w:semiHidden/>
     <w:unhideWhenUsed/>
     <w:rsid w:val="005660AE"/>
     <w:rPr>
@@ -2977,6 +8215,63 @@
     <w:rPr>
       <w:b/>
       <w:bCs/>
+    </w:rPr>
+  </w:style>
+  <w:style w:type="character" w:customStyle="1" w:styleId="20">
+    <w:name w:val="Заголовок 2 Знак"/>
+    <w:basedOn w:val="a0"/>
+    <w:link w:val="2"/>
+    <w:uiPriority w:val="9"/>
+    <w:rsid w:val="00656742"/>
+    <w:rPr>
+      <w:rFonts w:ascii="Times New Roman" w:eastAsia="Times New Roman" w:hAnsi="Times New Roman" w:cs="Times New Roman"/>
+      <w:b/>
+      <w:bCs/>
+      <w:sz w:val="36"/>
+      <w:szCs w:val="36"/>
+      <w:lang w:eastAsia="ru-RU"/>
+    </w:rPr>
+  </w:style>
+  <w:style w:type="paragraph" w:styleId="a5">
+    <w:name w:val="Normal (Web)"/>
+    <w:basedOn w:val="a"/>
+    <w:uiPriority w:val="99"/>
+    <w:semiHidden/>
+    <w:unhideWhenUsed/>
+    <w:rsid w:val="00656742"/>
+    <w:pPr>
+      <w:spacing w:before="100" w:beforeAutospacing="1" w:after="100" w:afterAutospacing="1" w:line="240" w:lineRule="auto"/>
+    </w:pPr>
+    <w:rPr>
+      <w:rFonts w:ascii="Times New Roman" w:eastAsia="Times New Roman" w:hAnsi="Times New Roman" w:cs="Times New Roman"/>
+      <w:sz w:val="24"/>
+      <w:szCs w:val="24"/>
+      <w:lang w:eastAsia="ru-RU"/>
+    </w:rPr>
+  </w:style>
+  <w:style w:type="character" w:styleId="a6">
+    <w:name w:val="Emphasis"/>
+    <w:basedOn w:val="a0"/>
+    <w:uiPriority w:val="20"/>
+    <w:qFormat/>
+    <w:rsid w:val="00656742"/>
+    <w:rPr>
+      <w:i/>
+      <w:iCs/>
+    </w:rPr>
+  </w:style>
+  <w:style w:type="character" w:customStyle="1" w:styleId="30">
+    <w:name w:val="Заголовок 3 Знак"/>
+    <w:basedOn w:val="a0"/>
+    <w:link w:val="3"/>
+    <w:uiPriority w:val="9"/>
+    <w:semiHidden/>
+    <w:rsid w:val="00656742"/>
+    <w:rPr>
+      <w:rFonts w:asciiTheme="majorHAnsi" w:eastAsiaTheme="majorEastAsia" w:hAnsiTheme="majorHAnsi" w:cstheme="majorBidi"/>
+      <w:color w:val="1F4D78" w:themeColor="accent1" w:themeShade="7F"/>
+      <w:sz w:val="24"/>
+      <w:szCs w:val="24"/>
     </w:rPr>
   </w:style>
 </w:styles>
